--- a/doc/research/记录表单2：技术交底书-经验学习系统.docx
+++ b/doc/research/记录表单2：技术交底书-经验学习系统.docx
@@ -1,6 +1,6 @@
 
 <file path=word/document.xml><?xml version="1.0" encoding="utf-8"?>
-<w:document xmlns:wpc="http://schemas.microsoft.com/office/word/2010/wordprocessingCanvas" xmlns:cx="http://schemas.microsoft.com/office/drawing/2014/chartex" xmlns:mc="http://schemas.openxmlformats.org/markup-compatibility/2006" xmlns:o="urn:schemas-microsoft-com:office:office" xmlns:r="http://schemas.openxmlformats.org/officeDocument/2006/relationships" xmlns:m="http://schemas.openxmlformats.org/officeDocument/2006/math" xmlns:v="urn:schemas-microsoft-com:vml" xmlns:wp14="http://schemas.microsoft.com/office/word/2010/wordprocessingDrawing" xmlns:wp="http://schemas.openxmlformats.org/drawingml/2006/wordprocessingDrawing" xmlns:w10="urn:schemas-microsoft-com:office:word" xmlns:w="http://schemas.openxmlformats.org/wordprocessingml/2006/main" xmlns:w14="http://schemas.microsoft.com/office/word/2010/wordml" xmlns:w15="http://schemas.microsoft.com/office/word/2012/wordml" xmlns:w16se="http://schemas.microsoft.com/office/word/2015/wordml/symex" xmlns:wpg="http://schemas.microsoft.com/office/word/2010/wordprocessingGroup" xmlns:wpi="http://schemas.microsoft.com/office/word/2010/wordprocessingInk" xmlns:wne="http://schemas.microsoft.com/office/word/2006/wordml" xmlns:wps="http://schemas.microsoft.com/office/word/2010/wordprocessingShape" mc:Ignorable="w14 w15 w16se wp14">
+<w:document xmlns:wpc="http://schemas.microsoft.com/office/word/2010/wordprocessingCanvas" xmlns:cx="http://schemas.microsoft.com/office/drawing/2014/chartex" xmlns:cx1="http://schemas.microsoft.com/office/drawing/2015/9/8/chartex" xmlns:cx2="http://schemas.microsoft.com/office/drawing/2015/10/21/chartex" xmlns:cx3="http://schemas.microsoft.com/office/drawing/2016/5/9/chartex" xmlns:cx4="http://schemas.microsoft.com/office/drawing/2016/5/10/chartex" xmlns:cx5="http://schemas.microsoft.com/office/drawing/2016/5/11/chartex" xmlns:cx6="http://schemas.microsoft.com/office/drawing/2016/5/12/chartex" xmlns:cx7="http://schemas.microsoft.com/office/drawing/2016/5/13/chartex" xmlns:cx8="http://schemas.microsoft.com/office/drawing/2016/5/14/chartex" xmlns:mc="http://schemas.openxmlformats.org/markup-compatibility/2006" xmlns:o="urn:schemas-microsoft-com:office:office" xmlns:r="http://schemas.openxmlformats.org/officeDocument/2006/relationships" xmlns:m="http://schemas.openxmlformats.org/officeDocument/2006/math" xmlns:v="urn:schemas-microsoft-com:vml" xmlns:wp14="http://schemas.microsoft.com/office/word/2010/wordprocessingDrawing" xmlns:wp="http://schemas.openxmlformats.org/drawingml/2006/wordprocessingDrawing" xmlns:w="http://schemas.openxmlformats.org/wordprocessingml/2006/main" xmlns:w14="http://schemas.microsoft.com/office/word/2010/wordml" xmlns:w10="urn:schemas-microsoft-com:office:word" xmlns:w15="http://schemas.microsoft.com/office/word/2012/wordml" xmlns:wpg="http://schemas.microsoft.com/office/word/2010/wordprocessingGroup" xmlns:wpi="http://schemas.microsoft.com/office/word/2010/wordprocessingInk" xmlns:wne="http://schemas.microsoft.com/office/word/2006/wordml" xmlns:wps="http://schemas.microsoft.com/office/word/2010/wordprocessingShape" xmlns:wpsCustomData="http://www.wps.cn/officeDocument/2013/wpsCustomData" mc:Ignorable="w14 w15 wp14">
   <w:body>
     <w:p>
       <w:pPr>
@@ -16,7 +16,7 @@
       </w:pPr>
       <w:r>
         <w:rPr>
-          <w:rFonts w:ascii="宋体" w:hAnsi="宋体" w:cs="宋体" w:hint="eastAsia"/>
+          <w:rFonts w:hint="eastAsia" w:ascii="宋体" w:hAnsi="宋体" w:cs="宋体"/>
           <w:b/>
           <w:bCs/>
           <w:sz w:val="44"/>
@@ -40,18 +40,24 @@
     </w:p>
     <w:tbl>
       <w:tblPr>
+        <w:tblStyle w:val="7"/>
         <w:tblW w:w="0" w:type="auto"/>
         <w:jc w:val="center"/>
         <w:tblBorders>
-          <w:top w:val="single" w:sz="4" w:space="0" w:color="auto"/>
-          <w:left w:val="single" w:sz="4" w:space="0" w:color="auto"/>
-          <w:bottom w:val="single" w:sz="4" w:space="0" w:color="auto"/>
-          <w:right w:val="single" w:sz="4" w:space="0" w:color="auto"/>
-          <w:insideH w:val="single" w:sz="4" w:space="0" w:color="auto"/>
-          <w:insideV w:val="single" w:sz="4" w:space="0" w:color="auto"/>
+          <w:top w:val="single" w:color="auto" w:sz="4" w:space="0"/>
+          <w:left w:val="single" w:color="auto" w:sz="4" w:space="0"/>
+          <w:bottom w:val="single" w:color="auto" w:sz="4" w:space="0"/>
+          <w:right w:val="single" w:color="auto" w:sz="4" w:space="0"/>
+          <w:insideH w:val="single" w:color="auto" w:sz="4" w:space="0"/>
+          <w:insideV w:val="single" w:color="auto" w:sz="4" w:space="0"/>
         </w:tblBorders>
         <w:tblLayout w:type="fixed"/>
-        <w:tblLook w:val="04A0" w:firstRow="1" w:lastRow="0" w:firstColumn="1" w:lastColumn="0" w:noHBand="0" w:noVBand="1"/>
+        <w:tblCellMar>
+          <w:top w:w="0" w:type="dxa"/>
+          <w:left w:w="108" w:type="dxa"/>
+          <w:bottom w:w="0" w:type="dxa"/>
+          <w:right w:w="108" w:type="dxa"/>
+        </w:tblCellMar>
       </w:tblPr>
       <w:tblGrid>
         <w:gridCol w:w="1467"/>
@@ -61,7 +67,7 @@
       <w:tr>
         <w:trPr>
           <w:cantSplit/>
-          <w:trHeight w:val="433"/>
+          <w:trHeight w:val="433" w:hRule="atLeast"/>
           <w:jc w:val="center"/>
         </w:trPr>
         <w:tc>
@@ -69,14 +75,13 @@
             <w:tcW w:w="1467" w:type="dxa"/>
             <w:vMerge w:val="restart"/>
             <w:tcBorders>
-              <w:top w:val="single" w:sz="4" w:space="0" w:color="auto"/>
-              <w:left w:val="single" w:sz="4" w:space="0" w:color="auto"/>
-              <w:bottom w:val="single" w:sz="4" w:space="0" w:color="auto"/>
-              <w:right w:val="single" w:sz="4" w:space="0" w:color="auto"/>
+              <w:top w:val="single" w:color="auto" w:sz="4" w:space="0"/>
+              <w:left w:val="single" w:color="auto" w:sz="4" w:space="0"/>
+              <w:bottom w:val="single" w:color="auto" w:sz="4" w:space="0"/>
+              <w:right w:val="single" w:color="auto" w:sz="4" w:space="0"/>
             </w:tcBorders>
             <w:shd w:val="clear" w:color="auto" w:fill="C6D9F1"/>
             <w:vAlign w:val="center"/>
-            <w:hideMark/>
           </w:tcPr>
           <w:p>
             <w:pPr>
@@ -89,7 +94,7 @@
             </w:pPr>
             <w:r>
               <w:rPr>
-                <w:rFonts w:ascii="宋体" w:hAnsi="宋体" w:hint="eastAsia"/>
+                <w:rFonts w:hint="eastAsia" w:ascii="宋体" w:hAnsi="宋体"/>
                 <w:sz w:val="24"/>
               </w:rPr>
               <w:t>申</w:t>
@@ -105,7 +110,7 @@
             </w:pPr>
             <w:r>
               <w:rPr>
-                <w:rFonts w:ascii="宋体" w:hAnsi="宋体" w:hint="eastAsia"/>
+                <w:rFonts w:hint="eastAsia" w:ascii="宋体" w:hAnsi="宋体"/>
                 <w:sz w:val="24"/>
               </w:rPr>
               <w:t>请</w:t>
@@ -121,7 +126,7 @@
             </w:pPr>
             <w:r>
               <w:rPr>
-                <w:rFonts w:ascii="宋体" w:hAnsi="宋体" w:hint="eastAsia"/>
+                <w:rFonts w:hint="eastAsia" w:ascii="宋体" w:hAnsi="宋体"/>
                 <w:sz w:val="24"/>
               </w:rPr>
               <w:t>类</w:t>
@@ -137,7 +142,7 @@
             </w:pPr>
             <w:r>
               <w:rPr>
-                <w:rFonts w:ascii="宋体" w:hAnsi="宋体" w:hint="eastAsia"/>
+                <w:rFonts w:hint="eastAsia" w:ascii="宋体" w:hAnsi="宋体"/>
                 <w:sz w:val="24"/>
               </w:rPr>
               <w:t>型</w:t>
@@ -148,14 +153,13 @@
           <w:tcPr>
             <w:tcW w:w="1980" w:type="dxa"/>
             <w:tcBorders>
-              <w:top w:val="single" w:sz="4" w:space="0" w:color="auto"/>
-              <w:left w:val="single" w:sz="4" w:space="0" w:color="auto"/>
-              <w:bottom w:val="single" w:sz="4" w:space="0" w:color="auto"/>
-              <w:right w:val="single" w:sz="4" w:space="0" w:color="auto"/>
+              <w:top w:val="single" w:color="auto" w:sz="4" w:space="0"/>
+              <w:left w:val="single" w:color="auto" w:sz="4" w:space="0"/>
+              <w:bottom w:val="single" w:color="auto" w:sz="4" w:space="0"/>
+              <w:right w:val="single" w:color="auto" w:sz="4" w:space="0"/>
             </w:tcBorders>
             <w:shd w:val="clear" w:color="auto" w:fill="C6D9F1"/>
             <w:vAlign w:val="center"/>
-            <w:hideMark/>
           </w:tcPr>
           <w:p>
             <w:pPr>
@@ -167,7 +171,7 @@
             </w:pPr>
             <w:r>
               <w:rPr>
-                <w:rFonts w:ascii="宋体" w:hAnsi="宋体" w:cs="宋体" w:hint="eastAsia"/>
+                <w:rFonts w:hint="eastAsia" w:ascii="宋体" w:hAnsi="宋体" w:cs="宋体"/>
                 <w:sz w:val="24"/>
                 <w:szCs w:val="24"/>
               </w:rPr>
@@ -175,7 +179,7 @@
             </w:r>
             <w:r>
               <w:rPr>
-                <w:rFonts w:ascii="宋体" w:hAnsi="宋体" w:hint="eastAsia"/>
+                <w:rFonts w:hint="eastAsia" w:ascii="宋体" w:hAnsi="宋体"/>
                 <w:sz w:val="24"/>
               </w:rPr>
               <w:t>发明</w:t>
@@ -187,13 +191,12 @@
             <w:tcW w:w="6864" w:type="dxa"/>
             <w:vMerge w:val="restart"/>
             <w:tcBorders>
-              <w:top w:val="single" w:sz="4" w:space="0" w:color="auto"/>
-              <w:left w:val="single" w:sz="4" w:space="0" w:color="auto"/>
-              <w:bottom w:val="single" w:sz="4" w:space="0" w:color="auto"/>
-              <w:right w:val="single" w:sz="4" w:space="0" w:color="auto"/>
+              <w:top w:val="single" w:color="auto" w:sz="4" w:space="0"/>
+              <w:left w:val="single" w:color="auto" w:sz="4" w:space="0"/>
+              <w:bottom w:val="single" w:color="auto" w:sz="4" w:space="0"/>
+              <w:right w:val="single" w:color="auto" w:sz="4" w:space="0"/>
             </w:tcBorders>
             <w:vAlign w:val="center"/>
-            <w:hideMark/>
           </w:tcPr>
           <w:p>
             <w:pPr>
@@ -210,22 +213,21 @@
       <w:tr>
         <w:trPr>
           <w:cantSplit/>
-          <w:trHeight w:val="467"/>
+          <w:trHeight w:val="467" w:hRule="atLeast"/>
           <w:jc w:val="center"/>
         </w:trPr>
         <w:tc>
           <w:tcPr>
             <w:tcW w:w="1467" w:type="dxa"/>
-            <w:vMerge/>
+            <w:vMerge w:val="continue"/>
             <w:tcBorders>
-              <w:top w:val="single" w:sz="4" w:space="0" w:color="auto"/>
-              <w:left w:val="single" w:sz="4" w:space="0" w:color="auto"/>
-              <w:bottom w:val="single" w:sz="4" w:space="0" w:color="auto"/>
-              <w:right w:val="single" w:sz="4" w:space="0" w:color="auto"/>
+              <w:top w:val="single" w:color="auto" w:sz="4" w:space="0"/>
+              <w:left w:val="single" w:color="auto" w:sz="4" w:space="0"/>
+              <w:bottom w:val="single" w:color="auto" w:sz="4" w:space="0"/>
+              <w:right w:val="single" w:color="auto" w:sz="4" w:space="0"/>
             </w:tcBorders>
             <w:shd w:val="clear" w:color="auto" w:fill="C6D9F1"/>
             <w:vAlign w:val="center"/>
-            <w:hideMark/>
           </w:tcPr>
           <w:p>
             <w:pPr>
@@ -241,14 +243,13 @@
           <w:tcPr>
             <w:tcW w:w="1980" w:type="dxa"/>
             <w:tcBorders>
-              <w:top w:val="single" w:sz="4" w:space="0" w:color="auto"/>
-              <w:left w:val="single" w:sz="4" w:space="0" w:color="auto"/>
-              <w:bottom w:val="single" w:sz="4" w:space="0" w:color="auto"/>
-              <w:right w:val="single" w:sz="4" w:space="0" w:color="auto"/>
+              <w:top w:val="single" w:color="auto" w:sz="4" w:space="0"/>
+              <w:left w:val="single" w:color="auto" w:sz="4" w:space="0"/>
+              <w:bottom w:val="single" w:color="auto" w:sz="4" w:space="0"/>
+              <w:right w:val="single" w:color="auto" w:sz="4" w:space="0"/>
             </w:tcBorders>
             <w:shd w:val="clear" w:color="auto" w:fill="C6D9F1"/>
             <w:vAlign w:val="center"/>
-            <w:hideMark/>
           </w:tcPr>
           <w:p>
             <w:pPr>
@@ -260,7 +261,7 @@
             </w:pPr>
             <w:r>
               <w:rPr>
-                <w:rFonts w:ascii="宋体" w:hAnsi="宋体" w:cs="宋体" w:hint="eastAsia"/>
+                <w:rFonts w:hint="eastAsia" w:ascii="宋体" w:hAnsi="宋体" w:cs="宋体"/>
                 <w:sz w:val="24"/>
                 <w:szCs w:val="24"/>
               </w:rPr>
@@ -268,7 +269,7 @@
             </w:r>
             <w:r>
               <w:rPr>
-                <w:rFonts w:ascii="宋体" w:hAnsi="宋体" w:hint="eastAsia"/>
+                <w:rFonts w:hint="eastAsia" w:ascii="宋体" w:hAnsi="宋体"/>
                 <w:sz w:val="24"/>
               </w:rPr>
               <w:t>实用新型</w:t>
@@ -278,15 +279,14 @@
         <w:tc>
           <w:tcPr>
             <w:tcW w:w="6864" w:type="dxa"/>
-            <w:vMerge/>
+            <w:vMerge w:val="continue"/>
             <w:tcBorders>
-              <w:top w:val="single" w:sz="4" w:space="0" w:color="auto"/>
-              <w:left w:val="single" w:sz="4" w:space="0" w:color="auto"/>
-              <w:bottom w:val="single" w:sz="4" w:space="0" w:color="auto"/>
-              <w:right w:val="single" w:sz="4" w:space="0" w:color="auto"/>
+              <w:top w:val="single" w:color="auto" w:sz="4" w:space="0"/>
+              <w:left w:val="single" w:color="auto" w:sz="4" w:space="0"/>
+              <w:bottom w:val="single" w:color="auto" w:sz="4" w:space="0"/>
+              <w:right w:val="single" w:color="auto" w:sz="4" w:space="0"/>
             </w:tcBorders>
             <w:vAlign w:val="center"/>
-            <w:hideMark/>
           </w:tcPr>
           <w:p>
             <w:pPr>
@@ -303,22 +303,21 @@
       <w:tr>
         <w:trPr>
           <w:cantSplit/>
-          <w:trHeight w:val="459"/>
+          <w:trHeight w:val="459" w:hRule="atLeast"/>
           <w:jc w:val="center"/>
         </w:trPr>
         <w:tc>
           <w:tcPr>
             <w:tcW w:w="1467" w:type="dxa"/>
-            <w:vMerge/>
+            <w:vMerge w:val="continue"/>
             <w:tcBorders>
-              <w:top w:val="single" w:sz="4" w:space="0" w:color="auto"/>
-              <w:left w:val="single" w:sz="4" w:space="0" w:color="auto"/>
-              <w:bottom w:val="single" w:sz="4" w:space="0" w:color="auto"/>
-              <w:right w:val="single" w:sz="4" w:space="0" w:color="auto"/>
+              <w:top w:val="single" w:color="auto" w:sz="4" w:space="0"/>
+              <w:left w:val="single" w:color="auto" w:sz="4" w:space="0"/>
+              <w:bottom w:val="single" w:color="auto" w:sz="4" w:space="0"/>
+              <w:right w:val="single" w:color="auto" w:sz="4" w:space="0"/>
             </w:tcBorders>
             <w:shd w:val="clear" w:color="auto" w:fill="C6D9F1"/>
             <w:vAlign w:val="center"/>
-            <w:hideMark/>
           </w:tcPr>
           <w:p>
             <w:pPr>
@@ -334,14 +333,13 @@
           <w:tcPr>
             <w:tcW w:w="1980" w:type="dxa"/>
             <w:tcBorders>
-              <w:top w:val="single" w:sz="4" w:space="0" w:color="auto"/>
-              <w:left w:val="single" w:sz="4" w:space="0" w:color="auto"/>
-              <w:bottom w:val="single" w:sz="4" w:space="0" w:color="auto"/>
-              <w:right w:val="single" w:sz="4" w:space="0" w:color="auto"/>
+              <w:top w:val="single" w:color="auto" w:sz="4" w:space="0"/>
+              <w:left w:val="single" w:color="auto" w:sz="4" w:space="0"/>
+              <w:bottom w:val="single" w:color="auto" w:sz="4" w:space="0"/>
+              <w:right w:val="single" w:color="auto" w:sz="4" w:space="0"/>
             </w:tcBorders>
             <w:shd w:val="clear" w:color="auto" w:fill="C6D9F1"/>
             <w:vAlign w:val="center"/>
-            <w:hideMark/>
           </w:tcPr>
           <w:p>
             <w:pPr>
@@ -353,7 +351,7 @@
             </w:pPr>
             <w:r>
               <w:rPr>
-                <w:rFonts w:ascii="宋体" w:hAnsi="宋体" w:cs="宋体" w:hint="eastAsia"/>
+                <w:rFonts w:hint="eastAsia" w:ascii="宋体" w:hAnsi="宋体" w:cs="宋体"/>
                 <w:sz w:val="24"/>
                 <w:szCs w:val="24"/>
               </w:rPr>
@@ -361,7 +359,7 @@
             </w:r>
             <w:r>
               <w:rPr>
-                <w:rFonts w:ascii="宋体" w:hAnsi="宋体" w:hint="eastAsia"/>
+                <w:rFonts w:hint="eastAsia" w:ascii="宋体" w:hAnsi="宋体"/>
                 <w:sz w:val="24"/>
               </w:rPr>
               <w:t>外观</w:t>
@@ -371,15 +369,14 @@
         <w:tc>
           <w:tcPr>
             <w:tcW w:w="6864" w:type="dxa"/>
-            <w:vMerge/>
+            <w:vMerge w:val="continue"/>
             <w:tcBorders>
-              <w:top w:val="single" w:sz="4" w:space="0" w:color="auto"/>
-              <w:left w:val="single" w:sz="4" w:space="0" w:color="auto"/>
-              <w:bottom w:val="single" w:sz="4" w:space="0" w:color="auto"/>
-              <w:right w:val="single" w:sz="4" w:space="0" w:color="auto"/>
+              <w:top w:val="single" w:color="auto" w:sz="4" w:space="0"/>
+              <w:left w:val="single" w:color="auto" w:sz="4" w:space="0"/>
+              <w:bottom w:val="single" w:color="auto" w:sz="4" w:space="0"/>
+              <w:right w:val="single" w:color="auto" w:sz="4" w:space="0"/>
             </w:tcBorders>
             <w:vAlign w:val="center"/>
-            <w:hideMark/>
           </w:tcPr>
           <w:p>
             <w:pPr>
@@ -396,7 +393,7 @@
       <w:tr>
         <w:trPr>
           <w:cantSplit/>
-          <w:trHeight w:val="562"/>
+          <w:trHeight w:val="562" w:hRule="atLeast"/>
           <w:jc w:val="center"/>
         </w:trPr>
         <w:tc>
@@ -404,14 +401,13 @@
             <w:tcW w:w="3447" w:type="dxa"/>
             <w:gridSpan w:val="2"/>
             <w:tcBorders>
-              <w:top w:val="single" w:sz="4" w:space="0" w:color="auto"/>
-              <w:left w:val="single" w:sz="4" w:space="0" w:color="auto"/>
-              <w:bottom w:val="single" w:sz="4" w:space="0" w:color="auto"/>
-              <w:right w:val="single" w:sz="4" w:space="0" w:color="auto"/>
+              <w:top w:val="single" w:color="auto" w:sz="4" w:space="0"/>
+              <w:left w:val="single" w:color="auto" w:sz="4" w:space="0"/>
+              <w:bottom w:val="single" w:color="auto" w:sz="4" w:space="0"/>
+              <w:right w:val="single" w:color="auto" w:sz="4" w:space="0"/>
             </w:tcBorders>
             <w:shd w:val="clear" w:color="auto" w:fill="C6D9F1"/>
             <w:vAlign w:val="center"/>
-            <w:hideMark/>
           </w:tcPr>
           <w:p>
             <w:pPr>
@@ -423,7 +419,7 @@
             </w:pPr>
             <w:r>
               <w:rPr>
-                <w:rFonts w:ascii="宋体" w:hAnsi="宋体" w:hint="eastAsia"/>
+                <w:rFonts w:hint="eastAsia" w:ascii="宋体" w:hAnsi="宋体"/>
                 <w:sz w:val="24"/>
               </w:rPr>
               <w:t>发明名称</w:t>
@@ -434,13 +430,12 @@
           <w:tcPr>
             <w:tcW w:w="6864" w:type="dxa"/>
             <w:tcBorders>
-              <w:top w:val="single" w:sz="4" w:space="0" w:color="auto"/>
-              <w:left w:val="single" w:sz="4" w:space="0" w:color="auto"/>
-              <w:bottom w:val="single" w:sz="4" w:space="0" w:color="auto"/>
-              <w:right w:val="single" w:sz="4" w:space="0" w:color="auto"/>
+              <w:top w:val="single" w:color="auto" w:sz="4" w:space="0"/>
+              <w:left w:val="single" w:color="auto" w:sz="4" w:space="0"/>
+              <w:bottom w:val="single" w:color="auto" w:sz="4" w:space="0"/>
+              <w:right w:val="single" w:color="auto" w:sz="4" w:space="0"/>
             </w:tcBorders>
             <w:vAlign w:val="center"/>
-            <w:hideMark/>
           </w:tcPr>
           <w:p>
             <w:pPr>
@@ -454,13 +449,13 @@
             </w:pPr>
             <w:r>
               <w:rPr>
-                <w:rFonts w:ascii="宋体" w:hAnsi="宋体" w:cs="宋体" w:hint="eastAsia"/>
-                <w:b/>
-                <w:bCs/>
-                <w:sz w:val="24"/>
-                <w:szCs w:val="24"/>
-              </w:rPr>
-              <w:t xml:space="preserve">一种基于经验卡检索注入的大模型智能体经验学习系统及方法</w:t>
+                <w:rFonts w:hint="eastAsia" w:ascii="宋体" w:hAnsi="宋体" w:cs="宋体"/>
+                <w:b/>
+                <w:bCs/>
+                <w:sz w:val="24"/>
+                <w:szCs w:val="24"/>
+              </w:rPr>
+              <w:t>一种基于经验卡检索注入的大模型智能体经验学习系统及方法</w:t>
             </w:r>
           </w:p>
         </w:tc>
@@ -468,7 +463,7 @@
       <w:tr>
         <w:trPr>
           <w:cantSplit/>
-          <w:trHeight w:val="456"/>
+          <w:trHeight w:val="456" w:hRule="atLeast"/>
           <w:jc w:val="center"/>
         </w:trPr>
         <w:tc>
@@ -476,19 +471,18 @@
             <w:tcW w:w="1467" w:type="dxa"/>
             <w:vMerge w:val="restart"/>
             <w:tcBorders>
-              <w:top w:val="single" w:sz="4" w:space="0" w:color="auto"/>
-              <w:left w:val="single" w:sz="4" w:space="0" w:color="auto"/>
-              <w:bottom w:val="single" w:sz="4" w:space="0" w:color="auto"/>
-              <w:right w:val="single" w:sz="4" w:space="0" w:color="auto"/>
+              <w:top w:val="single" w:color="auto" w:sz="4" w:space="0"/>
+              <w:left w:val="single" w:color="auto" w:sz="4" w:space="0"/>
+              <w:bottom w:val="single" w:color="auto" w:sz="4" w:space="0"/>
+              <w:right w:val="single" w:color="auto" w:sz="4" w:space="0"/>
             </w:tcBorders>
             <w:shd w:val="clear" w:color="auto" w:fill="C6D9F1"/>
             <w:textDirection w:val="tbRlV"/>
             <w:vAlign w:val="center"/>
-            <w:hideMark/>
           </w:tcPr>
           <w:p>
             <w:pPr>
-              <w:ind w:leftChars="54" w:left="113" w:right="113" w:firstLineChars="100" w:firstLine="240"/>
+              <w:ind w:left="113" w:leftChars="54" w:right="113" w:firstLine="240" w:firstLineChars="100"/>
               <w:jc w:val="center"/>
               <w:rPr>
                 <w:rFonts w:ascii="宋体" w:hAnsi="宋体"/>
@@ -497,7 +491,7 @@
             </w:pPr>
             <w:r>
               <w:rPr>
-                <w:rFonts w:ascii="宋体" w:hAnsi="宋体" w:hint="eastAsia"/>
+                <w:rFonts w:hint="eastAsia" w:ascii="宋体" w:hAnsi="宋体"/>
                 <w:sz w:val="24"/>
               </w:rPr>
               <w:t>申  请  人</w:t>
@@ -508,14 +502,13 @@
           <w:tcPr>
             <w:tcW w:w="1980" w:type="dxa"/>
             <w:tcBorders>
-              <w:top w:val="single" w:sz="4" w:space="0" w:color="auto"/>
-              <w:left w:val="single" w:sz="4" w:space="0" w:color="auto"/>
-              <w:bottom w:val="single" w:sz="4" w:space="0" w:color="auto"/>
-              <w:right w:val="single" w:sz="4" w:space="0" w:color="auto"/>
+              <w:top w:val="single" w:color="auto" w:sz="4" w:space="0"/>
+              <w:left w:val="single" w:color="auto" w:sz="4" w:space="0"/>
+              <w:bottom w:val="single" w:color="auto" w:sz="4" w:space="0"/>
+              <w:right w:val="single" w:color="auto" w:sz="4" w:space="0"/>
             </w:tcBorders>
             <w:shd w:val="clear" w:color="auto" w:fill="C6D9F1"/>
             <w:vAlign w:val="center"/>
-            <w:hideMark/>
           </w:tcPr>
           <w:p>
             <w:pPr>
@@ -527,7 +520,7 @@
             </w:pPr>
             <w:r>
               <w:rPr>
-                <w:rFonts w:ascii="宋体" w:hAnsi="宋体" w:hint="eastAsia"/>
+                <w:rFonts w:hint="eastAsia" w:ascii="宋体" w:hAnsi="宋体"/>
                 <w:sz w:val="24"/>
               </w:rPr>
               <w:t>名称或姓名</w:t>
@@ -538,13 +531,12 @@
           <w:tcPr>
             <w:tcW w:w="6864" w:type="dxa"/>
             <w:tcBorders>
-              <w:top w:val="single" w:sz="4" w:space="0" w:color="auto"/>
-              <w:left w:val="single" w:sz="4" w:space="0" w:color="auto"/>
-              <w:bottom w:val="single" w:sz="4" w:space="0" w:color="auto"/>
-              <w:right w:val="single" w:sz="4" w:space="0" w:color="auto"/>
+              <w:top w:val="single" w:color="auto" w:sz="4" w:space="0"/>
+              <w:left w:val="single" w:color="auto" w:sz="4" w:space="0"/>
+              <w:bottom w:val="single" w:color="auto" w:sz="4" w:space="0"/>
+              <w:right w:val="single" w:color="auto" w:sz="4" w:space="0"/>
             </w:tcBorders>
             <w:vAlign w:val="center"/>
-            <w:hideMark/>
           </w:tcPr>
           <w:p>
             <w:pPr>
@@ -569,22 +561,21 @@
       <w:tr>
         <w:trPr>
           <w:cantSplit/>
-          <w:trHeight w:val="443"/>
+          <w:trHeight w:val="443" w:hRule="atLeast"/>
           <w:jc w:val="center"/>
         </w:trPr>
         <w:tc>
           <w:tcPr>
             <w:tcW w:w="1467" w:type="dxa"/>
-            <w:vMerge/>
+            <w:vMerge w:val="continue"/>
             <w:tcBorders>
-              <w:top w:val="single" w:sz="4" w:space="0" w:color="auto"/>
-              <w:left w:val="single" w:sz="4" w:space="0" w:color="auto"/>
-              <w:bottom w:val="single" w:sz="4" w:space="0" w:color="auto"/>
-              <w:right w:val="single" w:sz="4" w:space="0" w:color="auto"/>
+              <w:top w:val="single" w:color="auto" w:sz="4" w:space="0"/>
+              <w:left w:val="single" w:color="auto" w:sz="4" w:space="0"/>
+              <w:bottom w:val="single" w:color="auto" w:sz="4" w:space="0"/>
+              <w:right w:val="single" w:color="auto" w:sz="4" w:space="0"/>
             </w:tcBorders>
             <w:shd w:val="clear" w:color="auto" w:fill="C6D9F1"/>
             <w:vAlign w:val="center"/>
-            <w:hideMark/>
           </w:tcPr>
           <w:p>
             <w:pPr>
@@ -600,14 +591,13 @@
           <w:tcPr>
             <w:tcW w:w="1980" w:type="dxa"/>
             <w:tcBorders>
-              <w:top w:val="single" w:sz="4" w:space="0" w:color="auto"/>
-              <w:left w:val="single" w:sz="4" w:space="0" w:color="auto"/>
-              <w:bottom w:val="single" w:sz="4" w:space="0" w:color="auto"/>
-              <w:right w:val="single" w:sz="4" w:space="0" w:color="auto"/>
+              <w:top w:val="single" w:color="auto" w:sz="4" w:space="0"/>
+              <w:left w:val="single" w:color="auto" w:sz="4" w:space="0"/>
+              <w:bottom w:val="single" w:color="auto" w:sz="4" w:space="0"/>
+              <w:right w:val="single" w:color="auto" w:sz="4" w:space="0"/>
             </w:tcBorders>
             <w:shd w:val="clear" w:color="auto" w:fill="C6D9F1"/>
             <w:vAlign w:val="center"/>
-            <w:hideMark/>
           </w:tcPr>
           <w:p>
             <w:pPr>
@@ -631,7 +621,7 @@
             </w:r>
             <w:r>
               <w:rPr>
-                <w:rFonts w:ascii="宋体" w:hAnsi="宋体" w:hint="eastAsia"/>
+                <w:rFonts w:hint="eastAsia" w:ascii="宋体" w:hAnsi="宋体"/>
               </w:rPr>
               <w:t>三证合一代码号或身份证号码</w:t>
             </w:r>
@@ -647,13 +637,12 @@
           <w:tcPr>
             <w:tcW w:w="6864" w:type="dxa"/>
             <w:tcBorders>
-              <w:top w:val="single" w:sz="4" w:space="0" w:color="auto"/>
-              <w:left w:val="single" w:sz="4" w:space="0" w:color="auto"/>
-              <w:bottom w:val="single" w:sz="4" w:space="0" w:color="auto"/>
-              <w:right w:val="single" w:sz="4" w:space="0" w:color="auto"/>
+              <w:top w:val="single" w:color="auto" w:sz="4" w:space="0"/>
+              <w:left w:val="single" w:color="auto" w:sz="4" w:space="0"/>
+              <w:bottom w:val="single" w:color="auto" w:sz="4" w:space="0"/>
+              <w:right w:val="single" w:color="auto" w:sz="4" w:space="0"/>
             </w:tcBorders>
             <w:vAlign w:val="center"/>
-            <w:hideMark/>
           </w:tcPr>
           <w:p>
             <w:pPr>
@@ -678,22 +667,21 @@
       <w:tr>
         <w:trPr>
           <w:cantSplit/>
-          <w:trHeight w:val="443"/>
+          <w:trHeight w:val="443" w:hRule="atLeast"/>
           <w:jc w:val="center"/>
         </w:trPr>
         <w:tc>
           <w:tcPr>
             <w:tcW w:w="1467" w:type="dxa"/>
-            <w:vMerge/>
+            <w:vMerge w:val="continue"/>
             <w:tcBorders>
-              <w:top w:val="single" w:sz="4" w:space="0" w:color="auto"/>
-              <w:left w:val="single" w:sz="4" w:space="0" w:color="auto"/>
-              <w:bottom w:val="single" w:sz="4" w:space="0" w:color="auto"/>
-              <w:right w:val="single" w:sz="4" w:space="0" w:color="auto"/>
+              <w:top w:val="single" w:color="auto" w:sz="4" w:space="0"/>
+              <w:left w:val="single" w:color="auto" w:sz="4" w:space="0"/>
+              <w:bottom w:val="single" w:color="auto" w:sz="4" w:space="0"/>
+              <w:right w:val="single" w:color="auto" w:sz="4" w:space="0"/>
             </w:tcBorders>
             <w:shd w:val="clear" w:color="auto" w:fill="C6D9F1"/>
             <w:vAlign w:val="center"/>
-            <w:hideMark/>
           </w:tcPr>
           <w:p>
             <w:pPr>
@@ -709,14 +697,13 @@
           <w:tcPr>
             <w:tcW w:w="1980" w:type="dxa"/>
             <w:tcBorders>
-              <w:top w:val="single" w:sz="4" w:space="0" w:color="auto"/>
-              <w:left w:val="single" w:sz="4" w:space="0" w:color="auto"/>
-              <w:bottom w:val="single" w:sz="4" w:space="0" w:color="auto"/>
-              <w:right w:val="single" w:sz="4" w:space="0" w:color="auto"/>
+              <w:top w:val="single" w:color="auto" w:sz="4" w:space="0"/>
+              <w:left w:val="single" w:color="auto" w:sz="4" w:space="0"/>
+              <w:bottom w:val="single" w:color="auto" w:sz="4" w:space="0"/>
+              <w:right w:val="single" w:color="auto" w:sz="4" w:space="0"/>
             </w:tcBorders>
             <w:shd w:val="clear" w:color="auto" w:fill="C6D9F1"/>
             <w:vAlign w:val="center"/>
-            <w:hideMark/>
           </w:tcPr>
           <w:p>
             <w:pPr>
@@ -728,7 +715,7 @@
             </w:pPr>
             <w:r>
               <w:rPr>
-                <w:rFonts w:ascii="宋体" w:hAnsi="宋体" w:hint="eastAsia"/>
+                <w:rFonts w:hint="eastAsia" w:ascii="宋体" w:hAnsi="宋体"/>
                 <w:sz w:val="24"/>
               </w:rPr>
               <w:t>地址</w:t>
@@ -739,13 +726,12 @@
           <w:tcPr>
             <w:tcW w:w="6864" w:type="dxa"/>
             <w:tcBorders>
-              <w:top w:val="single" w:sz="4" w:space="0" w:color="auto"/>
-              <w:left w:val="single" w:sz="4" w:space="0" w:color="auto"/>
-              <w:bottom w:val="single" w:sz="4" w:space="0" w:color="auto"/>
-              <w:right w:val="single" w:sz="4" w:space="0" w:color="auto"/>
+              <w:top w:val="single" w:color="auto" w:sz="4" w:space="0"/>
+              <w:left w:val="single" w:color="auto" w:sz="4" w:space="0"/>
+              <w:bottom w:val="single" w:color="auto" w:sz="4" w:space="0"/>
+              <w:right w:val="single" w:color="auto" w:sz="4" w:space="0"/>
             </w:tcBorders>
             <w:vAlign w:val="center"/>
-            <w:hideMark/>
           </w:tcPr>
           <w:p>
             <w:pPr>
@@ -762,25 +748,7 @@
                 <w:color w:val="000000"/>
                 <w:sz w:val="24"/>
               </w:rPr>
-              <w:t>福建省福州保税区</w:t>
-            </w:r>
-            <w:proofErr w:type="gramStart"/>
-            <w:r>
-              <w:rPr>
-                <w:rFonts w:hint="eastAsia"/>
-                <w:color w:val="000000"/>
-                <w:sz w:val="24"/>
-              </w:rPr>
-              <w:t>海峡经贸</w:t>
-            </w:r>
-            <w:proofErr w:type="gramEnd"/>
-            <w:r>
-              <w:rPr>
-                <w:rFonts w:hint="eastAsia"/>
-                <w:color w:val="000000"/>
-                <w:sz w:val="24"/>
-              </w:rPr>
-              <w:t>广场</w:t>
+              <w:t>福建省福州保税区海峡经贸广场</w:t>
             </w:r>
             <w:r>
               <w:rPr>
@@ -810,22 +778,21 @@
       <w:tr>
         <w:trPr>
           <w:cantSplit/>
-          <w:trHeight w:val="451"/>
+          <w:trHeight w:val="451" w:hRule="atLeast"/>
           <w:jc w:val="center"/>
         </w:trPr>
         <w:tc>
           <w:tcPr>
             <w:tcW w:w="1467" w:type="dxa"/>
-            <w:vMerge/>
+            <w:vMerge w:val="continue"/>
             <w:tcBorders>
-              <w:top w:val="single" w:sz="4" w:space="0" w:color="auto"/>
-              <w:left w:val="single" w:sz="4" w:space="0" w:color="auto"/>
-              <w:bottom w:val="single" w:sz="4" w:space="0" w:color="auto"/>
-              <w:right w:val="single" w:sz="4" w:space="0" w:color="auto"/>
+              <w:top w:val="single" w:color="auto" w:sz="4" w:space="0"/>
+              <w:left w:val="single" w:color="auto" w:sz="4" w:space="0"/>
+              <w:bottom w:val="single" w:color="auto" w:sz="4" w:space="0"/>
+              <w:right w:val="single" w:color="auto" w:sz="4" w:space="0"/>
             </w:tcBorders>
             <w:shd w:val="clear" w:color="auto" w:fill="C6D9F1"/>
             <w:vAlign w:val="center"/>
-            <w:hideMark/>
           </w:tcPr>
           <w:p>
             <w:pPr>
@@ -841,14 +808,13 @@
           <w:tcPr>
             <w:tcW w:w="1980" w:type="dxa"/>
             <w:tcBorders>
-              <w:top w:val="single" w:sz="4" w:space="0" w:color="auto"/>
-              <w:left w:val="single" w:sz="4" w:space="0" w:color="auto"/>
-              <w:bottom w:val="single" w:sz="4" w:space="0" w:color="auto"/>
-              <w:right w:val="single" w:sz="4" w:space="0" w:color="auto"/>
+              <w:top w:val="single" w:color="auto" w:sz="4" w:space="0"/>
+              <w:left w:val="single" w:color="auto" w:sz="4" w:space="0"/>
+              <w:bottom w:val="single" w:color="auto" w:sz="4" w:space="0"/>
+              <w:right w:val="single" w:color="auto" w:sz="4" w:space="0"/>
             </w:tcBorders>
             <w:shd w:val="clear" w:color="auto" w:fill="C6D9F1"/>
             <w:vAlign w:val="center"/>
-            <w:hideMark/>
           </w:tcPr>
           <w:p>
             <w:pPr>
@@ -860,7 +826,7 @@
             </w:pPr>
             <w:r>
               <w:rPr>
-                <w:rFonts w:ascii="宋体" w:hAnsi="宋体" w:hint="eastAsia"/>
+                <w:rFonts w:hint="eastAsia" w:ascii="宋体" w:hAnsi="宋体"/>
                 <w:sz w:val="24"/>
               </w:rPr>
               <w:t>邮编</w:t>
@@ -871,10 +837,10 @@
           <w:tcPr>
             <w:tcW w:w="6864" w:type="dxa"/>
             <w:tcBorders>
-              <w:top w:val="single" w:sz="4" w:space="0" w:color="auto"/>
-              <w:left w:val="single" w:sz="4" w:space="0" w:color="auto"/>
-              <w:bottom w:val="single" w:sz="4" w:space="0" w:color="auto"/>
-              <w:right w:val="single" w:sz="4" w:space="0" w:color="auto"/>
+              <w:top w:val="single" w:color="auto" w:sz="4" w:space="0"/>
+              <w:left w:val="single" w:color="auto" w:sz="4" w:space="0"/>
+              <w:bottom w:val="single" w:color="auto" w:sz="4" w:space="0"/>
+              <w:right w:val="single" w:color="auto" w:sz="4" w:space="0"/>
             </w:tcBorders>
             <w:vAlign w:val="center"/>
           </w:tcPr>
@@ -901,7 +867,7 @@
       <w:tr>
         <w:trPr>
           <w:cantSplit/>
-          <w:trHeight w:val="456"/>
+          <w:trHeight w:val="456" w:hRule="atLeast"/>
           <w:jc w:val="center"/>
         </w:trPr>
         <w:tc>
@@ -909,14 +875,13 @@
             <w:tcW w:w="3447" w:type="dxa"/>
             <w:gridSpan w:val="2"/>
             <w:tcBorders>
-              <w:top w:val="single" w:sz="4" w:space="0" w:color="auto"/>
-              <w:left w:val="single" w:sz="4" w:space="0" w:color="auto"/>
-              <w:bottom w:val="single" w:sz="4" w:space="0" w:color="auto"/>
-              <w:right w:val="single" w:sz="4" w:space="0" w:color="auto"/>
+              <w:top w:val="single" w:color="auto" w:sz="4" w:space="0"/>
+              <w:left w:val="single" w:color="auto" w:sz="4" w:space="0"/>
+              <w:bottom w:val="single" w:color="auto" w:sz="4" w:space="0"/>
+              <w:right w:val="single" w:color="auto" w:sz="4" w:space="0"/>
             </w:tcBorders>
             <w:shd w:val="clear" w:color="auto" w:fill="C6D9F1"/>
             <w:vAlign w:val="center"/>
-            <w:hideMark/>
           </w:tcPr>
           <w:p>
             <w:pPr>
@@ -930,7 +895,7 @@
             </w:pPr>
             <w:r>
               <w:rPr>
-                <w:rFonts w:ascii="宋体" w:hAnsi="宋体" w:hint="eastAsia"/>
+                <w:rFonts w:hint="eastAsia" w:ascii="宋体" w:hAnsi="宋体"/>
                 <w:b/>
                 <w:color w:val="C00000"/>
                 <w:sz w:val="24"/>
@@ -943,13 +908,12 @@
           <w:tcPr>
             <w:tcW w:w="6864" w:type="dxa"/>
             <w:tcBorders>
-              <w:top w:val="single" w:sz="4" w:space="0" w:color="auto"/>
-              <w:left w:val="single" w:sz="4" w:space="0" w:color="auto"/>
-              <w:bottom w:val="single" w:sz="4" w:space="0" w:color="auto"/>
-              <w:right w:val="single" w:sz="4" w:space="0" w:color="auto"/>
+              <w:top w:val="single" w:color="auto" w:sz="4" w:space="0"/>
+              <w:left w:val="single" w:color="auto" w:sz="4" w:space="0"/>
+              <w:bottom w:val="single" w:color="auto" w:sz="4" w:space="0"/>
+              <w:right w:val="single" w:color="auto" w:sz="4" w:space="0"/>
             </w:tcBorders>
             <w:vAlign w:val="center"/>
-            <w:hideMark/>
           </w:tcPr>
           <w:p>
             <w:pPr>
@@ -963,22 +927,34 @@
           <w:p>
             <w:pPr>
               <w:rPr>
+                <w:rFonts w:hint="default" w:eastAsia="宋体"/>
                 <w:b/>
                 <w:color w:val="000000"/>
                 <w:sz w:val="24"/>
-              </w:rPr>
-            </w:pPr>
-          </w:p>
-          <w:p>
-            <w:pPr>
-              <w:rPr>
+                <w:lang w:val="en-US" w:eastAsia="zh-CN"/>
+              </w:rPr>
+            </w:pPr>
+            <w:r>
+              <w:rPr>
+                <w:rFonts w:hint="eastAsia"/>
                 <w:b/>
                 <w:color w:val="000000"/>
                 <w:sz w:val="24"/>
-              </w:rPr>
-            </w:pPr>
+                <w:lang w:val="en-US" w:eastAsia="zh-CN"/>
+              </w:rPr>
+              <w:t>严彬 350102198405122810</w:t>
+            </w:r>
             <w:bookmarkStart w:id="0" w:name="_GoBack"/>
             <w:bookmarkEnd w:id="0"/>
+          </w:p>
+          <w:p>
+            <w:pPr>
+              <w:rPr>
+                <w:b/>
+                <w:color w:val="000000"/>
+                <w:sz w:val="24"/>
+              </w:rPr>
+            </w:pPr>
           </w:p>
           <w:p>
             <w:pPr>
@@ -1013,7 +989,7 @@
       <w:tr>
         <w:trPr>
           <w:cantSplit/>
-          <w:trHeight w:val="456"/>
+          <w:trHeight w:val="456" w:hRule="atLeast"/>
           <w:jc w:val="center"/>
         </w:trPr>
         <w:tc>
@@ -1021,10 +997,10 @@
             <w:tcW w:w="3447" w:type="dxa"/>
             <w:gridSpan w:val="2"/>
             <w:tcBorders>
-              <w:top w:val="single" w:sz="4" w:space="0" w:color="auto"/>
-              <w:left w:val="single" w:sz="4" w:space="0" w:color="auto"/>
-              <w:bottom w:val="single" w:sz="4" w:space="0" w:color="auto"/>
-              <w:right w:val="single" w:sz="4" w:space="0" w:color="auto"/>
+              <w:top w:val="single" w:color="auto" w:sz="4" w:space="0"/>
+              <w:left w:val="single" w:color="auto" w:sz="4" w:space="0"/>
+              <w:bottom w:val="single" w:color="auto" w:sz="4" w:space="0"/>
+              <w:right w:val="single" w:color="auto" w:sz="4" w:space="0"/>
             </w:tcBorders>
             <w:shd w:val="clear" w:color="auto" w:fill="C6D9F1"/>
             <w:vAlign w:val="center"/>
@@ -1039,7 +1015,7 @@
             </w:pPr>
             <w:r>
               <w:rPr>
-                <w:rFonts w:ascii="宋体" w:hAnsi="宋体" w:hint="eastAsia"/>
+                <w:rFonts w:hint="eastAsia" w:ascii="宋体" w:hAnsi="宋体"/>
                 <w:sz w:val="24"/>
               </w:rPr>
               <w:t>第一</w:t>
@@ -1057,10 +1033,10 @@
           <w:tcPr>
             <w:tcW w:w="6864" w:type="dxa"/>
             <w:tcBorders>
-              <w:top w:val="single" w:sz="4" w:space="0" w:color="auto"/>
-              <w:left w:val="single" w:sz="4" w:space="0" w:color="auto"/>
-              <w:bottom w:val="single" w:sz="4" w:space="0" w:color="auto"/>
-              <w:right w:val="single" w:sz="4" w:space="0" w:color="auto"/>
+              <w:top w:val="single" w:color="auto" w:sz="4" w:space="0"/>
+              <w:left w:val="single" w:color="auto" w:sz="4" w:space="0"/>
+              <w:bottom w:val="single" w:color="auto" w:sz="4" w:space="0"/>
+              <w:right w:val="single" w:color="auto" w:sz="4" w:space="0"/>
             </w:tcBorders>
             <w:vAlign w:val="center"/>
           </w:tcPr>
@@ -1079,7 +1055,7 @@
       <w:tr>
         <w:trPr>
           <w:cantSplit/>
-          <w:trHeight w:val="453"/>
+          <w:trHeight w:val="453" w:hRule="atLeast"/>
           <w:jc w:val="center"/>
         </w:trPr>
         <w:tc>
@@ -1087,14 +1063,13 @@
             <w:tcW w:w="3447" w:type="dxa"/>
             <w:gridSpan w:val="2"/>
             <w:tcBorders>
-              <w:top w:val="single" w:sz="4" w:space="0" w:color="auto"/>
-              <w:left w:val="single" w:sz="4" w:space="0" w:color="auto"/>
-              <w:bottom w:val="single" w:sz="4" w:space="0" w:color="auto"/>
-              <w:right w:val="single" w:sz="4" w:space="0" w:color="auto"/>
+              <w:top w:val="single" w:color="auto" w:sz="4" w:space="0"/>
+              <w:left w:val="single" w:color="auto" w:sz="4" w:space="0"/>
+              <w:bottom w:val="single" w:color="auto" w:sz="4" w:space="0"/>
+              <w:right w:val="single" w:color="auto" w:sz="4" w:space="0"/>
             </w:tcBorders>
             <w:shd w:val="clear" w:color="auto" w:fill="C6D9F1"/>
             <w:vAlign w:val="center"/>
-            <w:hideMark/>
           </w:tcPr>
           <w:p>
             <w:pPr>
@@ -1106,7 +1081,7 @@
             </w:pPr>
             <w:r>
               <w:rPr>
-                <w:rFonts w:ascii="宋体" w:hAnsi="宋体" w:hint="eastAsia"/>
+                <w:rFonts w:hint="eastAsia" w:ascii="宋体" w:hAnsi="宋体"/>
                 <w:sz w:val="24"/>
               </w:rPr>
               <w:t>联系人</w:t>
@@ -1117,13 +1092,12 @@
           <w:tcPr>
             <w:tcW w:w="6864" w:type="dxa"/>
             <w:tcBorders>
-              <w:top w:val="single" w:sz="4" w:space="0" w:color="auto"/>
-              <w:left w:val="single" w:sz="4" w:space="0" w:color="auto"/>
-              <w:bottom w:val="single" w:sz="4" w:space="0" w:color="auto"/>
-              <w:right w:val="single" w:sz="4" w:space="0" w:color="auto"/>
+              <w:top w:val="single" w:color="auto" w:sz="4" w:space="0"/>
+              <w:left w:val="single" w:color="auto" w:sz="4" w:space="0"/>
+              <w:bottom w:val="single" w:color="auto" w:sz="4" w:space="0"/>
+              <w:right w:val="single" w:color="auto" w:sz="4" w:space="0"/>
             </w:tcBorders>
             <w:vAlign w:val="center"/>
-            <w:hideMark/>
           </w:tcPr>
           <w:p>
             <w:pPr>
@@ -1147,7 +1121,7 @@
       <w:tr>
         <w:trPr>
           <w:cantSplit/>
-          <w:trHeight w:val="453"/>
+          <w:trHeight w:val="453" w:hRule="atLeast"/>
           <w:jc w:val="center"/>
         </w:trPr>
         <w:tc>
@@ -1155,14 +1129,13 @@
             <w:tcW w:w="3447" w:type="dxa"/>
             <w:gridSpan w:val="2"/>
             <w:tcBorders>
-              <w:top w:val="single" w:sz="4" w:space="0" w:color="auto"/>
-              <w:left w:val="single" w:sz="4" w:space="0" w:color="auto"/>
-              <w:bottom w:val="single" w:sz="4" w:space="0" w:color="auto"/>
-              <w:right w:val="single" w:sz="4" w:space="0" w:color="auto"/>
+              <w:top w:val="single" w:color="auto" w:sz="4" w:space="0"/>
+              <w:left w:val="single" w:color="auto" w:sz="4" w:space="0"/>
+              <w:bottom w:val="single" w:color="auto" w:sz="4" w:space="0"/>
+              <w:right w:val="single" w:color="auto" w:sz="4" w:space="0"/>
             </w:tcBorders>
             <w:shd w:val="clear" w:color="auto" w:fill="C6D9F1"/>
             <w:vAlign w:val="center"/>
-            <w:hideMark/>
           </w:tcPr>
           <w:p>
             <w:pPr>
@@ -1174,7 +1147,7 @@
             </w:pPr>
             <w:r>
               <w:rPr>
-                <w:rFonts w:ascii="宋体" w:hAnsi="宋体" w:hint="eastAsia"/>
+                <w:rFonts w:hint="eastAsia" w:ascii="宋体" w:hAnsi="宋体"/>
                 <w:sz w:val="24"/>
               </w:rPr>
               <w:t>联系人电话</w:t>
@@ -1185,13 +1158,12 @@
           <w:tcPr>
             <w:tcW w:w="6864" w:type="dxa"/>
             <w:tcBorders>
-              <w:top w:val="single" w:sz="4" w:space="0" w:color="auto"/>
-              <w:left w:val="single" w:sz="4" w:space="0" w:color="auto"/>
-              <w:bottom w:val="single" w:sz="4" w:space="0" w:color="auto"/>
-              <w:right w:val="single" w:sz="4" w:space="0" w:color="auto"/>
+              <w:top w:val="single" w:color="auto" w:sz="4" w:space="0"/>
+              <w:left w:val="single" w:color="auto" w:sz="4" w:space="0"/>
+              <w:bottom w:val="single" w:color="auto" w:sz="4" w:space="0"/>
+              <w:right w:val="single" w:color="auto" w:sz="4" w:space="0"/>
             </w:tcBorders>
             <w:vAlign w:val="center"/>
-            <w:hideMark/>
           </w:tcPr>
           <w:p>
             <w:pPr>
@@ -1222,7 +1194,7 @@
       <w:tr>
         <w:trPr>
           <w:cantSplit/>
-          <w:trHeight w:val="583"/>
+          <w:trHeight w:val="583" w:hRule="atLeast"/>
           <w:jc w:val="center"/>
         </w:trPr>
         <w:tc>
@@ -1230,14 +1202,13 @@
             <w:tcW w:w="3447" w:type="dxa"/>
             <w:gridSpan w:val="2"/>
             <w:tcBorders>
-              <w:top w:val="single" w:sz="4" w:space="0" w:color="auto"/>
-              <w:left w:val="single" w:sz="4" w:space="0" w:color="auto"/>
-              <w:bottom w:val="single" w:sz="4" w:space="0" w:color="auto"/>
-              <w:right w:val="single" w:sz="4" w:space="0" w:color="auto"/>
+              <w:top w:val="single" w:color="auto" w:sz="4" w:space="0"/>
+              <w:left w:val="single" w:color="auto" w:sz="4" w:space="0"/>
+              <w:bottom w:val="single" w:color="auto" w:sz="4" w:space="0"/>
+              <w:right w:val="single" w:color="auto" w:sz="4" w:space="0"/>
             </w:tcBorders>
             <w:shd w:val="clear" w:color="auto" w:fill="C6D9F1"/>
             <w:vAlign w:val="center"/>
-            <w:hideMark/>
           </w:tcPr>
           <w:p>
             <w:pPr>
@@ -1249,7 +1220,7 @@
             </w:pPr>
             <w:r>
               <w:rPr>
-                <w:rFonts w:ascii="宋体" w:hAnsi="宋体" w:hint="eastAsia"/>
+                <w:rFonts w:hint="eastAsia" w:ascii="宋体" w:hAnsi="宋体"/>
                 <w:sz w:val="24"/>
               </w:rPr>
               <w:t>联系人Email</w:t>
@@ -1260,13 +1231,12 @@
           <w:tcPr>
             <w:tcW w:w="6864" w:type="dxa"/>
             <w:tcBorders>
-              <w:top w:val="single" w:sz="4" w:space="0" w:color="auto"/>
-              <w:left w:val="single" w:sz="4" w:space="0" w:color="auto"/>
-              <w:bottom w:val="single" w:sz="4" w:space="0" w:color="auto"/>
-              <w:right w:val="single" w:sz="4" w:space="0" w:color="auto"/>
+              <w:top w:val="single" w:color="auto" w:sz="4" w:space="0"/>
+              <w:left w:val="single" w:color="auto" w:sz="4" w:space="0"/>
+              <w:bottom w:val="single" w:color="auto" w:sz="4" w:space="0"/>
+              <w:right w:val="single" w:color="auto" w:sz="4" w:space="0"/>
             </w:tcBorders>
             <w:vAlign w:val="center"/>
-            <w:hideMark/>
           </w:tcPr>
           <w:p>
             <w:pPr>
@@ -1281,21 +1251,7 @@
                 <w:color w:val="000000"/>
                 <w:sz w:val="24"/>
               </w:rPr>
-              <w:t>zhangyann@newland</w:t>
-            </w:r>
-            <w:r>
-              <w:rPr>
-                <w:color w:val="000000"/>
-                <w:sz w:val="24"/>
-              </w:rPr>
-              <w:t>npt</w:t>
-            </w:r>
-            <w:r>
-              <w:rPr>
-                <w:color w:val="000000"/>
-                <w:sz w:val="24"/>
-              </w:rPr>
-              <w:t>.com</w:t>
+              <w:t>zhangyann@newlandnpt.com</w:t>
             </w:r>
           </w:p>
         </w:tc>
@@ -1303,7 +1259,7 @@
       <w:tr>
         <w:trPr>
           <w:cantSplit/>
-          <w:trHeight w:val="511"/>
+          <w:trHeight w:val="511" w:hRule="atLeast"/>
           <w:jc w:val="center"/>
         </w:trPr>
         <w:tc>
@@ -1311,18 +1267,17 @@
             <w:tcW w:w="3447" w:type="dxa"/>
             <w:gridSpan w:val="2"/>
             <w:tcBorders>
-              <w:top w:val="single" w:sz="4" w:space="0" w:color="auto"/>
-              <w:left w:val="single" w:sz="4" w:space="0" w:color="auto"/>
-              <w:bottom w:val="single" w:sz="4" w:space="0" w:color="auto"/>
-              <w:right w:val="single" w:sz="4" w:space="0" w:color="auto"/>
+              <w:top w:val="single" w:color="auto" w:sz="4" w:space="0"/>
+              <w:left w:val="single" w:color="auto" w:sz="4" w:space="0"/>
+              <w:bottom w:val="single" w:color="auto" w:sz="4" w:space="0"/>
+              <w:right w:val="single" w:color="auto" w:sz="4" w:space="0"/>
             </w:tcBorders>
             <w:shd w:val="clear" w:color="auto" w:fill="C6D9F1"/>
             <w:vAlign w:val="center"/>
-            <w:hideMark/>
           </w:tcPr>
           <w:p>
             <w:pPr>
-              <w:ind w:firstLineChars="250" w:firstLine="600"/>
+              <w:ind w:firstLine="600" w:firstLineChars="250"/>
               <w:jc w:val="left"/>
               <w:rPr>
                 <w:rFonts w:ascii="宋体" w:hAnsi="宋体"/>
@@ -1342,13 +1297,12 @@
           <w:tcPr>
             <w:tcW w:w="6864" w:type="dxa"/>
             <w:tcBorders>
-              <w:top w:val="single" w:sz="4" w:space="0" w:color="auto"/>
-              <w:left w:val="single" w:sz="4" w:space="0" w:color="auto"/>
-              <w:bottom w:val="single" w:sz="4" w:space="0" w:color="auto"/>
-              <w:right w:val="single" w:sz="4" w:space="0" w:color="auto"/>
+              <w:top w:val="single" w:color="auto" w:sz="4" w:space="0"/>
+              <w:left w:val="single" w:color="auto" w:sz="4" w:space="0"/>
+              <w:bottom w:val="single" w:color="auto" w:sz="4" w:space="0"/>
+              <w:right w:val="single" w:color="auto" w:sz="4" w:space="0"/>
             </w:tcBorders>
             <w:vAlign w:val="center"/>
-            <w:hideMark/>
           </w:tcPr>
           <w:p>
             <w:pPr>
@@ -1364,40 +1318,22 @@
                 <w:color w:val="000000"/>
                 <w:sz w:val="24"/>
               </w:rPr>
-              <w:t>福建省福州市</w:t>
-            </w:r>
-            <w:proofErr w:type="gramStart"/>
+              <w:t>福建省福州市马尾区</w:t>
+            </w:r>
+            <w:r>
+              <w:rPr>
+                <w:color w:val="000000"/>
+                <w:sz w:val="24"/>
+              </w:rPr>
+              <w:t>儒江西路</w:t>
+            </w:r>
             <w:r>
               <w:rPr>
                 <w:rFonts w:hint="eastAsia"/>
                 <w:color w:val="000000"/>
                 <w:sz w:val="24"/>
               </w:rPr>
-              <w:t>马尾区</w:t>
-            </w:r>
-            <w:r>
-              <w:rPr>
-                <w:color w:val="000000"/>
-                <w:sz w:val="24"/>
-              </w:rPr>
-              <w:t>儒江西路</w:t>
-            </w:r>
-            <w:proofErr w:type="gramEnd"/>
-            <w:r>
-              <w:rPr>
-                <w:rFonts w:hint="eastAsia"/>
-                <w:color w:val="000000"/>
-                <w:sz w:val="24"/>
-              </w:rPr>
-              <w:t>1</w:t>
-            </w:r>
-            <w:r>
-              <w:rPr>
-                <w:rFonts w:hint="eastAsia"/>
-                <w:color w:val="000000"/>
-                <w:sz w:val="24"/>
-              </w:rPr>
-              <w:t>号</w:t>
+              <w:t>1号</w:t>
             </w:r>
             <w:r>
               <w:rPr>
@@ -1438,17 +1374,24 @@
     </w:p>
     <w:tbl>
       <w:tblPr>
+        <w:tblStyle w:val="7"/>
         <w:tblW w:w="10740" w:type="dxa"/>
+        <w:tblInd w:w="0" w:type="dxa"/>
         <w:tblBorders>
-          <w:top w:val="single" w:sz="12" w:space="0" w:color="1F497D"/>
-          <w:left w:val="single" w:sz="12" w:space="0" w:color="1F497D"/>
-          <w:bottom w:val="single" w:sz="12" w:space="0" w:color="1F497D"/>
-          <w:right w:val="single" w:sz="12" w:space="0" w:color="1F497D"/>
-          <w:insideH w:val="single" w:sz="12" w:space="0" w:color="1F497D"/>
-          <w:insideV w:val="single" w:sz="12" w:space="0" w:color="1F497D"/>
+          <w:top w:val="single" w:color="1F497D" w:sz="12" w:space="0"/>
+          <w:left w:val="single" w:color="1F497D" w:sz="12" w:space="0"/>
+          <w:bottom w:val="single" w:color="1F497D" w:sz="12" w:space="0"/>
+          <w:right w:val="single" w:color="1F497D" w:sz="12" w:space="0"/>
+          <w:insideH w:val="single" w:color="1F497D" w:sz="12" w:space="0"/>
+          <w:insideV w:val="single" w:color="1F497D" w:sz="12" w:space="0"/>
         </w:tblBorders>
         <w:tblLayout w:type="fixed"/>
-        <w:tblLook w:val="04A0" w:firstRow="1" w:lastRow="0" w:firstColumn="1" w:lastColumn="0" w:noHBand="0" w:noVBand="1"/>
+        <w:tblCellMar>
+          <w:top w:w="0" w:type="dxa"/>
+          <w:left w:w="108" w:type="dxa"/>
+          <w:bottom w:w="0" w:type="dxa"/>
+          <w:right w:w="108" w:type="dxa"/>
+        </w:tblCellMar>
       </w:tblPr>
       <w:tblGrid>
         <w:gridCol w:w="10740"/>
@@ -1474,7 +1417,7 @@
             </w:pPr>
             <w:r>
               <w:rPr>
-                <w:rFonts w:ascii="宋体" w:hAnsi="宋体" w:cs="宋体" w:hint="eastAsia"/>
+                <w:rFonts w:hint="eastAsia" w:ascii="宋体" w:hAnsi="宋体" w:cs="宋体"/>
                 <w:b/>
                 <w:bCs/>
                 <w:color w:val="17365D"/>
@@ -1496,7 +1439,7 @@
             </w:r>
             <w:r>
               <w:rPr>
-                <w:rFonts w:ascii="宋体" w:hAnsi="宋体" w:cs="宋体" w:hint="eastAsia"/>
+                <w:rFonts w:hint="eastAsia" w:ascii="宋体" w:hAnsi="宋体" w:cs="宋体"/>
                 <w:b/>
                 <w:bCs/>
                 <w:color w:val="17365D"/>
@@ -1509,20 +1452,20 @@
           <w:p>
             <w:pPr>
               <w:spacing w:line="360" w:lineRule="auto"/>
-              <w:ind w:firstLineChars="200" w:firstLine="480"/>
-              <w:rPr>
-                <w:rFonts w:ascii="宋体" w:hAnsi="宋体" w:cs="宋体" w:hint="eastAsia"/>
-                <w:sz w:val="24"/>
-                <w:szCs w:val="24"/>
-              </w:rPr>
-            </w:pPr>
-            <w:r>
-              <w:rPr>
-                <w:rFonts w:ascii="宋体" w:hAnsi="宋体" w:cs="宋体" w:hint="eastAsia"/>
-                <w:sz w:val="24"/>
-                <w:szCs w:val="24"/>
-              </w:rPr>
-              <w:t xml:space="preserve">本发明属于人工智能技术领域，具体涉及大语言模型智能体的经验学习与记忆增强技术，尤其涉及一种在办公自动化任务场景下，通过结构化经验卡的离线蒸馏、在线检索注入、验证晋升与生命周期管理，使本地大语言模型智能体在云端教师模型少量指导下逐步独立完成任务的经验学习系统及方法。</w:t>
+              <w:ind w:firstLine="480" w:firstLineChars="200"/>
+              <w:rPr>
+                <w:rFonts w:hint="eastAsia" w:ascii="宋体" w:hAnsi="宋体" w:cs="宋体"/>
+                <w:sz w:val="24"/>
+                <w:szCs w:val="24"/>
+              </w:rPr>
+            </w:pPr>
+            <w:r>
+              <w:rPr>
+                <w:rFonts w:hint="eastAsia" w:ascii="宋体" w:hAnsi="宋体" w:cs="宋体"/>
+                <w:sz w:val="24"/>
+                <w:szCs w:val="24"/>
+              </w:rPr>
+              <w:t>本发明属于人工智能技术领域，具体涉及大语言模型智能体的经验学习与记忆增强技术，尤其涉及一种在办公自动化任务场景下，通过结构化经验卡的离线蒸馏、在线检索注入、验证晋升与生命周期管理，使本地大语言模型智能体在云端教师模型少量指导下逐步独立完成任务的经验学习系统及方法。</w:t>
             </w:r>
           </w:p>
           <w:p>
@@ -1587,7 +1530,7 @@
             </w:pPr>
             <w:r>
               <w:rPr>
-                <w:rFonts w:ascii="宋体" w:hAnsi="宋体" w:cs="宋体" w:hint="eastAsia"/>
+                <w:rFonts w:hint="eastAsia" w:ascii="宋体" w:hAnsi="宋体" w:cs="宋体"/>
                 <w:b/>
                 <w:bCs/>
                 <w:color w:val="17365D"/>
@@ -1609,7 +1552,7 @@
             </w:r>
             <w:r>
               <w:rPr>
-                <w:rFonts w:ascii="宋体" w:hAnsi="宋体" w:cs="宋体" w:hint="eastAsia"/>
+                <w:rFonts w:hint="eastAsia" w:ascii="宋体" w:hAnsi="宋体" w:cs="宋体"/>
                 <w:b/>
                 <w:bCs/>
                 <w:color w:val="17365D"/>
@@ -1631,7 +1574,7 @@
             </w:r>
             <w:r>
               <w:rPr>
-                <w:rFonts w:ascii="宋体" w:hAnsi="宋体" w:cs="宋体" w:hint="eastAsia"/>
+                <w:rFonts w:hint="eastAsia" w:ascii="宋体" w:hAnsi="宋体" w:cs="宋体"/>
                 <w:b/>
                 <w:bCs/>
                 <w:color w:val="17365D"/>
@@ -1655,7 +1598,7 @@
             </w:pPr>
             <w:r>
               <w:rPr>
-                <w:rFonts w:ascii="宋体" w:hAnsi="宋体" w:cs="宋体" w:hint="eastAsia"/>
+                <w:rFonts w:hint="eastAsia" w:ascii="宋体" w:hAnsi="宋体" w:cs="宋体"/>
                 <w:b/>
                 <w:bCs/>
                 <w:color w:val="17365D"/>
@@ -1668,64 +1611,64 @@
           <w:p>
             <w:pPr>
               <w:spacing w:line="360" w:lineRule="auto"/>
-              <w:ind w:firstLineChars="200" w:firstLine="480"/>
-              <w:rPr>
-                <w:rFonts w:ascii="宋体" w:hAnsi="宋体" w:cs="宋体" w:hint="eastAsia"/>
-                <w:sz w:val="24"/>
-                <w:szCs w:val="24"/>
-              </w:rPr>
-            </w:pPr>
-            <w:r>
-              <w:rPr>
-                <w:rFonts w:ascii="宋体" w:hAnsi="宋体" w:cs="宋体" w:hint="eastAsia"/>
-                <w:sz w:val="24"/>
-                <w:szCs w:val="24"/>
-              </w:rPr>
-              <w:t xml:space="preserve">大语言模型智能体在办公自动化领域的任务执行目前主要有两条技术路线。其一为直接调用云端大模型（如DeepSeek等）：任务成功率高，但每一次请求均产生推理费用，重复性任务长期成本高，且业务数据需出域传输，存在敏感信息泄露风险。其二为部署本地开源模型（如经4-bit量化的27B级模型）：成本低且数据不出域，但模型能力弱于云端大模型，在工具调用格式、输出完整性、长程规划等方面失败率高，难以独立完成任务。</w:t>
+              <w:ind w:firstLine="480" w:firstLineChars="200"/>
+              <w:rPr>
+                <w:rFonts w:hint="eastAsia" w:ascii="宋体" w:hAnsi="宋体" w:cs="宋体"/>
+                <w:sz w:val="24"/>
+                <w:szCs w:val="24"/>
+              </w:rPr>
+            </w:pPr>
+            <w:r>
+              <w:rPr>
+                <w:rFonts w:hint="eastAsia" w:ascii="宋体" w:hAnsi="宋体" w:cs="宋体"/>
+                <w:sz w:val="24"/>
+                <w:szCs w:val="24"/>
+              </w:rPr>
+              <w:t>大语言模型智能体在办公自动化领域的任务执行目前主要有两条技术路线。其一为直接调用云端大模型（如DeepSeek等）：任务成功率高，但每一次请求均产生推理费用，重复性任务长期成本高，且业务数据需出域传输，存在敏感信息泄露风险。其二为部署本地开源模型（如经4-bit量化的27B级模型）：成本低且数据不出域，但模型能力弱于云端大模型，在工具调用格式、输出完整性、长程规划等方面失败率高，难以独立完成任务。</w:t>
             </w:r>
           </w:p>
           <w:p>
             <w:pPr>
               <w:spacing w:line="360" w:lineRule="auto"/>
-              <w:ind w:firstLineChars="200" w:firstLine="480"/>
-              <w:rPr>
-                <w:rFonts w:ascii="宋体" w:hAnsi="宋体" w:cs="宋体" w:hint="eastAsia"/>
-                <w:sz w:val="24"/>
-                <w:szCs w:val="24"/>
-              </w:rPr>
-            </w:pPr>
-            <w:r>
-              <w:rPr>
-                <w:rFonts w:ascii="宋体" w:hAnsi="宋体" w:cs="宋体" w:hint="eastAsia"/>
-                <w:sz w:val="24"/>
-                <w:szCs w:val="24"/>
-              </w:rPr>
-              <w:t xml:space="preserve">为使本地模型能力逼近云端，现有技术主要包括：（1）参数微调或强化学习：需要权重更新的训练管线，与本地量化推理部署不兼容，训练成本高，且存在灾难性遗忘风险；（2）检索增强生成与对话记忆：将历史对话或原始任务轨迹直接拼接进提示词，其不足在于原始轨迹冗长、夹杂大量噪声与失败内容，未经任何验证即进入上下文，既挤占上下文窗口、抬高提示词token开销，又可能误导模型，且记忆只增不减、规模无界增长，检索质量随时间持续退化；（3）本地优先、云端兜底的混合路由：现有路由方案仅按请求复杂度或成本静态分流，缺乏对本地输出质量的在线门控，缺乏出域前的安全合规前置检查，且云端输出用完即弃，无法转化为本地模型可复用的经验，本地模型能力永远停留在原水平，重复任务每次都需付费升级。</w:t>
+              <w:ind w:firstLine="480" w:firstLineChars="200"/>
+              <w:rPr>
+                <w:rFonts w:hint="eastAsia" w:ascii="宋体" w:hAnsi="宋体" w:cs="宋体"/>
+                <w:sz w:val="24"/>
+                <w:szCs w:val="24"/>
+              </w:rPr>
+            </w:pPr>
+            <w:r>
+              <w:rPr>
+                <w:rFonts w:hint="eastAsia" w:ascii="宋体" w:hAnsi="宋体" w:cs="宋体"/>
+                <w:sz w:val="24"/>
+                <w:szCs w:val="24"/>
+              </w:rPr>
+              <w:t>为使本地模型能力逼近云端，现有技术主要包括：（1）参数微调或强化学习：需要权重更新的训练管线，与本地量化推理部署不兼容，训练成本高，且存在灾难性遗忘风险；（2）检索增强生成与对话记忆：将历史对话或原始任务轨迹直接拼接进提示词，其不足在于原始轨迹冗长、夹杂大量噪声与失败内容，未经任何验证即进入上下文，既挤占上下文窗口、抬高提示词token开销，又可能误导模型，且记忆只增不减、规模无界增长，检索质量随时间持续退化；（3）本地优先、云端兜底的混合路由：现有路由方案仅按请求复杂度或成本静态分流，缺乏对本地输出质量的在线门控，缺乏出域前的安全合规前置检查，且云端输出用完即弃，无法转化为本地模型可复用的经验，本地模型能力永远停留在原水平，重复任务每次都需付费升级。</w:t>
             </w:r>
           </w:p>
           <w:p>
             <w:pPr>
               <w:spacing w:line="360" w:lineRule="auto"/>
-              <w:ind w:firstLineChars="200" w:firstLine="480"/>
-              <w:rPr>
-                <w:rFonts w:ascii="宋体" w:hAnsi="宋体" w:cs="宋体" w:hint="eastAsia"/>
-                <w:sz w:val="24"/>
-                <w:szCs w:val="24"/>
-              </w:rPr>
-            </w:pPr>
-            <w:r>
-              <w:rPr>
-                <w:rFonts w:ascii="宋体" w:hAnsi="宋体" w:cs="宋体" w:hint="eastAsia"/>
-                <w:sz w:val="24"/>
-                <w:szCs w:val="24"/>
-              </w:rPr>
-              <w:t xml:space="preserve">综上，现有技术的效果存在四项共同缺点：第一，经验以原始形态堆积，不可检索、不可计量、不可淘汰，也无法跨任务迁移复用；第二，未经验证的经验（包括失败经验）直接进入上下文，造成经验污染；第三，重复任务对云端模型的依赖不随时间下降，推理与token成本不收敛；第四，云端升级行为缺乏出域许可、敏感信息扫描与预算控制等安全合规机制，学习效果也缺乏可归因的测量手段。上述不足均可由本发明的技术方案加以解决。</w:t>
+              <w:ind w:firstLine="480" w:firstLineChars="200"/>
+              <w:rPr>
+                <w:rFonts w:hint="eastAsia" w:ascii="宋体" w:hAnsi="宋体" w:cs="宋体"/>
+                <w:sz w:val="24"/>
+                <w:szCs w:val="24"/>
+              </w:rPr>
+            </w:pPr>
+            <w:r>
+              <w:rPr>
+                <w:rFonts w:hint="eastAsia" w:ascii="宋体" w:hAnsi="宋体" w:cs="宋体"/>
+                <w:sz w:val="24"/>
+                <w:szCs w:val="24"/>
+              </w:rPr>
+              <w:t>综上，现有技术的效果存在四项共同缺点：第一，经验以原始形态堆积，不可检索、不可计量、不可淘汰，也无法跨任务迁移复用；第二，未经验证的经验（包括失败经验）直接进入上下文，造成经验污染；第三，重复任务对云端模型的依赖不随时间下降，推理与token成本不收敛；第四，云端升级行为缺乏出域许可、敏感信息扫描与预算控制等安全合规机制，学习效果也缺乏可归因的测量手段。上述不足均可由本发明的技术方案加以解决。</w:t>
             </w:r>
           </w:p>
           <w:p>
             <w:pPr>
               <w:spacing w:line="420" w:lineRule="exact"/>
-              <w:ind w:firstLineChars="225" w:firstLine="405"/>
+              <w:ind w:firstLine="405" w:firstLineChars="225"/>
               <w:rPr>
                 <w:rFonts w:ascii="宋体" w:hAnsi="宋体"/>
                 <w:sz w:val="18"/>
@@ -1736,7 +1679,7 @@
           <w:p>
             <w:pPr>
               <w:spacing w:line="420" w:lineRule="exact"/>
-              <w:ind w:firstLineChars="225" w:firstLine="405"/>
+              <w:ind w:firstLine="405" w:firstLineChars="225"/>
               <w:rPr>
                 <w:rFonts w:ascii="宋体" w:hAnsi="宋体"/>
                 <w:sz w:val="18"/>
@@ -1747,7 +1690,7 @@
           <w:p>
             <w:pPr>
               <w:spacing w:line="420" w:lineRule="exact"/>
-              <w:ind w:firstLineChars="225" w:firstLine="407"/>
+              <w:ind w:firstLine="405" w:firstLineChars="225"/>
               <w:rPr>
                 <w:rFonts w:ascii="宋体" w:hAnsi="宋体" w:cs="宋体"/>
                 <w:b/>
@@ -1761,7 +1704,7 @@
           <w:p>
             <w:pPr>
               <w:spacing w:line="420" w:lineRule="exact"/>
-              <w:ind w:firstLineChars="225" w:firstLine="407"/>
+              <w:ind w:firstLine="405" w:firstLineChars="225"/>
               <w:rPr>
                 <w:rFonts w:ascii="宋体" w:hAnsi="宋体" w:cs="宋体"/>
                 <w:b/>
@@ -1808,14 +1751,13 @@
             </w:pPr>
             <w:r>
               <w:rPr>
-                <w:rFonts w:ascii="宋体" w:hAnsi="宋体" w:cs="宋体" w:hint="eastAsia"/>
-                <w:b/>
-                <w:bCs/>
-                <w:color w:val="17365D"/>
-                <w:sz w:val="24"/>
-                <w:szCs w:val="24"/>
-              </w:rPr>
-              <w:lastRenderedPageBreak/>
+                <w:rFonts w:hint="eastAsia" w:ascii="宋体" w:hAnsi="宋体" w:cs="宋体"/>
+                <w:b/>
+                <w:bCs/>
+                <w:color w:val="17365D"/>
+                <w:sz w:val="24"/>
+                <w:szCs w:val="24"/>
+              </w:rPr>
               <w:t>三</w:t>
             </w:r>
             <w:r>
@@ -1831,7 +1773,7 @@
             </w:r>
             <w:r>
               <w:rPr>
-                <w:rFonts w:ascii="宋体" w:hAnsi="宋体" w:cs="宋体" w:hint="eastAsia"/>
+                <w:rFonts w:hint="eastAsia" w:ascii="宋体" w:hAnsi="宋体" w:cs="宋体"/>
                 <w:b/>
                 <w:bCs/>
                 <w:color w:val="17365D"/>
@@ -1844,19 +1786,19 @@
           <w:p>
             <w:pPr>
               <w:spacing w:line="420" w:lineRule="exact"/>
-              <w:ind w:firstLineChars="225" w:firstLine="407"/>
-              <w:rPr>
-                <w:rFonts w:ascii="宋体" w:hAnsi="宋体" w:cs="宋体"/>
-                <w:b/>
-                <w:bCs/>
-                <w:color w:val="17365D"/>
-                <w:sz w:val="18"/>
-                <w:szCs w:val="18"/>
-              </w:rPr>
-            </w:pPr>
-            <w:r>
-              <w:rPr>
-                <w:rFonts w:ascii="宋体" w:hAnsi="宋体" w:cs="宋体" w:hint="eastAsia"/>
+              <w:ind w:firstLine="405" w:firstLineChars="225"/>
+              <w:rPr>
+                <w:rFonts w:ascii="宋体" w:hAnsi="宋体" w:cs="宋体"/>
+                <w:b/>
+                <w:bCs/>
+                <w:color w:val="17365D"/>
+                <w:sz w:val="18"/>
+                <w:szCs w:val="18"/>
+              </w:rPr>
+            </w:pPr>
+            <w:r>
+              <w:rPr>
+                <w:rFonts w:hint="eastAsia" w:ascii="宋体" w:hAnsi="宋体" w:cs="宋体"/>
                 <w:b/>
                 <w:bCs/>
                 <w:color w:val="17365D"/>
@@ -1880,7 +1822,7 @@
             </w:pPr>
             <w:r>
               <w:rPr>
-                <w:rFonts w:ascii="宋体" w:hAnsi="宋体" w:cs="宋体" w:hint="eastAsia"/>
+                <w:rFonts w:hint="eastAsia" w:ascii="宋体" w:hAnsi="宋体" w:cs="宋体"/>
                 <w:b/>
                 <w:bCs/>
                 <w:color w:val="17365D"/>
@@ -1904,7 +1846,7 @@
             </w:pPr>
             <w:r>
               <w:rPr>
-                <w:rFonts w:ascii="宋体" w:hAnsi="宋体" w:cs="宋体" w:hint="eastAsia"/>
+                <w:rFonts w:hint="eastAsia" w:ascii="宋体" w:hAnsi="宋体" w:cs="宋体"/>
                 <w:b/>
                 <w:bCs/>
                 <w:color w:val="17365D"/>
@@ -1926,7 +1868,7 @@
             </w:r>
             <w:r>
               <w:rPr>
-                <w:rFonts w:ascii="宋体" w:hAnsi="宋体" w:cs="宋体" w:hint="eastAsia"/>
+                <w:rFonts w:hint="eastAsia" w:ascii="宋体" w:hAnsi="宋体" w:cs="宋体"/>
                 <w:b/>
                 <w:bCs/>
                 <w:color w:val="17365D"/>
@@ -1950,7 +1892,7 @@
             </w:pPr>
             <w:r>
               <w:rPr>
-                <w:rFonts w:ascii="宋体" w:hAnsi="宋体" w:cs="宋体" w:hint="eastAsia"/>
+                <w:rFonts w:hint="eastAsia" w:ascii="宋体" w:hAnsi="宋体" w:cs="宋体"/>
                 <w:b/>
                 <w:bCs/>
                 <w:color w:val="17365D"/>
@@ -1972,7 +1914,7 @@
             </w:r>
             <w:r>
               <w:rPr>
-                <w:rFonts w:ascii="宋体" w:hAnsi="宋体" w:cs="宋体" w:hint="eastAsia"/>
+                <w:rFonts w:hint="eastAsia" w:ascii="宋体" w:hAnsi="宋体" w:cs="宋体"/>
                 <w:b/>
                 <w:bCs/>
                 <w:color w:val="17365D"/>
@@ -1996,7 +1938,7 @@
             </w:pPr>
             <w:r>
               <w:rPr>
-                <w:rFonts w:ascii="宋体" w:hAnsi="宋体" w:cs="宋体" w:hint="eastAsia"/>
+                <w:rFonts w:hint="eastAsia" w:ascii="宋体" w:hAnsi="宋体" w:cs="宋体"/>
                 <w:b/>
                 <w:bCs/>
                 <w:color w:val="17365D"/>
@@ -2018,7 +1960,7 @@
             </w:r>
             <w:r>
               <w:rPr>
-                <w:rFonts w:ascii="宋体" w:hAnsi="宋体" w:cs="宋体" w:hint="eastAsia"/>
+                <w:rFonts w:hint="eastAsia" w:ascii="宋体" w:hAnsi="宋体" w:cs="宋体"/>
                 <w:b/>
                 <w:bCs/>
                 <w:color w:val="17365D"/>
@@ -2031,121 +1973,121 @@
           <w:p>
             <w:pPr>
               <w:spacing w:line="360" w:lineRule="auto"/>
-              <w:ind w:firstLineChars="200" w:firstLine="480"/>
-              <w:rPr>
-                <w:rFonts w:ascii="宋体" w:hAnsi="宋体" w:cs="宋体" w:hint="eastAsia"/>
-                <w:sz w:val="24"/>
-                <w:szCs w:val="24"/>
-              </w:rPr>
-            </w:pPr>
-            <w:r>
-              <w:rPr>
-                <w:rFonts w:ascii="宋体" w:hAnsi="宋体" w:cs="宋体" w:hint="eastAsia"/>
-                <w:sz w:val="24"/>
-                <w:szCs w:val="24"/>
-              </w:rPr>
-              <w:t xml:space="preserve">本发明的目的在于克服现有技术的上述不足，提供一种基于经验卡检索注入的大模型智能体经验学习系统及方法，具体解决以下技术问题：</w:t>
+              <w:ind w:firstLine="480" w:firstLineChars="200"/>
+              <w:rPr>
+                <w:rFonts w:hint="eastAsia" w:ascii="宋体" w:hAnsi="宋体" w:cs="宋体"/>
+                <w:sz w:val="24"/>
+                <w:szCs w:val="24"/>
+              </w:rPr>
+            </w:pPr>
+            <w:r>
+              <w:rPr>
+                <w:rFonts w:hint="eastAsia" w:ascii="宋体" w:hAnsi="宋体" w:cs="宋体"/>
+                <w:sz w:val="24"/>
+                <w:szCs w:val="24"/>
+              </w:rPr>
+              <w:t>本发明的目的在于克服现有技术的上述不足，提供一种基于经验卡检索注入的大模型智能体经验学习系统及方法，具体解决以下技术问题：</w:t>
             </w:r>
           </w:p>
           <w:p>
             <w:pPr>
               <w:spacing w:line="360" w:lineRule="auto"/>
-              <w:ind w:firstLineChars="200" w:firstLine="480"/>
-              <w:rPr>
-                <w:rFonts w:ascii="宋体" w:hAnsi="宋体" w:cs="宋体" w:hint="eastAsia"/>
-                <w:sz w:val="24"/>
-                <w:szCs w:val="24"/>
-              </w:rPr>
-            </w:pPr>
-            <w:r>
-              <w:rPr>
-                <w:rFonts w:ascii="宋体" w:hAnsi="宋体" w:cs="宋体" w:hint="eastAsia"/>
-                <w:sz w:val="24"/>
-                <w:szCs w:val="24"/>
-              </w:rPr>
-              <w:t xml:space="preserve">（1）解决重复任务对云端教师模型的持续依赖问题：使重复任务的云端升级率随经验积累逐日下降并趋近于零，新任务升级率低于20%，从而降低推理成本、token成本与数据出域面；</w:t>
+              <w:ind w:firstLine="480" w:firstLineChars="200"/>
+              <w:rPr>
+                <w:rFonts w:hint="eastAsia" w:ascii="宋体" w:hAnsi="宋体" w:cs="宋体"/>
+                <w:sz w:val="24"/>
+                <w:szCs w:val="24"/>
+              </w:rPr>
+            </w:pPr>
+            <w:r>
+              <w:rPr>
+                <w:rFonts w:hint="eastAsia" w:ascii="宋体" w:hAnsi="宋体" w:cs="宋体"/>
+                <w:sz w:val="24"/>
+                <w:szCs w:val="24"/>
+              </w:rPr>
+              <w:t>（1）解决重复任务对云端教师模型的持续依赖问题：使重复任务的云端升级率随经验积累逐日下降并趋近于零，新任务升级率低于20%，从而降低推理成本、token成本与数据出域面；</w:t>
             </w:r>
           </w:p>
           <w:p>
             <w:pPr>
               <w:spacing w:line="360" w:lineRule="auto"/>
-              <w:ind w:firstLineChars="200" w:firstLine="480"/>
-              <w:rPr>
-                <w:rFonts w:ascii="宋体" w:hAnsi="宋体" w:cs="宋体" w:hint="eastAsia"/>
-                <w:sz w:val="24"/>
-                <w:szCs w:val="24"/>
-              </w:rPr>
-            </w:pPr>
-            <w:r>
-              <w:rPr>
-                <w:rFonts w:ascii="宋体" w:hAnsi="宋体" w:cs="宋体" w:hint="eastAsia"/>
-                <w:sz w:val="24"/>
-                <w:szCs w:val="24"/>
-              </w:rPr>
-              <w:t xml:space="preserve">（2）解决经验不可检索、不可计量、不可淘汰、不可迁移的问题：将原始交互轨迹离线蒸馏为结构化经验卡，并建立留观、启用、移除的三态生命周期，使经验成为可检索、可计量、可淘汰、可跨任务复用的资产；</w:t>
+              <w:ind w:firstLine="480" w:firstLineChars="200"/>
+              <w:rPr>
+                <w:rFonts w:hint="eastAsia" w:ascii="宋体" w:hAnsi="宋体" w:cs="宋体"/>
+                <w:sz w:val="24"/>
+                <w:szCs w:val="24"/>
+              </w:rPr>
+            </w:pPr>
+            <w:r>
+              <w:rPr>
+                <w:rFonts w:hint="eastAsia" w:ascii="宋体" w:hAnsi="宋体" w:cs="宋体"/>
+                <w:sz w:val="24"/>
+                <w:szCs w:val="24"/>
+              </w:rPr>
+              <w:t>（2）解决经验不可检索、不可计量、不可淘汰、不可迁移的问题：将原始交互轨迹离线蒸馏为结构化经验卡，并建立留观、启用、移除的三态生命周期，使经验成为可检索、可计量、可淘汰、可跨任务复用的资产；</w:t>
             </w:r>
           </w:p>
           <w:p>
             <w:pPr>
               <w:spacing w:line="360" w:lineRule="auto"/>
-              <w:ind w:firstLineChars="200" w:firstLine="480"/>
-              <w:rPr>
-                <w:rFonts w:ascii="宋体" w:hAnsi="宋体" w:cs="宋体" w:hint="eastAsia"/>
-                <w:sz w:val="24"/>
-                <w:szCs w:val="24"/>
-              </w:rPr>
-            </w:pPr>
-            <w:r>
-              <w:rPr>
-                <w:rFonts w:ascii="宋体" w:hAnsi="宋体" w:cs="宋体" w:hint="eastAsia"/>
-                <w:sz w:val="24"/>
-                <w:szCs w:val="24"/>
-              </w:rPr>
-              <w:t xml:space="preserve">（3）解决未经验证的经验污染在线上下文的问题：经验候选在留观态下对在线检索不可见，只有通过验证晋升的经验方可注入，原始轨迹永不直接注入；</w:t>
+              <w:ind w:firstLine="480" w:firstLineChars="200"/>
+              <w:rPr>
+                <w:rFonts w:hint="eastAsia" w:ascii="宋体" w:hAnsi="宋体" w:cs="宋体"/>
+                <w:sz w:val="24"/>
+                <w:szCs w:val="24"/>
+              </w:rPr>
+            </w:pPr>
+            <w:r>
+              <w:rPr>
+                <w:rFonts w:hint="eastAsia" w:ascii="宋体" w:hAnsi="宋体" w:cs="宋体"/>
+                <w:sz w:val="24"/>
+                <w:szCs w:val="24"/>
+              </w:rPr>
+              <w:t>（3）解决未经验证的经验污染在线上下文的问题：经验候选在留观态下对在线检索不可见，只有通过验证晋升的经验方可注入，原始轨迹永不直接注入；</w:t>
             </w:r>
           </w:p>
           <w:p>
             <w:pPr>
               <w:spacing w:line="360" w:lineRule="auto"/>
-              <w:ind w:firstLineChars="200" w:firstLine="480"/>
-              <w:rPr>
-                <w:rFonts w:ascii="宋体" w:hAnsi="宋体" w:cs="宋体" w:hint="eastAsia"/>
-                <w:sz w:val="24"/>
-                <w:szCs w:val="24"/>
-              </w:rPr>
-            </w:pPr>
-            <w:r>
-              <w:rPr>
-                <w:rFonts w:ascii="宋体" w:hAnsi="宋体" w:cs="宋体" w:hint="eastAsia"/>
-                <w:sz w:val="24"/>
-                <w:szCs w:val="24"/>
-              </w:rPr>
-              <w:t xml:space="preserve">（4）解决云端升级行为的安全合规与成本不可控问题：升级前强制依次进行出域许可检查、敏感信息扫描与预算原子预留，且全程双侧落盘、可审计；</w:t>
+              <w:ind w:firstLine="480" w:firstLineChars="200"/>
+              <w:rPr>
+                <w:rFonts w:hint="eastAsia" w:ascii="宋体" w:hAnsi="宋体" w:cs="宋体"/>
+                <w:sz w:val="24"/>
+                <w:szCs w:val="24"/>
+              </w:rPr>
+            </w:pPr>
+            <w:r>
+              <w:rPr>
+                <w:rFonts w:hint="eastAsia" w:ascii="宋体" w:hAnsi="宋体" w:cs="宋体"/>
+                <w:sz w:val="24"/>
+                <w:szCs w:val="24"/>
+              </w:rPr>
+              <w:t>（4）解决云端升级行为的安全合规与成本不可控问题：升级前强制依次进行出域许可检查、敏感信息扫描与预算原子预留，且全程双侧落盘、可审计；</w:t>
             </w:r>
           </w:p>
           <w:p>
             <w:pPr>
               <w:spacing w:line="360" w:lineRule="auto"/>
-              <w:ind w:firstLineChars="200" w:firstLine="480"/>
-              <w:rPr>
-                <w:rFonts w:ascii="宋体" w:hAnsi="宋体" w:cs="宋体" w:hint="eastAsia"/>
-                <w:sz w:val="24"/>
-                <w:szCs w:val="24"/>
-              </w:rPr>
-            </w:pPr>
-            <w:r>
-              <w:rPr>
-                <w:rFonts w:ascii="宋体" w:hAnsi="宋体" w:cs="宋体" w:hint="eastAsia"/>
-                <w:sz w:val="24"/>
-                <w:szCs w:val="24"/>
-              </w:rPr>
-              <w:t xml:space="preserve">（5）解决学习效果不可测量的问题：注入开关对照臂与实验臂走完全相同的代码路径且轨迹全量落盘，使经验注入的效应可被归因测量，而非依赖小样本外推。</w:t>
+              <w:ind w:firstLine="480" w:firstLineChars="200"/>
+              <w:rPr>
+                <w:rFonts w:hint="eastAsia" w:ascii="宋体" w:hAnsi="宋体" w:cs="宋体"/>
+                <w:sz w:val="24"/>
+                <w:szCs w:val="24"/>
+              </w:rPr>
+            </w:pPr>
+            <w:r>
+              <w:rPr>
+                <w:rFonts w:hint="eastAsia" w:ascii="宋体" w:hAnsi="宋体" w:cs="宋体"/>
+                <w:sz w:val="24"/>
+                <w:szCs w:val="24"/>
+              </w:rPr>
+              <w:t>（5）解决学习效果不可测量的问题：注入开关对照臂与实验臂走完全相同的代码路径且轨迹全量落盘，使经验注入的效应可被归因测量，而非依赖小样本外推。</w:t>
             </w:r>
           </w:p>
           <w:p>
             <w:pPr>
               <w:spacing w:line="460" w:lineRule="exact"/>
-              <w:ind w:firstLineChars="200" w:firstLine="360"/>
+              <w:ind w:firstLine="360" w:firstLineChars="200"/>
               <w:jc w:val="left"/>
               <w:rPr>
                 <w:rFonts w:ascii="宋体" w:cs="宋体"/>
@@ -2158,7 +2100,7 @@
           <w:p>
             <w:pPr>
               <w:spacing w:line="460" w:lineRule="exact"/>
-              <w:ind w:firstLineChars="200" w:firstLine="360"/>
+              <w:ind w:firstLine="360" w:firstLineChars="200"/>
               <w:jc w:val="left"/>
               <w:rPr>
                 <w:rFonts w:ascii="宋体" w:cs="宋体"/>
@@ -2242,7 +2184,7 @@
             </w:pPr>
             <w:r>
               <w:rPr>
-                <w:rFonts w:ascii="宋体" w:hAnsi="宋体" w:cs="宋体" w:hint="eastAsia"/>
+                <w:rFonts w:hint="eastAsia" w:ascii="宋体" w:hAnsi="宋体" w:cs="宋体"/>
                 <w:b/>
                 <w:bCs/>
                 <w:color w:val="17365D"/>
@@ -2264,7 +2206,7 @@
             </w:r>
             <w:r>
               <w:rPr>
-                <w:rFonts w:ascii="宋体" w:hAnsi="宋体" w:cs="宋体" w:hint="eastAsia"/>
+                <w:rFonts w:hint="eastAsia" w:ascii="宋体" w:hAnsi="宋体" w:cs="宋体"/>
                 <w:b/>
                 <w:bCs/>
                 <w:color w:val="17365D"/>
@@ -2286,7 +2228,7 @@
             </w:r>
             <w:r>
               <w:rPr>
-                <w:rFonts w:ascii="宋体" w:hAnsi="宋体" w:cs="宋体" w:hint="eastAsia"/>
+                <w:rFonts w:hint="eastAsia" w:ascii="宋体" w:hAnsi="宋体" w:cs="宋体"/>
                 <w:b/>
                 <w:bCs/>
                 <w:color w:val="17365D"/>
@@ -2308,7 +2250,7 @@
             </w:r>
             <w:r>
               <w:rPr>
-                <w:rFonts w:ascii="宋体" w:hAnsi="宋体" w:cs="宋体" w:hint="eastAsia"/>
+                <w:rFonts w:hint="eastAsia" w:ascii="宋体" w:hAnsi="宋体" w:cs="宋体"/>
                 <w:b/>
                 <w:bCs/>
                 <w:color w:val="17365D"/>
@@ -2321,7 +2263,7 @@
           <w:p>
             <w:pPr>
               <w:spacing w:line="420" w:lineRule="exact"/>
-              <w:ind w:firstLineChars="225" w:firstLine="407"/>
+              <w:ind w:firstLine="405" w:firstLineChars="225"/>
               <w:rPr>
                 <w:rFonts w:ascii="宋体" w:cs="宋体"/>
                 <w:b/>
@@ -2333,7 +2275,7 @@
             </w:pPr>
             <w:r>
               <w:rPr>
-                <w:rFonts w:ascii="宋体" w:hAnsi="宋体" w:cs="宋体" w:hint="eastAsia"/>
+                <w:rFonts w:hint="eastAsia" w:ascii="宋体" w:hAnsi="宋体" w:cs="宋体"/>
                 <w:b/>
                 <w:bCs/>
                 <w:color w:val="17365D"/>
@@ -2355,7 +2297,7 @@
             </w:r>
             <w:r>
               <w:rPr>
-                <w:rFonts w:ascii="宋体" w:hAnsi="宋体" w:cs="宋体" w:hint="eastAsia"/>
+                <w:rFonts w:hint="eastAsia" w:ascii="宋体" w:hAnsi="宋体" w:cs="宋体"/>
                 <w:b/>
                 <w:bCs/>
                 <w:color w:val="17365D"/>
@@ -2377,7 +2319,7 @@
             </w:r>
             <w:r>
               <w:rPr>
-                <w:rFonts w:ascii="宋体" w:hAnsi="宋体" w:cs="宋体" w:hint="eastAsia"/>
+                <w:rFonts w:hint="eastAsia" w:ascii="宋体" w:hAnsi="宋体" w:cs="宋体"/>
                 <w:b/>
                 <w:bCs/>
                 <w:color w:val="17365D"/>
@@ -2390,19 +2332,19 @@
           <w:p>
             <w:pPr>
               <w:spacing w:line="420" w:lineRule="exact"/>
-              <w:ind w:firstLineChars="225" w:firstLine="407"/>
-              <w:rPr>
-                <w:rFonts w:ascii="宋体" w:hAnsi="宋体" w:cs="宋体"/>
-                <w:b/>
-                <w:bCs/>
-                <w:color w:val="17365D"/>
-                <w:sz w:val="18"/>
-                <w:szCs w:val="18"/>
-              </w:rPr>
-            </w:pPr>
-            <w:r>
-              <w:rPr>
-                <w:rFonts w:ascii="宋体" w:hAnsi="宋体" w:cs="宋体" w:hint="eastAsia"/>
+              <w:ind w:firstLine="405" w:firstLineChars="225"/>
+              <w:rPr>
+                <w:rFonts w:ascii="宋体" w:hAnsi="宋体" w:cs="宋体"/>
+                <w:b/>
+                <w:bCs/>
+                <w:color w:val="17365D"/>
+                <w:sz w:val="18"/>
+                <w:szCs w:val="18"/>
+              </w:rPr>
+            </w:pPr>
+            <w:r>
+              <w:rPr>
+                <w:rFonts w:hint="eastAsia" w:ascii="宋体" w:hAnsi="宋体" w:cs="宋体"/>
                 <w:b/>
                 <w:bCs/>
                 <w:color w:val="17365D"/>
@@ -2424,7 +2366,7 @@
             </w:r>
             <w:r>
               <w:rPr>
-                <w:rFonts w:ascii="宋体" w:hAnsi="宋体" w:cs="宋体" w:hint="eastAsia"/>
+                <w:rFonts w:hint="eastAsia" w:ascii="宋体" w:hAnsi="宋体" w:cs="宋体"/>
                 <w:b/>
                 <w:bCs/>
                 <w:color w:val="17365D"/>
@@ -2446,7 +2388,7 @@
             </w:r>
             <w:r>
               <w:rPr>
-                <w:rFonts w:ascii="宋体" w:hAnsi="宋体" w:cs="宋体" w:hint="eastAsia"/>
+                <w:rFonts w:hint="eastAsia" w:ascii="宋体" w:hAnsi="宋体" w:cs="宋体"/>
                 <w:b/>
                 <w:bCs/>
                 <w:color w:val="17365D"/>
@@ -2468,7 +2410,7 @@
             </w:r>
             <w:r>
               <w:rPr>
-                <w:rFonts w:ascii="宋体" w:hAnsi="宋体" w:cs="宋体" w:hint="eastAsia"/>
+                <w:rFonts w:hint="eastAsia" w:ascii="宋体" w:hAnsi="宋体" w:cs="宋体"/>
                 <w:b/>
                 <w:bCs/>
                 <w:color w:val="17365D"/>
@@ -2490,7 +2432,7 @@
             </w:r>
             <w:r>
               <w:rPr>
-                <w:rFonts w:ascii="宋体" w:hAnsi="宋体" w:cs="宋体" w:hint="eastAsia"/>
+                <w:rFonts w:hint="eastAsia" w:ascii="宋体" w:hAnsi="宋体" w:cs="宋体"/>
                 <w:b/>
                 <w:bCs/>
                 <w:color w:val="17365D"/>
@@ -2503,19 +2445,19 @@
           <w:p>
             <w:pPr>
               <w:spacing w:line="420" w:lineRule="exact"/>
-              <w:ind w:firstLineChars="225" w:firstLine="407"/>
-              <w:rPr>
-                <w:rFonts w:ascii="宋体" w:hAnsi="宋体" w:cs="宋体"/>
-                <w:b/>
-                <w:bCs/>
-                <w:color w:val="17365D"/>
-                <w:sz w:val="18"/>
-                <w:szCs w:val="18"/>
-              </w:rPr>
-            </w:pPr>
-            <w:r>
-              <w:rPr>
-                <w:rFonts w:ascii="宋体" w:hAnsi="宋体" w:cs="宋体" w:hint="eastAsia"/>
+              <w:ind w:firstLine="405" w:firstLineChars="225"/>
+              <w:rPr>
+                <w:rFonts w:ascii="宋体" w:hAnsi="宋体" w:cs="宋体"/>
+                <w:b/>
+                <w:bCs/>
+                <w:color w:val="17365D"/>
+                <w:sz w:val="18"/>
+                <w:szCs w:val="18"/>
+              </w:rPr>
+            </w:pPr>
+            <w:r>
+              <w:rPr>
+                <w:rFonts w:hint="eastAsia" w:ascii="宋体" w:hAnsi="宋体" w:cs="宋体"/>
                 <w:b/>
                 <w:bCs/>
                 <w:color w:val="17365D"/>
@@ -2537,7 +2479,7 @@
             </w:r>
             <w:r>
               <w:rPr>
-                <w:rFonts w:ascii="宋体" w:hAnsi="宋体" w:cs="宋体" w:hint="eastAsia"/>
+                <w:rFonts w:hint="eastAsia" w:ascii="宋体" w:hAnsi="宋体" w:cs="宋体"/>
                 <w:b/>
                 <w:bCs/>
                 <w:color w:val="17365D"/>
@@ -2559,7 +2501,7 @@
             </w:r>
             <w:r>
               <w:rPr>
-                <w:rFonts w:ascii="宋体" w:hAnsi="宋体" w:cs="宋体" w:hint="eastAsia"/>
+                <w:rFonts w:hint="eastAsia" w:ascii="宋体" w:hAnsi="宋体" w:cs="宋体"/>
                 <w:b/>
                 <w:bCs/>
                 <w:color w:val="17365D"/>
@@ -2581,7 +2523,7 @@
             </w:r>
             <w:r>
               <w:rPr>
-                <w:rFonts w:ascii="宋体" w:hAnsi="宋体" w:cs="宋体" w:hint="eastAsia"/>
+                <w:rFonts w:hint="eastAsia" w:ascii="宋体" w:hAnsi="宋体" w:cs="宋体"/>
                 <w:b/>
                 <w:bCs/>
                 <w:color w:val="17365D"/>
@@ -2594,217 +2536,217 @@
           <w:p>
             <w:pPr>
               <w:spacing w:line="360" w:lineRule="auto"/>
-              <w:ind w:firstLineChars="200" w:firstLine="480"/>
-              <w:rPr>
-                <w:rFonts w:ascii="宋体" w:hAnsi="宋体" w:cs="宋体" w:hint="eastAsia"/>
-                <w:b/>
-                <w:bCs/>
-                <w:sz w:val="24"/>
-                <w:szCs w:val="24"/>
-              </w:rPr>
-            </w:pPr>
-            <w:r>
-              <w:rPr>
-                <w:rFonts w:ascii="宋体" w:hAnsi="宋体" w:cs="宋体" w:hint="eastAsia"/>
-                <w:b/>
-                <w:bCs/>
-                <w:sz w:val="24"/>
-                <w:szCs w:val="24"/>
-              </w:rPr>
-              <w:t xml:space="preserve">（一）总体技术方案与系统架构</w:t>
+              <w:ind w:firstLine="480" w:firstLineChars="200"/>
+              <w:rPr>
+                <w:rFonts w:hint="eastAsia" w:ascii="宋体" w:hAnsi="宋体" w:cs="宋体"/>
+                <w:b/>
+                <w:bCs/>
+                <w:sz w:val="24"/>
+                <w:szCs w:val="24"/>
+              </w:rPr>
+            </w:pPr>
+            <w:r>
+              <w:rPr>
+                <w:rFonts w:hint="eastAsia" w:ascii="宋体" w:hAnsi="宋体" w:cs="宋体"/>
+                <w:b/>
+                <w:bCs/>
+                <w:sz w:val="24"/>
+                <w:szCs w:val="24"/>
+              </w:rPr>
+              <w:t>（一）总体技术方案与系统架构</w:t>
             </w:r>
           </w:p>
           <w:p>
             <w:pPr>
               <w:spacing w:line="360" w:lineRule="auto"/>
-              <w:ind w:firstLineChars="200" w:firstLine="480"/>
-              <w:rPr>
-                <w:rFonts w:ascii="宋体" w:hAnsi="宋体" w:cs="宋体" w:hint="eastAsia"/>
-                <w:sz w:val="24"/>
-                <w:szCs w:val="24"/>
-              </w:rPr>
-            </w:pPr>
-            <w:r>
-              <w:rPr>
-                <w:rFonts w:ascii="宋体" w:hAnsi="宋体" w:cs="宋体" w:hint="eastAsia"/>
-                <w:sz w:val="24"/>
-                <w:szCs w:val="24"/>
-              </w:rPr>
-              <w:t xml:space="preserve">如图1所示，本系统自下而上分为五层：L0模型层，包含本地学生模型（27B级4-bit量化）与云端教师模型（DeepSeek），仅提供模型能力，不含任何学习逻辑；L1路由层（gateway服务），决定每次回答由谁产出，并保证升级安全合规；L2经验层（agent-server服务），决定给模型看什么经验，并完整记录现场；L3离线进化层，决定哪些经验值得留下；L4运维层，保证整个系统可观测、批次可重跑、可归因。在线请求经L2检索注入后由L1门控路由至L0执行，执行现场全量落盘；离线每日循环将落盘轨迹蒸馏为经验卡并验证晋升，次日经快照换载回流在线检索，形成闭环。</w:t>
+              <w:ind w:firstLine="480" w:firstLineChars="200"/>
+              <w:rPr>
+                <w:rFonts w:hint="eastAsia" w:ascii="宋体" w:hAnsi="宋体" w:cs="宋体"/>
+                <w:sz w:val="24"/>
+                <w:szCs w:val="24"/>
+              </w:rPr>
+            </w:pPr>
+            <w:r>
+              <w:rPr>
+                <w:rFonts w:hint="eastAsia" w:ascii="宋体" w:hAnsi="宋体" w:cs="宋体"/>
+                <w:sz w:val="24"/>
+                <w:szCs w:val="24"/>
+              </w:rPr>
+              <w:t>如图1所示，本系统自下而上分为五层：L0模型层，包含本地学生模型（27B级4-bit量化）与云端教师模型（DeepSeek），仅提供模型能力，不含任何学习逻辑；L1路由层（gateway服务），决定每次回答由谁产出，并保证升级安全合规；L2经验层（agent-server服务），决定给模型看什么经验，并完整记录现场；L3离线进化层，决定哪些经验值得留下；L4运维层，保证整个系统可观测、批次可重跑、可归因。在线请求经L2检索注入后由L1门控路由至L0执行，执行现场全量落盘；离线每日循环将落盘轨迹蒸馏为经验卡并验证晋升，次日经快照换载回流在线检索，形成闭环。</w:t>
             </w:r>
           </w:p>
           <w:p>
             <w:pPr>
               <w:spacing w:line="360" w:lineRule="auto"/>
-              <w:ind w:firstLineChars="200" w:firstLine="480"/>
-              <w:rPr>
-                <w:rFonts w:ascii="宋体" w:hAnsi="宋体" w:cs="宋体" w:hint="eastAsia"/>
-                <w:b/>
-                <w:bCs/>
-                <w:sz w:val="24"/>
-                <w:szCs w:val="24"/>
-              </w:rPr>
-            </w:pPr>
-            <w:r>
-              <w:rPr>
-                <w:rFonts w:ascii="宋体" w:hAnsi="宋体" w:cs="宋体" w:hint="eastAsia"/>
-                <w:b/>
-                <w:bCs/>
-                <w:sz w:val="24"/>
-                <w:szCs w:val="24"/>
-              </w:rPr>
-              <w:t xml:space="preserve">（二）在线请求处理流程</w:t>
+              <w:ind w:firstLine="480" w:firstLineChars="200"/>
+              <w:rPr>
+                <w:rFonts w:hint="eastAsia" w:ascii="宋体" w:hAnsi="宋体" w:cs="宋体"/>
+                <w:b/>
+                <w:bCs/>
+                <w:sz w:val="24"/>
+                <w:szCs w:val="24"/>
+              </w:rPr>
+            </w:pPr>
+            <w:r>
+              <w:rPr>
+                <w:rFonts w:hint="eastAsia" w:ascii="宋体" w:hAnsi="宋体" w:cs="宋体"/>
+                <w:b/>
+                <w:bCs/>
+                <w:sz w:val="24"/>
+                <w:szCs w:val="24"/>
+              </w:rPr>
+              <w:t>（二）在线请求处理流程</w:t>
             </w:r>
           </w:p>
           <w:p>
             <w:pPr>
               <w:spacing w:line="360" w:lineRule="auto"/>
-              <w:ind w:firstLineChars="200" w:firstLine="480"/>
-              <w:rPr>
-                <w:rFonts w:ascii="宋体" w:hAnsi="宋体" w:cs="宋体" w:hint="eastAsia"/>
-                <w:sz w:val="24"/>
-                <w:szCs w:val="24"/>
-              </w:rPr>
-            </w:pPr>
-            <w:r>
-              <w:rPr>
-                <w:rFonts w:ascii="宋体" w:hAnsi="宋体" w:cs="宋体" w:hint="eastAsia"/>
-                <w:sz w:val="24"/>
-                <w:szCs w:val="24"/>
-              </w:rPr>
-              <w:t xml:space="preserve">如图2、图4所示，在线链路包括如下步骤：S1，agent-server接收OpenAI兼容的对话请求；S2，query提取：取最后一条用户消息并跳过系统提醒，作为检索查询；S3，经验检索：在经验库只读快照中以SQLite FTS5全文索引的bm25算法召回前24条启用态经验卡，再以查询与卡片的余弦相似度重排取前8条；S4，注入组装：五类经验卡分通道进入上下文——EVIDENCE卡与Method/Guard卡（各上限5条）合成一条用户消息插入最后一条用户消息之前，SKILL目录（前10条）并入系统提示词，SOP卡（前15条）转换为工具schema并入工具列表；S5，请求转发至gateway；S6，质量门控：gateway对学生模型输出按invalid_tool_schema、finish_reason_length、empty_output、forced_tool_missing四条规则顺序判定，命中任一规则即触发升级且每次请求仅升级一次；S7，升级三重前置：依次执行出域许可检查（egress通道与provider启用）、敏感信息扫描（DLP）、预算原子预留，任一前置失败分别返回422/403/429错误，教师结果不再二次门控；S8，标记与落盘：gateway经响应头、响应体、SSE注释三种载体下发x-gateway标记（是否升级及原因），gateway侧model_runs表记录seq=1 primary与seq=2 escalation两次运行，agent-server侧request_traces与session JSONL无论命中与否、开关与否全量落盘；注入开关对照臂关闭注入但轨迹照录，双臂走完全相同代码路径，session以disabled:true字段区分“关”与“未命中”，保证A/B差值可归因于注入本身。</w:t>
+              <w:ind w:firstLine="480" w:firstLineChars="200"/>
+              <w:rPr>
+                <w:rFonts w:hint="eastAsia" w:ascii="宋体" w:hAnsi="宋体" w:cs="宋体"/>
+                <w:sz w:val="24"/>
+                <w:szCs w:val="24"/>
+              </w:rPr>
+            </w:pPr>
+            <w:r>
+              <w:rPr>
+                <w:rFonts w:hint="eastAsia" w:ascii="宋体" w:hAnsi="宋体" w:cs="宋体"/>
+                <w:sz w:val="24"/>
+                <w:szCs w:val="24"/>
+              </w:rPr>
+              <w:t>如图2、图4所示，在线链路包括如下步骤：S1，agent-server接收OpenAI兼容的对话请求；S2，query提取：取最后一条用户消息并跳过系统提醒，作为检索查询；S3，经验检索：在经验库只读快照中以SQLite FTS5全文索引的bm25算法召回前24条启用态经验卡，再以查询与卡片的余弦相似度重排取前8条；S4，注入组装：五类经验卡分通道进入上下文——EVIDENCE卡与Method/Guard卡（各上限5条）合成一条用户消息插入最后一条用户消息之前，SKILL目录（前10条）并入系统提示词，SOP卡（前15条）转换为工具schema并入工具列表；S5，请求转发至gateway；S6，质量门控：gateway对学生模型输出按invalid_tool_schema、finish_reason_length、empty_output、forced_tool_missing四条规则顺序判定，命中任一规则即触发升级且每次请求仅升级一次；S7，升级三重前置：依次执行出域许可检查（egress通道与provider启用）、敏感信息扫描（DLP）、预算原子预留，任一前置失败分别返回422/403/429错误，教师结果不再二次门控；S8，标记与落盘：gateway经响应头、响应体、SSE注释三种载体下发x-gateway标记（是否升级及原因），gateway侧model_runs表记录seq=1 primary与seq=2 escalation两次运行，agent-server侧request_traces与session JSONL无论命中与否、开关与否全量落盘；注入开关对照臂关闭注入但轨迹照录，双臂走完全相同代码路径，session以disabled:true字段区分“关”与“未命中”，保证A/B差值可归因于注入本身。</w:t>
             </w:r>
           </w:p>
           <w:p>
             <w:pPr>
               <w:spacing w:line="360" w:lineRule="auto"/>
-              <w:ind w:firstLineChars="200" w:firstLine="480"/>
-              <w:rPr>
-                <w:rFonts w:ascii="宋体" w:hAnsi="宋体" w:cs="宋体" w:hint="eastAsia"/>
-                <w:b/>
-                <w:bCs/>
-                <w:sz w:val="24"/>
-                <w:szCs w:val="24"/>
-              </w:rPr>
-            </w:pPr>
-            <w:r>
-              <w:rPr>
-                <w:rFonts w:ascii="宋体" w:hAnsi="宋体" w:cs="宋体" w:hint="eastAsia"/>
-                <w:b/>
-                <w:bCs/>
-                <w:sz w:val="24"/>
-                <w:szCs w:val="24"/>
-              </w:rPr>
-              <w:t xml:space="preserve">（三）经验卡机制</w:t>
+              <w:ind w:firstLine="480" w:firstLineChars="200"/>
+              <w:rPr>
+                <w:rFonts w:hint="eastAsia" w:ascii="宋体" w:hAnsi="宋体" w:cs="宋体"/>
+                <w:b/>
+                <w:bCs/>
+                <w:sz w:val="24"/>
+                <w:szCs w:val="24"/>
+              </w:rPr>
+            </w:pPr>
+            <w:r>
+              <w:rPr>
+                <w:rFonts w:hint="eastAsia" w:ascii="宋体" w:hAnsi="宋体" w:cs="宋体"/>
+                <w:b/>
+                <w:bCs/>
+                <w:sz w:val="24"/>
+                <w:szCs w:val="24"/>
+              </w:rPr>
+              <w:t>（三）经验卡机制</w:t>
             </w:r>
           </w:p>
           <w:p>
             <w:pPr>
               <w:spacing w:line="360" w:lineRule="auto"/>
-              <w:ind w:firstLineChars="200" w:firstLine="480"/>
-              <w:rPr>
-                <w:rFonts w:ascii="宋体" w:hAnsi="宋体" w:cs="宋体" w:hint="eastAsia"/>
-                <w:sz w:val="24"/>
-                <w:szCs w:val="24"/>
-              </w:rPr>
-            </w:pPr>
-            <w:r>
-              <w:rPr>
-                <w:rFonts w:ascii="宋体" w:hAnsi="宋体" w:cs="宋体" w:hint="eastAsia"/>
-                <w:sz w:val="24"/>
-                <w:szCs w:val="24"/>
-              </w:rPr>
-              <w:t xml:space="preserve">经验卡为五类：EVIDENCE（证据碎片）、Method（方法）、Guard（教训护栏）、SKILL（技能）、SOP（标准作业流程）；卡片状态为三态：留观（dormant）、启用（active）、移除（removed）。仅启用态可被在线检索，留观态在SQL层不可见；原始轨迹永不直接注入；失败经验三层化处理——失败原文不入库，败局轨迹仅作离线归因输入，教训以程序化提取的Guard卡沉淀；新候选与留观复评适用统一的晋升阈值0.5，经sha256确定性去重后事务写入，保证入库内容永远经过验证。</w:t>
+              <w:ind w:firstLine="480" w:firstLineChars="200"/>
+              <w:rPr>
+                <w:rFonts w:hint="eastAsia" w:ascii="宋体" w:hAnsi="宋体" w:cs="宋体"/>
+                <w:sz w:val="24"/>
+                <w:szCs w:val="24"/>
+              </w:rPr>
+            </w:pPr>
+            <w:r>
+              <w:rPr>
+                <w:rFonts w:hint="eastAsia" w:ascii="宋体" w:hAnsi="宋体" w:cs="宋体"/>
+                <w:sz w:val="24"/>
+                <w:szCs w:val="24"/>
+              </w:rPr>
+              <w:t>经验卡为五类：EVIDENCE（证据碎片）、Method（方法）、Guard（教训护栏）、SKILL（技能）、SOP（标准作业流程）；卡片状态为三态：留观（dormant）、启用（active）、移除（removed）。仅启用态可被在线检索，留观态在SQL层不可见；原始轨迹永不直接注入；失败经验三层化处理——失败原文不入库，败局轨迹仅作离线归因输入，教训以程序化提取的Guard卡沉淀；新候选与留观复评适用统一的晋升阈值0.5，经sha256确定性去重后事务写入，保证入库内容永远经过验证。</w:t>
             </w:r>
           </w:p>
           <w:p>
             <w:pPr>
               <w:spacing w:line="360" w:lineRule="auto"/>
-              <w:ind w:firstLineChars="200" w:firstLine="480"/>
-              <w:rPr>
-                <w:rFonts w:ascii="宋体" w:hAnsi="宋体" w:cs="宋体" w:hint="eastAsia"/>
-                <w:b/>
-                <w:bCs/>
-                <w:sz w:val="24"/>
-                <w:szCs w:val="24"/>
-              </w:rPr>
-            </w:pPr>
-            <w:r>
-              <w:rPr>
-                <w:rFonts w:ascii="宋体" w:hAnsi="宋体" w:cs="宋体" w:hint="eastAsia"/>
-                <w:b/>
-                <w:bCs/>
-                <w:sz w:val="24"/>
-                <w:szCs w:val="24"/>
-              </w:rPr>
-              <w:t xml:space="preserve">（四）离线进化流程</w:t>
+              <w:ind w:firstLine="480" w:firstLineChars="200"/>
+              <w:rPr>
+                <w:rFonts w:hint="eastAsia" w:ascii="宋体" w:hAnsi="宋体" w:cs="宋体"/>
+                <w:b/>
+                <w:bCs/>
+                <w:sz w:val="24"/>
+                <w:szCs w:val="24"/>
+              </w:rPr>
+            </w:pPr>
+            <w:r>
+              <w:rPr>
+                <w:rFonts w:hint="eastAsia" w:ascii="宋体" w:hAnsi="宋体" w:cs="宋体"/>
+                <w:b/>
+                <w:bCs/>
+                <w:sz w:val="24"/>
+                <w:szCs w:val="24"/>
+              </w:rPr>
+              <w:t>（四）离线进化流程</w:t>
             </w:r>
           </w:p>
           <w:p>
             <w:pPr>
               <w:spacing w:line="360" w:lineRule="auto"/>
-              <w:ind w:firstLineChars="200" w:firstLine="480"/>
-              <w:rPr>
-                <w:rFonts w:ascii="宋体" w:hAnsi="宋体" w:cs="宋体" w:hint="eastAsia"/>
-                <w:sz w:val="24"/>
-                <w:szCs w:val="24"/>
-              </w:rPr>
-            </w:pPr>
-            <w:r>
-              <w:rPr>
-                <w:rFonts w:ascii="宋体" w:hAnsi="宋体" w:cs="宋体" w:hint="eastAsia"/>
-                <w:sz w:val="24"/>
-                <w:szCs w:val="24"/>
-              </w:rPr>
-              <w:t xml:space="preserve">如图3、图5所示，离线每日循环由外部cron/launchd触发每日批次：首先ETL将当日session文件提炼为留观态EVIDENCE候选；随后进行任务级轨迹合成，将session合成为任务级轨迹；再经三条蒸馏管线（skill_evolution、sop_lifecycle、verification_selection）产出候选卡片；候选经双阈值验证晋升启用；每批次对最老的200条留观卡复评，过线原地晋升、不过线留待下批；留观卡按TTL 30天与容量上限10000条淘汰；批次末尾写入幂等checkpoint（标识为内容sha256前16位，批次失败可安全重跑，失败批次只写失败checkpoint）；最后进行快照换载——在线检索走只读快照、写入走live库，checkpoint后重启换载新快照，实现在线读写分离。</w:t>
+              <w:ind w:firstLine="480" w:firstLineChars="200"/>
+              <w:rPr>
+                <w:rFonts w:hint="eastAsia" w:ascii="宋体" w:hAnsi="宋体" w:cs="宋体"/>
+                <w:sz w:val="24"/>
+                <w:szCs w:val="24"/>
+              </w:rPr>
+            </w:pPr>
+            <w:r>
+              <w:rPr>
+                <w:rFonts w:hint="eastAsia" w:ascii="宋体" w:hAnsi="宋体" w:cs="宋体"/>
+                <w:sz w:val="24"/>
+                <w:szCs w:val="24"/>
+              </w:rPr>
+              <w:t>如图3、图5所示，离线每日循环由外部cron/launchd触发每日批次：首先ETL将当日session文件提炼为留观态EVIDENCE候选；随后进行任务级轨迹合成，将session合成为任务级轨迹；再经三条蒸馏管线（skill_evolution、sop_lifecycle、verification_selection）产出候选卡片；候选经双阈值验证晋升启用；每批次对最老的200条留观卡复评，过线原地晋升、不过线留待下批；留观卡按TTL 30天与容量上限10000条淘汰；批次末尾写入幂等checkpoint（标识为内容sha256前16位，批次失败可安全重跑，失败批次只写失败checkpoint）；最后进行快照换载——在线检索走只读快照、写入走live库，checkpoint后重启换载新快照，实现在线读写分离。</w:t>
             </w:r>
           </w:p>
           <w:p>
             <w:pPr>
               <w:spacing w:line="360" w:lineRule="auto"/>
-              <w:ind w:firstLineChars="200" w:firstLine="480"/>
-              <w:rPr>
-                <w:rFonts w:ascii="宋体" w:hAnsi="宋体" w:cs="宋体" w:hint="eastAsia"/>
-                <w:b/>
-                <w:bCs/>
-                <w:sz w:val="24"/>
-                <w:szCs w:val="24"/>
-              </w:rPr>
-            </w:pPr>
-            <w:r>
-              <w:rPr>
-                <w:rFonts w:ascii="宋体" w:hAnsi="宋体" w:cs="宋体" w:hint="eastAsia"/>
-                <w:b/>
-                <w:bCs/>
-                <w:sz w:val="24"/>
-                <w:szCs w:val="24"/>
-              </w:rPr>
-              <w:t xml:space="preserve">（五）实施例</w:t>
+              <w:ind w:firstLine="480" w:firstLineChars="200"/>
+              <w:rPr>
+                <w:rFonts w:hint="eastAsia" w:ascii="宋体" w:hAnsi="宋体" w:cs="宋体"/>
+                <w:b/>
+                <w:bCs/>
+                <w:sz w:val="24"/>
+                <w:szCs w:val="24"/>
+              </w:rPr>
+            </w:pPr>
+            <w:r>
+              <w:rPr>
+                <w:rFonts w:hint="eastAsia" w:ascii="宋体" w:hAnsi="宋体" w:cs="宋体"/>
+                <w:b/>
+                <w:bCs/>
+                <w:sz w:val="24"/>
+                <w:szCs w:val="24"/>
+              </w:rPr>
+              <w:t>（五）实施例</w:t>
             </w:r>
           </w:p>
           <w:p>
             <w:pPr>
               <w:spacing w:line="360" w:lineRule="auto"/>
-              <w:ind w:firstLineChars="200" w:firstLine="480"/>
-              <w:rPr>
-                <w:rFonts w:ascii="宋体" w:hAnsi="宋体" w:cs="宋体" w:hint="eastAsia"/>
-                <w:sz w:val="24"/>
-                <w:szCs w:val="24"/>
-              </w:rPr>
-            </w:pPr>
-            <w:r>
-              <w:rPr>
-                <w:rFonts w:ascii="宋体" w:hAnsi="宋体" w:cs="宋体" w:hint="eastAsia"/>
-                <w:sz w:val="24"/>
-                <w:szCs w:val="24"/>
-              </w:rPr>
-              <w:t xml:space="preserve">实施环境：学生模型为Qwen3.5-27B-4bit（本地omlx推理），教师模型为DeepSeek云端（复用KimiProvider适配器）；agent-server为TypeScript/Fastify服务，gateway为Python/FastAPI服务；两侧各用独立SQLite库，物理隔离，评估库与生产库隔离。关键参数：晋升阈值0.5；bm25召回前24条、余弦重排前8条；Method/Guard各上限5条、SKILL前10条、SOP前15条；留观复评每批200条；TTL 30天；留观容量上限10000条；升级前置失败错误码依次为422（出域未许可）、403（DLP命中）、429（预算超限）。运维件包括依赖链探活拉起的preflight、每日快照冻结、Web监控与升级率批前门控。验证方案：执行7日对照campaign，任务集含20个重复任务与每日新任务，设注入开/关对照臂且双臂同代码路径；验收判据为第7日重复任务升级率不超过5%（趋近于0）、新任务升级率低于20%、升级率逐日下降。</w:t>
+              <w:ind w:firstLine="480" w:firstLineChars="200"/>
+              <w:rPr>
+                <w:rFonts w:hint="eastAsia" w:ascii="宋体" w:hAnsi="宋体" w:cs="宋体"/>
+                <w:sz w:val="24"/>
+                <w:szCs w:val="24"/>
+              </w:rPr>
+            </w:pPr>
+            <w:r>
+              <w:rPr>
+                <w:rFonts w:hint="eastAsia" w:ascii="宋体" w:hAnsi="宋体" w:cs="宋体"/>
+                <w:sz w:val="24"/>
+                <w:szCs w:val="24"/>
+              </w:rPr>
+              <w:t>实施环境：学生模型为Qwen3.5-27B-4bit（本地omlx推理），教师模型为DeepSeek云端（复用KimiProvider适配器）；agent-server为TypeScript/Fastify服务，gateway为Python/FastAPI服务；两侧各用独立SQLite库，物理隔离，评估库与生产库隔离。关键参数：晋升阈值0.5；bm25召回前24条、余弦重排前8条；Method/Guard各上限5条、SKILL前10条、SOP前15条；留观复评每批200条；TTL 30天；留观容量上限10000条；升级前置失败错误码依次为422（出域未许可）、403（DLP命中）、429（预算超限）。运维件包括依赖链探活拉起的preflight、每日快照冻结、Web监控与升级率批前门控。验证方案：执行7日对照campaign，任务集含20个重复任务与每日新任务，设注入开/关对照臂且双臂同代码路径；验收判据为第7日重复任务升级率不超过5%（趋近于0）、新任务升级率低于20%、升级率逐日下降。</w:t>
             </w:r>
           </w:p>
           <w:p>
             <w:pPr>
               <w:spacing w:line="420" w:lineRule="exact"/>
-              <w:ind w:firstLineChars="225" w:firstLine="407"/>
+              <w:ind w:firstLine="405" w:firstLineChars="225"/>
               <w:rPr>
                 <w:rFonts w:ascii="宋体" w:hAnsi="宋体" w:cs="宋体"/>
                 <w:b/>
@@ -2818,7 +2760,7 @@
           <w:p>
             <w:pPr>
               <w:spacing w:line="420" w:lineRule="exact"/>
-              <w:ind w:firstLineChars="225" w:firstLine="407"/>
+              <w:ind w:firstLine="405" w:firstLineChars="225"/>
               <w:rPr>
                 <w:rFonts w:ascii="宋体" w:hAnsi="宋体" w:cs="宋体"/>
                 <w:b/>
@@ -2832,7 +2774,7 @@
           <w:p>
             <w:pPr>
               <w:spacing w:line="420" w:lineRule="exact"/>
-              <w:ind w:firstLineChars="225" w:firstLine="407"/>
+              <w:ind w:firstLine="405" w:firstLineChars="225"/>
               <w:rPr>
                 <w:rFonts w:ascii="宋体" w:hAnsi="宋体" w:cs="宋体"/>
                 <w:b/>
@@ -2846,7 +2788,7 @@
           <w:p>
             <w:pPr>
               <w:spacing w:line="420" w:lineRule="exact"/>
-              <w:ind w:firstLineChars="225" w:firstLine="407"/>
+              <w:ind w:firstLine="405" w:firstLineChars="225"/>
               <w:rPr>
                 <w:rFonts w:ascii="宋体" w:hAnsi="宋体" w:cs="宋体"/>
                 <w:b/>
@@ -2860,7 +2802,7 @@
           <w:p>
             <w:pPr>
               <w:spacing w:line="420" w:lineRule="exact"/>
-              <w:ind w:firstLineChars="225" w:firstLine="407"/>
+              <w:ind w:firstLine="405" w:firstLineChars="225"/>
               <w:rPr>
                 <w:rFonts w:ascii="宋体" w:hAnsi="宋体" w:cs="宋体"/>
                 <w:b/>
@@ -2874,7 +2816,7 @@
           <w:p>
             <w:pPr>
               <w:spacing w:line="420" w:lineRule="exact"/>
-              <w:ind w:firstLineChars="225" w:firstLine="407"/>
+              <w:ind w:firstLine="405" w:firstLineChars="225"/>
               <w:rPr>
                 <w:rFonts w:ascii="宋体" w:hAnsi="宋体" w:cs="宋体"/>
                 <w:b/>
@@ -2888,7 +2830,7 @@
           <w:p>
             <w:pPr>
               <w:spacing w:line="420" w:lineRule="exact"/>
-              <w:ind w:firstLineChars="225" w:firstLine="407"/>
+              <w:ind w:firstLine="405" w:firstLineChars="225"/>
               <w:rPr>
                 <w:rFonts w:ascii="宋体" w:hAnsi="宋体" w:cs="宋体"/>
                 <w:b/>
@@ -2902,7 +2844,7 @@
           <w:p>
             <w:pPr>
               <w:spacing w:line="420" w:lineRule="exact"/>
-              <w:ind w:firstLineChars="225" w:firstLine="407"/>
+              <w:ind w:firstLine="405" w:firstLineChars="225"/>
               <w:rPr>
                 <w:rFonts w:ascii="宋体" w:hAnsi="宋体" w:cs="宋体"/>
                 <w:b/>
@@ -2916,7 +2858,7 @@
           <w:p>
             <w:pPr>
               <w:spacing w:line="420" w:lineRule="exact"/>
-              <w:ind w:firstLineChars="225" w:firstLine="407"/>
+              <w:ind w:firstLine="405" w:firstLineChars="225"/>
               <w:rPr>
                 <w:rFonts w:ascii="宋体" w:cs="宋体"/>
                 <w:b/>
@@ -2963,7 +2905,7 @@
             </w:pPr>
             <w:r>
               <w:rPr>
-                <w:rFonts w:ascii="宋体" w:hAnsi="宋体" w:cs="宋体" w:hint="eastAsia"/>
+                <w:rFonts w:hint="eastAsia" w:ascii="宋体" w:hAnsi="宋体" w:cs="宋体"/>
                 <w:b/>
                 <w:bCs/>
                 <w:color w:val="17365D"/>
@@ -2985,7 +2927,7 @@
             </w:r>
             <w:r>
               <w:rPr>
-                <w:rFonts w:ascii="宋体" w:hAnsi="宋体" w:cs="宋体" w:hint="eastAsia"/>
+                <w:rFonts w:hint="eastAsia" w:ascii="宋体" w:hAnsi="宋体" w:cs="宋体"/>
                 <w:b/>
                 <w:bCs/>
                 <w:color w:val="17365D"/>
@@ -2998,7 +2940,7 @@
           <w:p>
             <w:pPr>
               <w:spacing w:line="420" w:lineRule="exact"/>
-              <w:ind w:firstLineChars="225" w:firstLine="407"/>
+              <w:ind w:firstLine="405" w:firstLineChars="225"/>
               <w:rPr>
                 <w:rFonts w:ascii="宋体" w:cs="宋体"/>
                 <w:b/>
@@ -3010,159 +2952,147 @@
             </w:pPr>
             <w:r>
               <w:rPr>
-                <w:rFonts w:ascii="宋体" w:hAnsi="宋体" w:cs="宋体" w:hint="eastAsia"/>
-                <w:b/>
-                <w:bCs/>
-                <w:color w:val="17365D"/>
-                <w:sz w:val="18"/>
-                <w:szCs w:val="18"/>
-              </w:rPr>
-              <w:t>指出技术上的优点和效果，可以用例如，产量、品质、收率（产率）、质量、精度、效率、抗病性等提高的数据说明，也可以用</w:t>
-            </w:r>
-            <w:r>
-              <w:rPr>
-                <w:rFonts w:ascii="宋体" w:hAnsi="宋体" w:cs="宋体" w:hint="eastAsia"/>
-                <w:b/>
-                <w:bCs/>
-                <w:color w:val="17365D"/>
-                <w:sz w:val="18"/>
-                <w:szCs w:val="18"/>
-              </w:rPr>
-              <w:lastRenderedPageBreak/>
-              <w:t>节省能源原材料、有利于环保、降低劳动强度、缩短生育期等的数据说明。最好与现有技术比较来说明效果。指出区别和依据，依据可以是理论上的推导或结构特点的分析，也可以是具体的实验数据。当采用实验数据时，应给出必要的试验条件和方法。</w:t>
+                <w:rFonts w:hint="eastAsia" w:ascii="宋体" w:hAnsi="宋体" w:cs="宋体"/>
+                <w:b/>
+                <w:bCs/>
+                <w:color w:val="17365D"/>
+                <w:sz w:val="18"/>
+                <w:szCs w:val="18"/>
+              </w:rPr>
+              <w:t>指出技术上的优点和效果，可以用例如，产量、品质、收率（产率）、质量、精度、效率、抗病性等提高的数据说明，也可以用节省能源原材料、有利于环保、降低劳动强度、缩短生育期等的数据说明。最好与现有技术比较来说明效果。指出区别和依据，依据可以是理论上的推导或结构特点的分析，也可以是具体的实验数据。当采用实验数据时，应给出必要的试验条件和方法。</w:t>
             </w:r>
           </w:p>
           <w:p>
             <w:pPr>
               <w:spacing w:line="360" w:lineRule="auto"/>
-              <w:ind w:firstLineChars="200" w:firstLine="480"/>
-              <w:rPr>
-                <w:rFonts w:ascii="宋体" w:hAnsi="宋体" w:cs="宋体" w:hint="eastAsia"/>
-                <w:sz w:val="24"/>
-                <w:szCs w:val="24"/>
-              </w:rPr>
-            </w:pPr>
-            <w:r>
-              <w:rPr>
-                <w:rFonts w:ascii="宋体" w:hAnsi="宋体" w:cs="宋体" w:hint="eastAsia"/>
-                <w:sz w:val="24"/>
-                <w:szCs w:val="24"/>
-              </w:rPr>
-              <w:t xml:space="preserve">（1）推理与token成本收敛：本地优先、云端兜底的路由与经验复用相结合，重复任务的云端升级率随经验积累逐日下降并趋近于零，新任务升级率低于20%，云端token消耗随之减少，且每次请求仅允许升级一次，单次请求的token开销有界；同时经验卡为原始轨迹蒸馏压缩后的结构化内容，注入所占提示词token远小于原始轨迹回放类记忆方案，上下文窗口占用更低，单位任务的输入token成本随之下降；与纯云端调用相比，长期推理成本随经验库成熟而持续收敛，与纯本地调用相比，任务成功率经教师兜底得到保证。</w:t>
+              <w:ind w:firstLine="480" w:firstLineChars="200"/>
+              <w:rPr>
+                <w:rFonts w:hint="eastAsia" w:ascii="宋体" w:hAnsi="宋体" w:cs="宋体"/>
+                <w:sz w:val="24"/>
+                <w:szCs w:val="24"/>
+              </w:rPr>
+            </w:pPr>
+            <w:r>
+              <w:rPr>
+                <w:rFonts w:hint="eastAsia" w:ascii="宋体" w:hAnsi="宋体" w:cs="宋体"/>
+                <w:sz w:val="24"/>
+                <w:szCs w:val="24"/>
+              </w:rPr>
+              <w:t>（1）推理与token成本收敛：本地优先、云端兜底的路由与经验复用相结合，重复任务的云端升级率随经验积累逐日下降并趋近于零，新任务升级率低于20%，云端token消耗随之减少，且每次请求仅允许升级一次，单次请求的token开销有界；同时经验卡为原始轨迹蒸馏压缩后的结构化内容，注入所占提示词token远小于原始轨迹回放类记忆方案，上下文窗口占用更低，单位任务的输入token成本随之下降；与纯云端调用相比，长期推理成本随经验库成熟而持续收敛，与纯本地调用相比，任务成功率经教师兜底得到保证。</w:t>
             </w:r>
           </w:p>
           <w:p>
             <w:pPr>
               <w:spacing w:line="360" w:lineRule="auto"/>
-              <w:ind w:firstLineChars="200" w:firstLine="480"/>
-              <w:rPr>
-                <w:rFonts w:ascii="宋体" w:hAnsi="宋体" w:cs="宋体" w:hint="eastAsia"/>
-                <w:sz w:val="24"/>
-                <w:szCs w:val="24"/>
-              </w:rPr>
-            </w:pPr>
-            <w:r>
-              <w:rPr>
-                <w:rFonts w:ascii="宋体" w:hAnsi="宋体" w:cs="宋体" w:hint="eastAsia"/>
-                <w:sz w:val="24"/>
-                <w:szCs w:val="24"/>
-              </w:rPr>
-              <w:t xml:space="preserve">（2）经验跨任务迁移与泛化：Method、Guard、SKILL、SOP四类经验卡从原始轨迹中抽象出可复用的方法、教训与流程，脱离具体任务措辞即可被检索注入到新任务的上下文，其中SKILL目录与SOP工具作为通用能力全局注入，使在重复任务上积累的经验能够迁移至未见过的新任务，支撑新任务升级率低于20%的技术指标，学习效应不停留于记忆重复，而体现为能力泛化。</w:t>
+              <w:ind w:firstLine="480" w:firstLineChars="200"/>
+              <w:rPr>
+                <w:rFonts w:hint="eastAsia" w:ascii="宋体" w:hAnsi="宋体" w:cs="宋体"/>
+                <w:sz w:val="24"/>
+                <w:szCs w:val="24"/>
+              </w:rPr>
+            </w:pPr>
+            <w:r>
+              <w:rPr>
+                <w:rFonts w:hint="eastAsia" w:ascii="宋体" w:hAnsi="宋体" w:cs="宋体"/>
+                <w:sz w:val="24"/>
+                <w:szCs w:val="24"/>
+              </w:rPr>
+              <w:t>（2）经验跨任务迁移与泛化：Method、Guard、SKILL、SOP四类经验卡从原始轨迹中抽象出可复用的方法、教训与流程，脱离具体任务措辞即可被检索注入到新任务的上下文，其中SKILL目录与SOP工具作为通用能力全局注入，使在重复任务上积累的经验能够迁移至未见过的新任务，支撑新任务升级率低于20%的技术指标，学习效应不停留于记忆重复，而体现为能力泛化。</w:t>
             </w:r>
           </w:p>
           <w:p>
             <w:pPr>
               <w:spacing w:line="360" w:lineRule="auto"/>
-              <w:ind w:firstLineChars="200" w:firstLine="480"/>
-              <w:rPr>
-                <w:rFonts w:ascii="宋体" w:hAnsi="宋体" w:cs="宋体" w:hint="eastAsia"/>
-                <w:sz w:val="24"/>
-                <w:szCs w:val="24"/>
-              </w:rPr>
-            </w:pPr>
-            <w:r>
-              <w:rPr>
-                <w:rFonts w:ascii="宋体" w:hAnsi="宋体" w:cs="宋体" w:hint="eastAsia"/>
-                <w:sz w:val="24"/>
-                <w:szCs w:val="24"/>
-              </w:rPr>
-              <w:t xml:space="preserve">（3）安全合规：原始轨迹与失败文本永不注入、永不进入提示词；云端升级前强制依次经过出域许可、敏感信息扫描、预算原子预留三重前置，预算采用原子预留防止并发超支，使数据出域面最小化且成本可控。</w:t>
+              <w:ind w:firstLine="480" w:firstLineChars="200"/>
+              <w:rPr>
+                <w:rFonts w:hint="eastAsia" w:ascii="宋体" w:hAnsi="宋体" w:cs="宋体"/>
+                <w:sz w:val="24"/>
+                <w:szCs w:val="24"/>
+              </w:rPr>
+            </w:pPr>
+            <w:r>
+              <w:rPr>
+                <w:rFonts w:hint="eastAsia" w:ascii="宋体" w:hAnsi="宋体" w:cs="宋体"/>
+                <w:sz w:val="24"/>
+                <w:szCs w:val="24"/>
+              </w:rPr>
+              <w:t>（3）安全合规：原始轨迹与失败文本永不注入、永不进入提示词；云端升级前强制依次经过出域许可、敏感信息扫描、预算原子预留三重前置，预算采用原子预留防止并发超支，使数据出域面最小化且成本可控。</w:t>
             </w:r>
           </w:p>
           <w:p>
             <w:pPr>
               <w:spacing w:line="360" w:lineRule="auto"/>
-              <w:ind w:firstLineChars="200" w:firstLine="480"/>
-              <w:rPr>
-                <w:rFonts w:ascii="宋体" w:hAnsi="宋体" w:cs="宋体" w:hint="eastAsia"/>
-                <w:sz w:val="24"/>
-                <w:szCs w:val="24"/>
-              </w:rPr>
-            </w:pPr>
-            <w:r>
-              <w:rPr>
-                <w:rFonts w:ascii="宋体" w:hAnsi="宋体" w:cs="宋体" w:hint="eastAsia"/>
-                <w:sz w:val="24"/>
-                <w:szCs w:val="24"/>
-              </w:rPr>
-              <w:t xml:space="preserve">（4）经验质量可控：双阈值验证与留观态不可见机制保证未验证经验零风险；留观复评、TTL与容量淘汰使经验库规模有界、质量单调向好；checkpoint幂等使批次失败可安全重跑，不产生重复晋升。</w:t>
+              <w:ind w:firstLine="480" w:firstLineChars="200"/>
+              <w:rPr>
+                <w:rFonts w:hint="eastAsia" w:ascii="宋体" w:hAnsi="宋体" w:cs="宋体"/>
+                <w:sz w:val="24"/>
+                <w:szCs w:val="24"/>
+              </w:rPr>
+            </w:pPr>
+            <w:r>
+              <w:rPr>
+                <w:rFonts w:hint="eastAsia" w:ascii="宋体" w:hAnsi="宋体" w:cs="宋体"/>
+                <w:sz w:val="24"/>
+                <w:szCs w:val="24"/>
+              </w:rPr>
+              <w:t>（4）经验质量可控：双阈值验证与留观态不可见机制保证未验证经验零风险；留观复评、TTL与容量淘汰使经验库规模有界、质量单调向好；checkpoint幂等使批次失败可安全重跑，不产生重复晋升。</w:t>
             </w:r>
           </w:p>
           <w:p>
             <w:pPr>
               <w:spacing w:line="360" w:lineRule="auto"/>
-              <w:ind w:firstLineChars="200" w:firstLine="480"/>
-              <w:rPr>
-                <w:rFonts w:ascii="宋体" w:hAnsi="宋体" w:cs="宋体" w:hint="eastAsia"/>
-                <w:sz w:val="24"/>
-                <w:szCs w:val="24"/>
-              </w:rPr>
-            </w:pPr>
-            <w:r>
-              <w:rPr>
-                <w:rFonts w:ascii="宋体" w:hAnsi="宋体" w:cs="宋体" w:hint="eastAsia"/>
-                <w:sz w:val="24"/>
-                <w:szCs w:val="24"/>
-              </w:rPr>
-              <w:t xml:space="preserve">（5）可审计、可归因：x-gateway标记与model_runs、request_traces双侧全量落盘，核心指标以全量记录为准；对照臂与实验臂走完全相同代码路径，A/B差值可归因于注入本身而非代码分叉，学习效果具备可测量的归因手段。</w:t>
+              <w:ind w:firstLine="480" w:firstLineChars="200"/>
+              <w:rPr>
+                <w:rFonts w:hint="eastAsia" w:ascii="宋体" w:hAnsi="宋体" w:cs="宋体"/>
+                <w:sz w:val="24"/>
+                <w:szCs w:val="24"/>
+              </w:rPr>
+            </w:pPr>
+            <w:r>
+              <w:rPr>
+                <w:rFonts w:hint="eastAsia" w:ascii="宋体" w:hAnsi="宋体" w:cs="宋体"/>
+                <w:sz w:val="24"/>
+                <w:szCs w:val="24"/>
+              </w:rPr>
+              <w:t>（5）可审计、可归因：x-gateway标记与model_runs、request_traces双侧全量落盘，核心指标以全量记录为准；对照臂与实验臂走完全相同代码路径，A/B差值可归因于注入本身而非代码分叉，学习效果具备可测量的归因手段。</w:t>
             </w:r>
           </w:p>
           <w:p>
             <w:pPr>
               <w:spacing w:line="360" w:lineRule="auto"/>
-              <w:ind w:firstLineChars="200" w:firstLine="480"/>
-              <w:rPr>
-                <w:rFonts w:ascii="宋体" w:hAnsi="宋体" w:cs="宋体" w:hint="eastAsia"/>
-                <w:sz w:val="24"/>
-                <w:szCs w:val="24"/>
-              </w:rPr>
-            </w:pPr>
-            <w:r>
-              <w:rPr>
-                <w:rFonts w:ascii="宋体" w:hAnsi="宋体" w:cs="宋体" w:hint="eastAsia"/>
-                <w:sz w:val="24"/>
-                <w:szCs w:val="24"/>
-              </w:rPr>
-              <w:t xml:space="preserve">（6）部署成本低、训练成本为零：检索采用SQLite内嵌FTS5全文索引加余弦相似度重排，无语义解析层，无需向量数据库与嵌入模型等额外基础设施；学生模型为本地4-bit量化推理，单节点即可运行；不更新权重，无需训练集群与权重更新管线，训练成本为零，且无灾难性遗忘风险。</w:t>
+              <w:ind w:firstLine="480" w:firstLineChars="200"/>
+              <w:rPr>
+                <w:rFonts w:hint="eastAsia" w:ascii="宋体" w:hAnsi="宋体" w:cs="宋体"/>
+                <w:sz w:val="24"/>
+                <w:szCs w:val="24"/>
+              </w:rPr>
+            </w:pPr>
+            <w:r>
+              <w:rPr>
+                <w:rFonts w:hint="eastAsia" w:ascii="宋体" w:hAnsi="宋体" w:cs="宋体"/>
+                <w:sz w:val="24"/>
+                <w:szCs w:val="24"/>
+              </w:rPr>
+              <w:t>（6）部署成本低、训练成本为零：检索采用SQLite内嵌FTS5全文索引加余弦相似度重排，无语义解析层，无需向量数据库与嵌入模型等额外基础设施；学生模型为本地4-bit量化推理，单节点即可运行；不更新权重，无需训练集群与权重更新管线，训练成本为零，且无灾难性遗忘风险。</w:t>
             </w:r>
           </w:p>
           <w:p>
             <w:pPr>
               <w:spacing w:line="360" w:lineRule="auto"/>
-              <w:ind w:firstLineChars="200" w:firstLine="480"/>
-              <w:rPr>
-                <w:rFonts w:ascii="宋体" w:hAnsi="宋体" w:cs="宋体" w:hint="eastAsia"/>
-                <w:sz w:val="24"/>
-                <w:szCs w:val="24"/>
-              </w:rPr>
-            </w:pPr>
-            <w:r>
-              <w:rPr>
-                <w:rFonts w:ascii="宋体" w:hAnsi="宋体" w:cs="宋体" w:hint="eastAsia"/>
-                <w:sz w:val="24"/>
-                <w:szCs w:val="24"/>
-              </w:rPr>
-              <w:t xml:space="preserve">（7）与现有技术比较：相比原始轨迹回放类记忆方案，本发明的经验经蒸馏、验证与生命周期管理，噪声低、规模有界、token占用小；相比参数微调或强化学习，本发明不更新权重，与本地量化部署兼容，训练成本为零；相比纯云端调用，本发明推理与token成本随经验积累收敛，数据出域面最小化；相比静态混合路由，本发明使云端输出经蒸馏回流为本地可复用经验，本地模型能力随时间提升而非原地踏步。</w:t>
+              <w:ind w:firstLine="480" w:firstLineChars="200"/>
+              <w:rPr>
+                <w:rFonts w:hint="eastAsia" w:ascii="宋体" w:hAnsi="宋体" w:cs="宋体"/>
+                <w:sz w:val="24"/>
+                <w:szCs w:val="24"/>
+              </w:rPr>
+            </w:pPr>
+            <w:r>
+              <w:rPr>
+                <w:rFonts w:hint="eastAsia" w:ascii="宋体" w:hAnsi="宋体" w:cs="宋体"/>
+                <w:sz w:val="24"/>
+                <w:szCs w:val="24"/>
+              </w:rPr>
+              <w:t>（7）与现有技术比较：相比原始轨迹回放类记忆方案，本发明的经验经蒸馏、验证与生命周期管理，噪声低、规模有界、token占用小；相比参数微调或强化学习，本发明不更新权重，与本地量化部署兼容，训练成本为零；相比纯云端调用，本发明推理与token成本随经验积累收敛，数据出域面最小化；相比静态混合路由，本发明使云端输出经蒸馏回流为本地可复用经验，本地模型能力随时间提升而非原地踏步。</w:t>
             </w:r>
           </w:p>
           <w:p>
@@ -3331,14 +3261,13 @@
             </w:pPr>
             <w:r>
               <w:rPr>
-                <w:rFonts w:ascii="宋体" w:hAnsi="宋体" w:cs="宋体" w:hint="eastAsia"/>
-                <w:b/>
-                <w:bCs/>
-                <w:color w:val="17365D"/>
-                <w:sz w:val="24"/>
-                <w:szCs w:val="24"/>
-              </w:rPr>
-              <w:lastRenderedPageBreak/>
+                <w:rFonts w:hint="eastAsia" w:ascii="宋体" w:hAnsi="宋体" w:cs="宋体"/>
+                <w:b/>
+                <w:bCs/>
+                <w:color w:val="17365D"/>
+                <w:sz w:val="24"/>
+                <w:szCs w:val="24"/>
+              </w:rPr>
               <w:t>六</w:t>
             </w:r>
             <w:r>
@@ -3354,7 +3283,7 @@
             </w:r>
             <w:r>
               <w:rPr>
-                <w:rFonts w:ascii="宋体" w:hAnsi="宋体" w:cs="宋体" w:hint="eastAsia"/>
+                <w:rFonts w:hint="eastAsia" w:ascii="宋体" w:hAnsi="宋体" w:cs="宋体"/>
                 <w:b/>
                 <w:bCs/>
                 <w:color w:val="17365D"/>
@@ -3367,19 +3296,19 @@
           <w:p>
             <w:pPr>
               <w:spacing w:line="420" w:lineRule="exact"/>
-              <w:ind w:firstLineChars="225" w:firstLine="407"/>
-              <w:rPr>
-                <w:rFonts w:ascii="宋体" w:hAnsi="宋体" w:cs="宋体"/>
-                <w:b/>
-                <w:bCs/>
-                <w:color w:val="17365D"/>
-                <w:sz w:val="18"/>
-                <w:szCs w:val="18"/>
-              </w:rPr>
-            </w:pPr>
-            <w:r>
-              <w:rPr>
-                <w:rFonts w:ascii="宋体" w:hAnsi="宋体" w:cs="宋体" w:hint="eastAsia"/>
+              <w:ind w:firstLine="405" w:firstLineChars="225"/>
+              <w:rPr>
+                <w:rFonts w:ascii="宋体" w:hAnsi="宋体" w:cs="宋体"/>
+                <w:b/>
+                <w:bCs/>
+                <w:color w:val="17365D"/>
+                <w:sz w:val="18"/>
+                <w:szCs w:val="18"/>
+              </w:rPr>
+            </w:pPr>
+            <w:r>
+              <w:rPr>
+                <w:rFonts w:hint="eastAsia" w:ascii="宋体" w:hAnsi="宋体" w:cs="宋体"/>
                 <w:b/>
                 <w:bCs/>
                 <w:color w:val="17365D"/>
@@ -3401,7 +3330,7 @@
             </w:r>
             <w:r>
               <w:rPr>
-                <w:rFonts w:ascii="宋体" w:hAnsi="宋体" w:cs="宋体" w:hint="eastAsia"/>
+                <w:rFonts w:hint="eastAsia" w:ascii="宋体" w:hAnsi="宋体" w:cs="宋体"/>
                 <w:b/>
                 <w:bCs/>
                 <w:color w:val="17365D"/>
@@ -3423,7 +3352,7 @@
             </w:r>
             <w:r>
               <w:rPr>
-                <w:rFonts w:ascii="宋体" w:hAnsi="宋体" w:cs="宋体" w:hint="eastAsia"/>
+                <w:rFonts w:hint="eastAsia" w:ascii="宋体" w:hAnsi="宋体" w:cs="宋体"/>
                 <w:b/>
                 <w:bCs/>
                 <w:color w:val="17365D"/>
@@ -3445,7 +3374,7 @@
             </w:r>
             <w:r>
               <w:rPr>
-                <w:rFonts w:ascii="宋体" w:hAnsi="宋体" w:cs="宋体" w:hint="eastAsia"/>
+                <w:rFonts w:hint="eastAsia" w:ascii="宋体" w:hAnsi="宋体" w:cs="宋体"/>
                 <w:b/>
                 <w:bCs/>
                 <w:color w:val="17365D"/>
@@ -3467,7 +3396,7 @@
             </w:r>
             <w:r>
               <w:rPr>
-                <w:rFonts w:ascii="宋体" w:hAnsi="宋体" w:cs="宋体" w:hint="eastAsia"/>
+                <w:rFonts w:hint="eastAsia" w:ascii="宋体" w:hAnsi="宋体" w:cs="宋体"/>
                 <w:b/>
                 <w:bCs/>
                 <w:color w:val="17365D"/>
@@ -3489,7 +3418,7 @@
             </w:r>
             <w:r>
               <w:rPr>
-                <w:rFonts w:ascii="宋体" w:hAnsi="宋体" w:cs="宋体" w:hint="eastAsia"/>
+                <w:rFonts w:hint="eastAsia" w:ascii="宋体" w:hAnsi="宋体" w:cs="宋体"/>
                 <w:b/>
                 <w:bCs/>
                 <w:color w:val="17365D"/>
@@ -3511,7 +3440,7 @@
             </w:r>
             <w:r>
               <w:rPr>
-                <w:rFonts w:ascii="宋体" w:hAnsi="宋体" w:cs="宋体" w:hint="eastAsia"/>
+                <w:rFonts w:hint="eastAsia" w:ascii="宋体" w:hAnsi="宋体" w:cs="宋体"/>
                 <w:b/>
                 <w:bCs/>
                 <w:color w:val="17365D"/>
@@ -3533,7 +3462,7 @@
             </w:r>
             <w:r>
               <w:rPr>
-                <w:rFonts w:ascii="宋体" w:hAnsi="宋体" w:cs="宋体" w:hint="eastAsia"/>
+                <w:rFonts w:hint="eastAsia" w:ascii="宋体" w:hAnsi="宋体" w:cs="宋体"/>
                 <w:b/>
                 <w:bCs/>
                 <w:color w:val="17365D"/>
@@ -3546,96 +3475,96 @@
           <w:p>
             <w:pPr>
               <w:spacing w:line="360" w:lineRule="auto"/>
-              <w:ind w:firstLineChars="200" w:firstLine="480"/>
-              <w:rPr>
-                <w:rFonts w:ascii="宋体" w:hAnsi="宋体" w:cs="宋体" w:hint="eastAsia"/>
-                <w:sz w:val="24"/>
-                <w:szCs w:val="24"/>
-              </w:rPr>
-            </w:pPr>
-            <w:r>
-              <w:rPr>
-                <w:rFonts w:ascii="宋体" w:hAnsi="宋体" w:cs="宋体" w:hint="eastAsia"/>
-                <w:sz w:val="24"/>
-                <w:szCs w:val="24"/>
-              </w:rPr>
-              <w:t xml:space="preserve">图1为本发明系统的模块分层架构图，示出L0模型层、L1路由层、L2经验层、L3离线进化层、L4运维层五层结构及其交互关系；</w:t>
+              <w:ind w:firstLine="480" w:firstLineChars="200"/>
+              <w:rPr>
+                <w:rFonts w:hint="eastAsia" w:ascii="宋体" w:hAnsi="宋体" w:cs="宋体"/>
+                <w:sz w:val="24"/>
+                <w:szCs w:val="24"/>
+              </w:rPr>
+            </w:pPr>
+            <w:r>
+              <w:rPr>
+                <w:rFonts w:hint="eastAsia" w:ascii="宋体" w:hAnsi="宋体" w:cs="宋体"/>
+                <w:sz w:val="24"/>
+                <w:szCs w:val="24"/>
+              </w:rPr>
+              <w:t>图1为本发明系统的模块分层架构图，示出L0模型层、L1路由层、L2经验层、L3离线进化层、L4运维层五层结构及其交互关系；</w:t>
             </w:r>
           </w:p>
           <w:p>
             <w:pPr>
               <w:spacing w:line="360" w:lineRule="auto"/>
-              <w:ind w:firstLineChars="200" w:firstLine="480"/>
-              <w:rPr>
-                <w:rFonts w:ascii="宋体" w:hAnsi="宋体" w:cs="宋体" w:hint="eastAsia"/>
-                <w:sz w:val="24"/>
-                <w:szCs w:val="24"/>
-              </w:rPr>
-            </w:pPr>
-            <w:r>
-              <w:rPr>
-                <w:rFonts w:ascii="宋体" w:hAnsi="宋体" w:cs="宋体" w:hint="eastAsia"/>
-                <w:sz w:val="24"/>
-                <w:szCs w:val="24"/>
-              </w:rPr>
-              <w:t xml:space="preserve">图2为在线请求全链路时序图，示出query提取、快照检索、注入组装、质量门控、升级三重前置、标记与双侧落盘的完整时序；</w:t>
+              <w:ind w:firstLine="480" w:firstLineChars="200"/>
+              <w:rPr>
+                <w:rFonts w:hint="eastAsia" w:ascii="宋体" w:hAnsi="宋体" w:cs="宋体"/>
+                <w:sz w:val="24"/>
+                <w:szCs w:val="24"/>
+              </w:rPr>
+            </w:pPr>
+            <w:r>
+              <w:rPr>
+                <w:rFonts w:hint="eastAsia" w:ascii="宋体" w:hAnsi="宋体" w:cs="宋体"/>
+                <w:sz w:val="24"/>
+                <w:szCs w:val="24"/>
+              </w:rPr>
+              <w:t>图2为在线请求全链路时序图，示出query提取、快照检索、注入组装、质量门控、升级三重前置、标记与双侧落盘的完整时序；</w:t>
             </w:r>
           </w:p>
           <w:p>
             <w:pPr>
               <w:spacing w:line="360" w:lineRule="auto"/>
-              <w:ind w:firstLineChars="200" w:firstLine="480"/>
-              <w:rPr>
-                <w:rFonts w:ascii="宋体" w:hAnsi="宋体" w:cs="宋体" w:hint="eastAsia"/>
-                <w:sz w:val="24"/>
-                <w:szCs w:val="24"/>
-              </w:rPr>
-            </w:pPr>
-            <w:r>
-              <w:rPr>
-                <w:rFonts w:ascii="宋体" w:hAnsi="宋体" w:cs="宋体" w:hint="eastAsia"/>
-                <w:sz w:val="24"/>
-                <w:szCs w:val="24"/>
-              </w:rPr>
-              <w:t xml:space="preserve">图3为数据流图，示出在线流（每请求）、离线每日循环与归因流三条数据流及其共用经验库的读写关系；</w:t>
+              <w:ind w:firstLine="480" w:firstLineChars="200"/>
+              <w:rPr>
+                <w:rFonts w:hint="eastAsia" w:ascii="宋体" w:hAnsi="宋体" w:cs="宋体"/>
+                <w:sz w:val="24"/>
+                <w:szCs w:val="24"/>
+              </w:rPr>
+            </w:pPr>
+            <w:r>
+              <w:rPr>
+                <w:rFonts w:hint="eastAsia" w:ascii="宋体" w:hAnsi="宋体" w:cs="宋体"/>
+                <w:sz w:val="24"/>
+                <w:szCs w:val="24"/>
+              </w:rPr>
+              <w:t>图3为数据流图，示出在线流（每请求）、离线每日循环与归因流三条数据流及其共用经验库的读写关系；</w:t>
             </w:r>
           </w:p>
           <w:p>
             <w:pPr>
               <w:spacing w:line="360" w:lineRule="auto"/>
-              <w:ind w:firstLineChars="200" w:firstLine="480"/>
-              <w:rPr>
-                <w:rFonts w:ascii="宋体" w:hAnsi="宋体" w:cs="宋体" w:hint="eastAsia"/>
-                <w:sz w:val="24"/>
-                <w:szCs w:val="24"/>
-              </w:rPr>
-            </w:pPr>
-            <w:r>
-              <w:rPr>
-                <w:rFonts w:ascii="宋体" w:hAnsi="宋体" w:cs="宋体" w:hint="eastAsia"/>
-                <w:sz w:val="24"/>
-                <w:szCs w:val="24"/>
-              </w:rPr>
-              <w:t xml:space="preserve">图4为在线与升级链路的函数级调用图，示出agent-server与gateway两侧各模块的调用关系；</w:t>
+              <w:ind w:firstLine="480" w:firstLineChars="200"/>
+              <w:rPr>
+                <w:rFonts w:hint="eastAsia" w:ascii="宋体" w:hAnsi="宋体" w:cs="宋体"/>
+                <w:sz w:val="24"/>
+                <w:szCs w:val="24"/>
+              </w:rPr>
+            </w:pPr>
+            <w:r>
+              <w:rPr>
+                <w:rFonts w:hint="eastAsia" w:ascii="宋体" w:hAnsi="宋体" w:cs="宋体"/>
+                <w:sz w:val="24"/>
+                <w:szCs w:val="24"/>
+              </w:rPr>
+              <w:t>图4为在线与升级链路的函数级调用图，示出agent-server与gateway两侧各模块的调用关系；</w:t>
             </w:r>
           </w:p>
           <w:p>
             <w:pPr>
               <w:spacing w:line="360" w:lineRule="auto"/>
-              <w:ind w:firstLineChars="200" w:firstLine="480"/>
-              <w:rPr>
-                <w:rFonts w:ascii="宋体" w:hAnsi="宋体" w:cs="宋体" w:hint="eastAsia"/>
-                <w:sz w:val="24"/>
-                <w:szCs w:val="24"/>
-              </w:rPr>
-            </w:pPr>
-            <w:r>
-              <w:rPr>
-                <w:rFonts w:ascii="宋体" w:hAnsi="宋体" w:cs="宋体" w:hint="eastAsia"/>
-                <w:sz w:val="24"/>
-                <w:szCs w:val="24"/>
-              </w:rPr>
-              <w:t xml:space="preserve">图5为离线进化链路的函数级调用图，示出每日批次各阶段（ETL、轨迹合成、三管线蒸馏、验证晋升、复评清理、checkpoint）的顺序调用关系。</w:t>
+              <w:ind w:firstLine="480" w:firstLineChars="200"/>
+              <w:rPr>
+                <w:rFonts w:hint="eastAsia" w:ascii="宋体" w:hAnsi="宋体" w:cs="宋体"/>
+                <w:sz w:val="24"/>
+                <w:szCs w:val="24"/>
+              </w:rPr>
+            </w:pPr>
+            <w:r>
+              <w:rPr>
+                <w:rFonts w:hint="eastAsia" w:ascii="宋体" w:hAnsi="宋体" w:cs="宋体"/>
+                <w:sz w:val="24"/>
+                <w:szCs w:val="24"/>
+              </w:rPr>
+              <w:t>图5为离线进化链路的函数级调用图，示出每日批次各阶段（ETL、轨迹合成、三管线蒸馏、验证晋升、复评清理、checkpoint）的顺序调用关系。</w:t>
             </w:r>
           </w:p>
           <w:p>
@@ -3645,7 +3574,7 @@
             <w:r>
               <w:drawing>
                 <wp:inline distT="0" distB="0" distL="0" distR="0">
-                  <wp:extent cx="3796509" cy="6120000"/>
+                  <wp:extent cx="3796030" cy="6119495"/>
                   <wp:effectExtent l="0" t="0" r="0" b="0"/>
                   <wp:docPr id="100" name="图1  模块分层架构图"/>
                   <wp:cNvGraphicFramePr>
@@ -3655,11 +3584,13 @@
                     <a:graphicData uri="http://schemas.openxmlformats.org/drawingml/2006/picture">
                       <pic:pic xmlns:pic="http://schemas.openxmlformats.org/drawingml/2006/picture">
                         <pic:nvPicPr>
-                          <pic:cNvPr id="0" name="图1  模块分层架构图"/>
-                          <pic:cNvPicPr/>
+                          <pic:cNvPr id="100" name="图1  模块分层架构图"/>
+                          <pic:cNvPicPr>
+                            <a:picLocks noChangeAspect="1"/>
+                          </pic:cNvPicPr>
                         </pic:nvPicPr>
                         <pic:blipFill>
-                          <a:blip r:embed="rId100"/>
+                          <a:blip r:embed="rId7"/>
                           <a:stretch>
                             <a:fillRect/>
                           </a:stretch>
@@ -3685,18 +3616,18 @@
               <w:spacing w:line="360" w:lineRule="auto"/>
               <w:jc w:val="center"/>
               <w:rPr>
-                <w:rFonts w:ascii="宋体" w:hAnsi="宋体" w:cs="宋体" w:hint="eastAsia"/>
-                <w:sz w:val="24"/>
-                <w:szCs w:val="24"/>
-              </w:rPr>
-            </w:pPr>
-            <w:r>
-              <w:rPr>
-                <w:rFonts w:ascii="宋体" w:hAnsi="宋体" w:cs="宋体" w:hint="eastAsia"/>
-                <w:sz w:val="24"/>
-                <w:szCs w:val="24"/>
-              </w:rPr>
-              <w:t xml:space="preserve">图1  模块分层架构图</w:t>
+                <w:rFonts w:hint="eastAsia" w:ascii="宋体" w:hAnsi="宋体" w:cs="宋体"/>
+                <w:sz w:val="24"/>
+                <w:szCs w:val="24"/>
+              </w:rPr>
+            </w:pPr>
+            <w:r>
+              <w:rPr>
+                <w:rFonts w:hint="eastAsia" w:ascii="宋体" w:hAnsi="宋体" w:cs="宋体"/>
+                <w:sz w:val="24"/>
+                <w:szCs w:val="24"/>
+              </w:rPr>
+              <w:t>图1  模块分层架构图</w:t>
             </w:r>
           </w:p>
           <w:p>
@@ -3706,7 +3637,7 @@
             <w:r>
               <w:drawing>
                 <wp:inline distT="0" distB="0" distL="0" distR="0">
-                  <wp:extent cx="5040000" cy="3108636"/>
+                  <wp:extent cx="5039995" cy="3108325"/>
                   <wp:effectExtent l="0" t="0" r="0" b="0"/>
                   <wp:docPr id="101" name="图2  在线请求全链路时序图"/>
                   <wp:cNvGraphicFramePr>
@@ -3716,11 +3647,13 @@
                     <a:graphicData uri="http://schemas.openxmlformats.org/drawingml/2006/picture">
                       <pic:pic xmlns:pic="http://schemas.openxmlformats.org/drawingml/2006/picture">
                         <pic:nvPicPr>
-                          <pic:cNvPr id="0" name="图2  在线请求全链路时序图"/>
-                          <pic:cNvPicPr/>
+                          <pic:cNvPr id="101" name="图2  在线请求全链路时序图"/>
+                          <pic:cNvPicPr>
+                            <a:picLocks noChangeAspect="1"/>
+                          </pic:cNvPicPr>
                         </pic:nvPicPr>
                         <pic:blipFill>
-                          <a:blip r:embed="rId101"/>
+                          <a:blip r:embed="rId8"/>
                           <a:stretch>
                             <a:fillRect/>
                           </a:stretch>
@@ -3746,18 +3679,18 @@
               <w:spacing w:line="360" w:lineRule="auto"/>
               <w:jc w:val="center"/>
               <w:rPr>
-                <w:rFonts w:ascii="宋体" w:hAnsi="宋体" w:cs="宋体" w:hint="eastAsia"/>
-                <w:sz w:val="24"/>
-                <w:szCs w:val="24"/>
-              </w:rPr>
-            </w:pPr>
-            <w:r>
-              <w:rPr>
-                <w:rFonts w:ascii="宋体" w:hAnsi="宋体" w:cs="宋体" w:hint="eastAsia"/>
-                <w:sz w:val="24"/>
-                <w:szCs w:val="24"/>
-              </w:rPr>
-              <w:t xml:space="preserve">图2  在线请求全链路时序图</w:t>
+                <w:rFonts w:hint="eastAsia" w:ascii="宋体" w:hAnsi="宋体" w:cs="宋体"/>
+                <w:sz w:val="24"/>
+                <w:szCs w:val="24"/>
+              </w:rPr>
+            </w:pPr>
+            <w:r>
+              <w:rPr>
+                <w:rFonts w:hint="eastAsia" w:ascii="宋体" w:hAnsi="宋体" w:cs="宋体"/>
+                <w:sz w:val="24"/>
+                <w:szCs w:val="24"/>
+              </w:rPr>
+              <w:t>图2  在线请求全链路时序图</w:t>
             </w:r>
           </w:p>
           <w:p>
@@ -3767,7 +3700,7 @@
             <w:r>
               <w:drawing>
                 <wp:inline distT="0" distB="0" distL="0" distR="0">
-                  <wp:extent cx="5040000" cy="741363"/>
+                  <wp:extent cx="5039995" cy="741045"/>
                   <wp:effectExtent l="0" t="0" r="0" b="0"/>
                   <wp:docPr id="102" name="图3  数据流图"/>
                   <wp:cNvGraphicFramePr>
@@ -3777,11 +3710,13 @@
                     <a:graphicData uri="http://schemas.openxmlformats.org/drawingml/2006/picture">
                       <pic:pic xmlns:pic="http://schemas.openxmlformats.org/drawingml/2006/picture">
                         <pic:nvPicPr>
-                          <pic:cNvPr id="0" name="图3  数据流图"/>
-                          <pic:cNvPicPr/>
+                          <pic:cNvPr id="102" name="图3  数据流图"/>
+                          <pic:cNvPicPr>
+                            <a:picLocks noChangeAspect="1"/>
+                          </pic:cNvPicPr>
                         </pic:nvPicPr>
                         <pic:blipFill>
-                          <a:blip r:embed="rId102"/>
+                          <a:blip r:embed="rId9"/>
                           <a:stretch>
                             <a:fillRect/>
                           </a:stretch>
@@ -3807,18 +3742,18 @@
               <w:spacing w:line="360" w:lineRule="auto"/>
               <w:jc w:val="center"/>
               <w:rPr>
-                <w:rFonts w:ascii="宋体" w:hAnsi="宋体" w:cs="宋体" w:hint="eastAsia"/>
-                <w:sz w:val="24"/>
-                <w:szCs w:val="24"/>
-              </w:rPr>
-            </w:pPr>
-            <w:r>
-              <w:rPr>
-                <w:rFonts w:ascii="宋体" w:hAnsi="宋体" w:cs="宋体" w:hint="eastAsia"/>
-                <w:sz w:val="24"/>
-                <w:szCs w:val="24"/>
-              </w:rPr>
-              <w:t xml:space="preserve">图3  数据流图</w:t>
+                <w:rFonts w:hint="eastAsia" w:ascii="宋体" w:hAnsi="宋体" w:cs="宋体"/>
+                <w:sz w:val="24"/>
+                <w:szCs w:val="24"/>
+              </w:rPr>
+            </w:pPr>
+            <w:r>
+              <w:rPr>
+                <w:rFonts w:hint="eastAsia" w:ascii="宋体" w:hAnsi="宋体" w:cs="宋体"/>
+                <w:sz w:val="24"/>
+                <w:szCs w:val="24"/>
+              </w:rPr>
+              <w:t>图3  数据流图</w:t>
             </w:r>
           </w:p>
           <w:p>
@@ -3828,7 +3763,7 @@
             <w:r>
               <w:drawing>
                 <wp:inline distT="0" distB="0" distL="0" distR="0">
-                  <wp:extent cx="5040000" cy="1749999"/>
+                  <wp:extent cx="5039995" cy="1749425"/>
                   <wp:effectExtent l="0" t="0" r="0" b="0"/>
                   <wp:docPr id="103" name="图4  在线与升级链路调用图"/>
                   <wp:cNvGraphicFramePr>
@@ -3838,11 +3773,13 @@
                     <a:graphicData uri="http://schemas.openxmlformats.org/drawingml/2006/picture">
                       <pic:pic xmlns:pic="http://schemas.openxmlformats.org/drawingml/2006/picture">
                         <pic:nvPicPr>
-                          <pic:cNvPr id="0" name="图4  在线与升级链路调用图"/>
-                          <pic:cNvPicPr/>
+                          <pic:cNvPr id="103" name="图4  在线与升级链路调用图"/>
+                          <pic:cNvPicPr>
+                            <a:picLocks noChangeAspect="1"/>
+                          </pic:cNvPicPr>
                         </pic:nvPicPr>
                         <pic:blipFill>
-                          <a:blip r:embed="rId103"/>
+                          <a:blip r:embed="rId10"/>
                           <a:stretch>
                             <a:fillRect/>
                           </a:stretch>
@@ -3868,18 +3805,18 @@
               <w:spacing w:line="360" w:lineRule="auto"/>
               <w:jc w:val="center"/>
               <w:rPr>
-                <w:rFonts w:ascii="宋体" w:hAnsi="宋体" w:cs="宋体" w:hint="eastAsia"/>
-                <w:sz w:val="24"/>
-                <w:szCs w:val="24"/>
-              </w:rPr>
-            </w:pPr>
-            <w:r>
-              <w:rPr>
-                <w:rFonts w:ascii="宋体" w:hAnsi="宋体" w:cs="宋体" w:hint="eastAsia"/>
-                <w:sz w:val="24"/>
-                <w:szCs w:val="24"/>
-              </w:rPr>
-              <w:t xml:space="preserve">图4  在线与升级链路调用图</w:t>
+                <w:rFonts w:hint="eastAsia" w:ascii="宋体" w:hAnsi="宋体" w:cs="宋体"/>
+                <w:sz w:val="24"/>
+                <w:szCs w:val="24"/>
+              </w:rPr>
+            </w:pPr>
+            <w:r>
+              <w:rPr>
+                <w:rFonts w:hint="eastAsia" w:ascii="宋体" w:hAnsi="宋体" w:cs="宋体"/>
+                <w:sz w:val="24"/>
+                <w:szCs w:val="24"/>
+              </w:rPr>
+              <w:t>图4  在线与升级链路调用图</w:t>
             </w:r>
           </w:p>
           <w:p>
@@ -3889,7 +3826,7 @@
             <w:r>
               <w:drawing>
                 <wp:inline distT="0" distB="0" distL="0" distR="0">
-                  <wp:extent cx="5040000" cy="1562272"/>
+                  <wp:extent cx="5039995" cy="1562100"/>
                   <wp:effectExtent l="0" t="0" r="0" b="0"/>
                   <wp:docPr id="104" name="图5  离线进化链路调用图"/>
                   <wp:cNvGraphicFramePr>
@@ -3899,11 +3836,13 @@
                     <a:graphicData uri="http://schemas.openxmlformats.org/drawingml/2006/picture">
                       <pic:pic xmlns:pic="http://schemas.openxmlformats.org/drawingml/2006/picture">
                         <pic:nvPicPr>
-                          <pic:cNvPr id="0" name="图5  离线进化链路调用图"/>
-                          <pic:cNvPicPr/>
+                          <pic:cNvPr id="104" name="图5  离线进化链路调用图"/>
+                          <pic:cNvPicPr>
+                            <a:picLocks noChangeAspect="1"/>
+                          </pic:cNvPicPr>
                         </pic:nvPicPr>
                         <pic:blipFill>
-                          <a:blip r:embed="rId104"/>
+                          <a:blip r:embed="rId11"/>
                           <a:stretch>
                             <a:fillRect/>
                           </a:stretch>
@@ -3929,24 +3868,24 @@
               <w:spacing w:line="360" w:lineRule="auto"/>
               <w:jc w:val="center"/>
               <w:rPr>
-                <w:rFonts w:ascii="宋体" w:hAnsi="宋体" w:cs="宋体" w:hint="eastAsia"/>
-                <w:sz w:val="24"/>
-                <w:szCs w:val="24"/>
-              </w:rPr>
-            </w:pPr>
-            <w:r>
-              <w:rPr>
-                <w:rFonts w:ascii="宋体" w:hAnsi="宋体" w:cs="宋体" w:hint="eastAsia"/>
-                <w:sz w:val="24"/>
-                <w:szCs w:val="24"/>
-              </w:rPr>
-              <w:t xml:space="preserve">图5  离线进化链路调用图</w:t>
+                <w:rFonts w:hint="eastAsia" w:ascii="宋体" w:hAnsi="宋体" w:cs="宋体"/>
+                <w:sz w:val="24"/>
+                <w:szCs w:val="24"/>
+              </w:rPr>
+            </w:pPr>
+            <w:r>
+              <w:rPr>
+                <w:rFonts w:hint="eastAsia" w:ascii="宋体" w:hAnsi="宋体" w:cs="宋体"/>
+                <w:sz w:val="24"/>
+                <w:szCs w:val="24"/>
+              </w:rPr>
+              <w:t>图5  离线进化链路调用图</w:t>
             </w:r>
           </w:p>
           <w:p>
             <w:pPr>
               <w:spacing w:line="420" w:lineRule="exact"/>
-              <w:ind w:firstLineChars="225" w:firstLine="407"/>
+              <w:ind w:firstLine="405" w:firstLineChars="225"/>
               <w:rPr>
                 <w:rFonts w:ascii="宋体" w:hAnsi="宋体" w:cs="宋体"/>
                 <w:b/>
@@ -3960,7 +3899,7 @@
           <w:p>
             <w:pPr>
               <w:spacing w:line="420" w:lineRule="exact"/>
-              <w:ind w:firstLineChars="225" w:firstLine="407"/>
+              <w:ind w:firstLine="405" w:firstLineChars="225"/>
               <w:rPr>
                 <w:rFonts w:ascii="宋体" w:hAnsi="宋体" w:cs="宋体"/>
                 <w:b/>
@@ -3974,7 +3913,7 @@
           <w:p>
             <w:pPr>
               <w:spacing w:line="420" w:lineRule="exact"/>
-              <w:ind w:firstLineChars="225" w:firstLine="407"/>
+              <w:ind w:firstLine="405" w:firstLineChars="225"/>
               <w:rPr>
                 <w:rFonts w:ascii="宋体" w:hAnsi="宋体" w:cs="宋体"/>
                 <w:b/>
@@ -4001,7 +3940,7 @@
           <w:p>
             <w:pPr>
               <w:spacing w:line="240" w:lineRule="atLeast"/>
-              <w:ind w:firstLineChars="225" w:firstLine="407"/>
+              <w:ind w:firstLine="405" w:firstLineChars="225"/>
               <w:rPr>
                 <w:rFonts w:ascii="宋体" w:hAnsi="宋体" w:cs="宋体"/>
                 <w:b/>
@@ -4015,7 +3954,7 @@
           <w:p>
             <w:pPr>
               <w:spacing w:line="420" w:lineRule="exact"/>
-              <w:ind w:firstLineChars="225" w:firstLine="407"/>
+              <w:ind w:firstLine="405" w:firstLineChars="225"/>
               <w:rPr>
                 <w:rFonts w:ascii="宋体" w:hAnsi="宋体" w:cs="宋体"/>
                 <w:b/>
@@ -4029,7 +3968,7 @@
           <w:p>
             <w:pPr>
               <w:spacing w:line="420" w:lineRule="exact"/>
-              <w:ind w:firstLineChars="225" w:firstLine="407"/>
+              <w:ind w:firstLine="405" w:firstLineChars="225"/>
               <w:rPr>
                 <w:rFonts w:ascii="宋体" w:hAnsi="宋体" w:cs="宋体"/>
                 <w:b/>
@@ -4043,7 +3982,7 @@
           <w:p>
             <w:pPr>
               <w:spacing w:line="420" w:lineRule="exact"/>
-              <w:ind w:firstLineChars="225" w:firstLine="407"/>
+              <w:ind w:firstLine="405" w:firstLineChars="225"/>
               <w:rPr>
                 <w:rFonts w:ascii="宋体" w:hAnsi="宋体" w:cs="宋体"/>
                 <w:b/>
@@ -4057,7 +3996,7 @@
           <w:p>
             <w:pPr>
               <w:spacing w:line="420" w:lineRule="exact"/>
-              <w:ind w:firstLineChars="225" w:firstLine="407"/>
+              <w:ind w:firstLine="405" w:firstLineChars="225"/>
               <w:rPr>
                 <w:rFonts w:ascii="宋体" w:hAnsi="宋体" w:cs="宋体"/>
                 <w:b/>
@@ -4103,7 +4042,7 @@
             </w:pPr>
             <w:r>
               <w:rPr>
-                <w:rFonts w:ascii="宋体" w:hAnsi="宋体" w:cs="宋体" w:hint="eastAsia"/>
+                <w:rFonts w:hint="eastAsia" w:ascii="宋体" w:hAnsi="宋体" w:cs="宋体"/>
                 <w:b/>
                 <w:bCs/>
                 <w:color w:val="17365D"/>
@@ -4125,7 +4064,7 @@
             </w:r>
             <w:r>
               <w:rPr>
-                <w:rFonts w:ascii="宋体" w:hAnsi="宋体" w:cs="宋体" w:hint="eastAsia"/>
+                <w:rFonts w:hint="eastAsia" w:ascii="宋体" w:hAnsi="宋体" w:cs="宋体"/>
                 <w:b/>
                 <w:bCs/>
                 <w:color w:val="17365D"/>
@@ -4147,7 +4086,7 @@
             </w:r>
             <w:r>
               <w:rPr>
-                <w:rFonts w:ascii="宋体" w:hAnsi="宋体" w:cs="宋体" w:hint="eastAsia"/>
+                <w:rFonts w:hint="eastAsia" w:ascii="宋体" w:hAnsi="宋体" w:cs="宋体"/>
                 <w:b/>
                 <w:bCs/>
                 <w:color w:val="17365D"/>
@@ -4160,7 +4099,7 @@
           <w:p>
             <w:pPr>
               <w:spacing w:line="420" w:lineRule="exact"/>
-              <w:ind w:firstLineChars="225" w:firstLine="407"/>
+              <w:ind w:firstLine="405" w:firstLineChars="225"/>
               <w:rPr>
                 <w:rFonts w:ascii="宋体" w:cs="宋体"/>
                 <w:b/>
@@ -4172,7 +4111,7 @@
             </w:pPr>
             <w:r>
               <w:rPr>
-                <w:rFonts w:ascii="宋体" w:hAnsi="宋体" w:cs="宋体" w:hint="eastAsia"/>
+                <w:rFonts w:hint="eastAsia" w:ascii="宋体" w:hAnsi="宋体" w:cs="宋体"/>
                 <w:b/>
                 <w:bCs/>
                 <w:color w:val="17365D"/>
@@ -4185,134 +4124,134 @@
           <w:p>
             <w:pPr>
               <w:spacing w:line="360" w:lineRule="auto"/>
-              <w:ind w:firstLineChars="200" w:firstLine="480"/>
-              <w:rPr>
-                <w:rFonts w:ascii="宋体" w:hAnsi="宋体" w:cs="宋体" w:hint="eastAsia"/>
-                <w:sz w:val="24"/>
-                <w:szCs w:val="24"/>
-              </w:rPr>
-            </w:pPr>
-            <w:r>
-              <w:rPr>
-                <w:rFonts w:ascii="宋体" w:hAnsi="宋体" w:cs="宋体" w:hint="eastAsia"/>
-                <w:sz w:val="24"/>
-                <w:szCs w:val="24"/>
-              </w:rPr>
-              <w:t xml:space="preserve">（1）经验学习闭环系统架构：在线请求经经验检索注入与质量门控路由执行并全量落盘，离线每日循环将落盘轨迹经任务级轨迹合成与多条蒸馏管线压缩提炼、双阈值验证晋升为结构化经验卡，再经快照换载回流在线检索；学生模型权重不更新，仅经经验卡的积累与汰换实现能力增长，训练成本为零；</w:t>
+              <w:ind w:firstLine="480" w:firstLineChars="200"/>
+              <w:rPr>
+                <w:rFonts w:hint="eastAsia" w:ascii="宋体" w:hAnsi="宋体" w:cs="宋体"/>
+                <w:sz w:val="24"/>
+                <w:szCs w:val="24"/>
+              </w:rPr>
+            </w:pPr>
+            <w:r>
+              <w:rPr>
+                <w:rFonts w:hint="eastAsia" w:ascii="宋体" w:hAnsi="宋体" w:cs="宋体"/>
+                <w:sz w:val="24"/>
+                <w:szCs w:val="24"/>
+              </w:rPr>
+              <w:t>（1）经验学习闭环系统架构：在线请求经经验检索注入与质量门控路由执行并全量落盘，离线每日循环将落盘轨迹经任务级轨迹合成与多条蒸馏管线压缩提炼、双阈值验证晋升为结构化经验卡，再经快照换载回流在线检索；学生模型权重不更新，仅经经验卡的积累与汰换实现能力增长，训练成本为零；</w:t>
             </w:r>
           </w:p>
           <w:p>
             <w:pPr>
               <w:spacing w:line="360" w:lineRule="auto"/>
-              <w:ind w:firstLineChars="200" w:firstLine="480"/>
-              <w:rPr>
-                <w:rFonts w:ascii="宋体" w:hAnsi="宋体" w:cs="宋体" w:hint="eastAsia"/>
-                <w:sz w:val="24"/>
-                <w:szCs w:val="24"/>
-              </w:rPr>
-            </w:pPr>
-            <w:r>
-              <w:rPr>
-                <w:rFonts w:ascii="宋体" w:hAnsi="宋体" w:cs="宋体" w:hint="eastAsia"/>
-                <w:sz w:val="24"/>
-                <w:szCs w:val="24"/>
-              </w:rPr>
-              <w:t xml:space="preserve">（2）教师-学生非权重经验迁移机制：教师模型兼具在线兜底、离线裁判与离线蒸馏三重角色——在线作为升级兜底执行学生不合格的回答，离线作为裁判对经验候选验证打分、作为蒸馏器将任务级轨迹提炼为结构化经验卡；教师的知识不经权重蒸馏，而经“轨迹→经验卡→检索注入提示词”的路径迁移至学生模型上下文，实现上下文级知识迁移；并以云端升级率作为学生独立性的量化度量，重复任务升级率趋近于零、新任务升级率低于20%作为学生独立的验收判据；</w:t>
+              <w:ind w:firstLine="480" w:firstLineChars="200"/>
+              <w:rPr>
+                <w:rFonts w:hint="eastAsia" w:ascii="宋体" w:hAnsi="宋体" w:cs="宋体"/>
+                <w:sz w:val="24"/>
+                <w:szCs w:val="24"/>
+              </w:rPr>
+            </w:pPr>
+            <w:r>
+              <w:rPr>
+                <w:rFonts w:hint="eastAsia" w:ascii="宋体" w:hAnsi="宋体" w:cs="宋体"/>
+                <w:sz w:val="24"/>
+                <w:szCs w:val="24"/>
+              </w:rPr>
+              <w:t>（2）教师-学生非权重经验迁移机制：教师模型兼具在线兜底、离线裁判与离线蒸馏三重角色——在线作为升级兜底执行学生不合格的回答，离线作为裁判对经验候选验证打分、作为蒸馏器将任务级轨迹提炼为结构化经验卡；教师的知识不经权重蒸馏，而经“轨迹→经验卡→检索注入提示词”的路径迁移至学生模型上下文，实现上下文级知识迁移；并以云端升级率作为学生独立性的量化度量，重复任务升级率趋近于零、新任务升级率低于20%作为学生独立的验收判据；</w:t>
             </w:r>
           </w:p>
           <w:p>
             <w:pPr>
               <w:spacing w:line="360" w:lineRule="auto"/>
-              <w:ind w:firstLineChars="200" w:firstLine="480"/>
-              <w:rPr>
-                <w:rFonts w:ascii="宋体" w:hAnsi="宋体" w:cs="宋体" w:hint="eastAsia"/>
-                <w:sz w:val="24"/>
-                <w:szCs w:val="24"/>
-              </w:rPr>
-            </w:pPr>
-            <w:r>
-              <w:rPr>
-                <w:rFonts w:ascii="宋体" w:hAnsi="宋体" w:cs="宋体" w:hint="eastAsia"/>
-                <w:sz w:val="24"/>
-                <w:szCs w:val="24"/>
-              </w:rPr>
-              <w:t xml:space="preserve">（3）经验卡的三态生命周期与双阈值验证晋升机制：经验候选（留观态）在SQL层对在线检索不可见，经统一阈值0.5验证并sha256确定性去重后以事务写入晋升启用，留观复评、TTL与容量淘汰构成有进有出的生命周期，幂等checkpoint保证批次失败可安全重跑；</w:t>
+              <w:ind w:firstLine="480" w:firstLineChars="200"/>
+              <w:rPr>
+                <w:rFonts w:hint="eastAsia" w:ascii="宋体" w:hAnsi="宋体" w:cs="宋体"/>
+                <w:sz w:val="24"/>
+                <w:szCs w:val="24"/>
+              </w:rPr>
+            </w:pPr>
+            <w:r>
+              <w:rPr>
+                <w:rFonts w:hint="eastAsia" w:ascii="宋体" w:hAnsi="宋体" w:cs="宋体"/>
+                <w:sz w:val="24"/>
+                <w:szCs w:val="24"/>
+              </w:rPr>
+              <w:t>（3）经验卡的三态生命周期与双阈值验证晋升机制：经验候选（留观态）在SQL层对在线检索不可见，经统一阈值0.5验证并sha256确定性去重后以事务写入晋升启用，留观复评、TTL与容量淘汰构成有进有出的生命周期，幂等checkpoint保证批次失败可安全重跑；</w:t>
             </w:r>
           </w:p>
           <w:p>
             <w:pPr>
               <w:spacing w:line="360" w:lineRule="auto"/>
-              <w:ind w:firstLineChars="200" w:firstLine="480"/>
-              <w:rPr>
-                <w:rFonts w:ascii="宋体" w:hAnsi="宋体" w:cs="宋体" w:hint="eastAsia"/>
-                <w:sz w:val="24"/>
-                <w:szCs w:val="24"/>
-              </w:rPr>
-            </w:pPr>
-            <w:r>
-              <w:rPr>
-                <w:rFonts w:ascii="宋体" w:hAnsi="宋体" w:cs="宋体" w:hint="eastAsia"/>
-                <w:sz w:val="24"/>
-                <w:szCs w:val="24"/>
-              </w:rPr>
-              <w:t xml:space="preserve">（4）两阶段经验检索与五类经验卡分通道注入结构：以FTS5全文索引bm25算法召回候选、再经余弦相似度重排的两阶段检索，无语义解析层；EVIDENCE与Method/Guard卡合成用户消息插入最后用户消息之前、SKILL目录并入系统提示词、SOP卡转换为工具schema并入工具列表；SKILL与SOP作为通用能力全局注入，使在重复任务积累的经验可迁移至新任务；</w:t>
+              <w:ind w:firstLine="480" w:firstLineChars="200"/>
+              <w:rPr>
+                <w:rFonts w:hint="eastAsia" w:ascii="宋体" w:hAnsi="宋体" w:cs="宋体"/>
+                <w:sz w:val="24"/>
+                <w:szCs w:val="24"/>
+              </w:rPr>
+            </w:pPr>
+            <w:r>
+              <w:rPr>
+                <w:rFonts w:hint="eastAsia" w:ascii="宋体" w:hAnsi="宋体" w:cs="宋体"/>
+                <w:sz w:val="24"/>
+                <w:szCs w:val="24"/>
+              </w:rPr>
+              <w:t>（4）两阶段经验检索与五类经验卡分通道注入结构：以FTS5全文索引bm25算法召回候选、再经余弦相似度重排的两阶段检索，无语义解析层；EVIDENCE与Method/Guard卡合成用户消息插入最后用户消息之前、SKILL目录并入系统提示词、SOP卡转换为工具schema并入工具列表；SKILL与SOP作为通用能力全局注入，使在重复任务积累的经验可迁移至新任务；</w:t>
             </w:r>
           </w:p>
           <w:p>
             <w:pPr>
               <w:spacing w:line="360" w:lineRule="auto"/>
-              <w:ind w:firstLineChars="200" w:firstLine="480"/>
-              <w:rPr>
-                <w:rFonts w:ascii="宋体" w:hAnsi="宋体" w:cs="宋体" w:hint="eastAsia"/>
-                <w:sz w:val="24"/>
-                <w:szCs w:val="24"/>
-              </w:rPr>
-            </w:pPr>
-            <w:r>
-              <w:rPr>
-                <w:rFonts w:ascii="宋体" w:hAnsi="宋体" w:cs="宋体" w:hint="eastAsia"/>
-                <w:sz w:val="24"/>
-                <w:szCs w:val="24"/>
-              </w:rPr>
-              <w:t xml:space="preserve">（5）质量门控四规则顺序判定与升级三重前置：按invalid_tool_schema、finish_reason_length、empty_output、forced_tool_missing顺序判定且每次请求仅升级一次；升级前依次执行出域许可、敏感信息扫描、预算原子预留；x-gateway标记经三种载体下发并与model_runs双侧落盘印证；</w:t>
+              <w:ind w:firstLine="480" w:firstLineChars="200"/>
+              <w:rPr>
+                <w:rFonts w:hint="eastAsia" w:ascii="宋体" w:hAnsi="宋体" w:cs="宋体"/>
+                <w:sz w:val="24"/>
+                <w:szCs w:val="24"/>
+              </w:rPr>
+            </w:pPr>
+            <w:r>
+              <w:rPr>
+                <w:rFonts w:hint="eastAsia" w:ascii="宋体" w:hAnsi="宋体" w:cs="宋体"/>
+                <w:sz w:val="24"/>
+                <w:szCs w:val="24"/>
+              </w:rPr>
+              <w:t>（5）质量门控四规则顺序判定与升级三重前置：按invalid_tool_schema、finish_reason_length、empty_output、forced_tool_missing顺序判定且每次请求仅升级一次；升级前依次执行出域许可、敏感信息扫描、预算原子预留；x-gateway标记经三种载体下发并与model_runs双侧落盘印证；</w:t>
             </w:r>
           </w:p>
           <w:p>
             <w:pPr>
               <w:spacing w:line="360" w:lineRule="auto"/>
-              <w:ind w:firstLineChars="200" w:firstLine="480"/>
-              <w:rPr>
-                <w:rFonts w:ascii="宋体" w:hAnsi="宋体" w:cs="宋体" w:hint="eastAsia"/>
-                <w:sz w:val="24"/>
-                <w:szCs w:val="24"/>
-              </w:rPr>
-            </w:pPr>
-            <w:r>
-              <w:rPr>
-                <w:rFonts w:ascii="宋体" w:hAnsi="宋体" w:cs="宋体" w:hint="eastAsia"/>
-                <w:sz w:val="24"/>
-                <w:szCs w:val="24"/>
-              </w:rPr>
-              <w:t xml:space="preserve">（6）在线只读快照与离线写库分离的经验库存取结构：在线检索走只读快照、离线写入走live库、checkpoint后换载新快照，实现在线读写隔离与批次原子换载；</w:t>
+              <w:ind w:firstLine="480" w:firstLineChars="200"/>
+              <w:rPr>
+                <w:rFonts w:hint="eastAsia" w:ascii="宋体" w:hAnsi="宋体" w:cs="宋体"/>
+                <w:sz w:val="24"/>
+                <w:szCs w:val="24"/>
+              </w:rPr>
+            </w:pPr>
+            <w:r>
+              <w:rPr>
+                <w:rFonts w:hint="eastAsia" w:ascii="宋体" w:hAnsi="宋体" w:cs="宋体"/>
+                <w:sz w:val="24"/>
+                <w:szCs w:val="24"/>
+              </w:rPr>
+              <w:t>（6）在线只读快照与离线写库分离的经验库存取结构：在线检索走只读快照、离线写入走live库、checkpoint后换载新快照，实现在线读写隔离与批次原子换载；</w:t>
             </w:r>
           </w:p>
           <w:p>
             <w:pPr>
               <w:spacing w:line="360" w:lineRule="auto"/>
-              <w:ind w:firstLineChars="200" w:firstLine="480"/>
-              <w:rPr>
-                <w:rFonts w:ascii="宋体" w:hAnsi="宋体" w:cs="宋体" w:hint="eastAsia"/>
-                <w:sz w:val="24"/>
-                <w:szCs w:val="24"/>
-              </w:rPr>
-            </w:pPr>
-            <w:r>
-              <w:rPr>
-                <w:rFonts w:ascii="宋体" w:hAnsi="宋体" w:cs="宋体" w:hint="eastAsia"/>
-                <w:sz w:val="24"/>
-                <w:szCs w:val="24"/>
-              </w:rPr>
-              <w:t xml:space="preserve">（7）失败经验三层化与对照臂同路径测量结构：失败原文不入库、败局仅作离线归因输入、教训以程序化提取的Guard卡沉淀；对照臂关闭注入但轨迹全量照录且与实验臂走完全相同代码路径。</w:t>
+              <w:ind w:firstLine="480" w:firstLineChars="200"/>
+              <w:rPr>
+                <w:rFonts w:hint="eastAsia" w:ascii="宋体" w:hAnsi="宋体" w:cs="宋体"/>
+                <w:sz w:val="24"/>
+                <w:szCs w:val="24"/>
+              </w:rPr>
+            </w:pPr>
+            <w:r>
+              <w:rPr>
+                <w:rFonts w:hint="eastAsia" w:ascii="宋体" w:hAnsi="宋体" w:cs="宋体"/>
+                <w:sz w:val="24"/>
+                <w:szCs w:val="24"/>
+              </w:rPr>
+              <w:t>（7）失败经验三层化与对照臂同路径测量结构：失败原文不入库、败局仅作离线归因输入、教训以程序化提取的Guard卡沉淀；对照臂关闭注入但轨迹全量照录且与实验臂走完全相同代码路径。</w:t>
             </w:r>
           </w:p>
           <w:p>
@@ -4458,9 +4397,9 @@
     </w:p>
     <w:p>
       <w:pPr>
-        <w:pStyle w:val="af"/>
+        <w:pStyle w:val="14"/>
         <w:spacing w:line="420" w:lineRule="exact"/>
-        <w:ind w:left="1260" w:firstLineChars="0" w:firstLine="0"/>
+        <w:ind w:left="1260" w:firstLine="0" w:firstLineChars="0"/>
         <w:rPr>
           <w:rFonts w:ascii="宋体" w:cs="宋体"/>
           <w:sz w:val="18"/>
@@ -4471,7 +4410,7 @@
     <w:p>
       <w:pPr>
         <w:spacing w:line="420" w:lineRule="exact"/>
-        <w:ind w:leftChars="267" w:left="561" w:firstLineChars="125" w:firstLine="225"/>
+        <w:ind w:left="561" w:leftChars="267" w:firstLine="225" w:firstLineChars="125"/>
         <w:rPr>
           <w:rFonts w:ascii="宋体" w:hAnsi="宋体" w:cs="宋体"/>
           <w:sz w:val="18"/>
@@ -4482,7 +4421,7 @@
     <w:p>
       <w:pPr>
         <w:spacing w:line="420" w:lineRule="exact"/>
-        <w:ind w:firstLineChars="225" w:firstLine="407"/>
+        <w:ind w:firstLine="405" w:firstLineChars="225"/>
         <w:rPr>
           <w:rFonts w:ascii="宋体" w:cs="宋体"/>
           <w:b/>
@@ -4530,7 +4469,7 @@
     <w:p>
       <w:pPr>
         <w:spacing w:line="420" w:lineRule="exact"/>
-        <w:ind w:leftChars="67" w:left="141" w:firstLineChars="175" w:firstLine="315"/>
+        <w:ind w:left="141" w:leftChars="67" w:firstLine="315" w:firstLineChars="175"/>
         <w:rPr>
           <w:rFonts w:ascii="宋体" w:hAnsi="宋体" w:cs="宋体"/>
           <w:sz w:val="18"/>
@@ -4541,7 +4480,7 @@
     <w:p>
       <w:pPr>
         <w:spacing w:line="420" w:lineRule="exact"/>
-        <w:ind w:leftChars="67" w:left="141" w:firstLineChars="175" w:firstLine="315"/>
+        <w:ind w:left="141" w:leftChars="67" w:firstLine="315" w:firstLineChars="175"/>
         <w:rPr>
           <w:rFonts w:ascii="宋体" w:cs="宋体"/>
           <w:sz w:val="18"/>
@@ -4552,7 +4491,7 @@
     <w:p>
       <w:pPr>
         <w:spacing w:line="420" w:lineRule="exact"/>
-        <w:ind w:leftChars="67" w:left="141" w:firstLineChars="175" w:firstLine="315"/>
+        <w:ind w:left="141" w:leftChars="67" w:firstLine="315" w:firstLineChars="175"/>
         <w:rPr>
           <w:rFonts w:ascii="宋体" w:hAnsi="宋体" w:cs="宋体"/>
           <w:sz w:val="18"/>
@@ -4563,7 +4502,7 @@
     <w:p>
       <w:pPr>
         <w:spacing w:line="420" w:lineRule="exact"/>
-        <w:ind w:firstLineChars="225" w:firstLine="407"/>
+        <w:ind w:firstLine="405" w:firstLineChars="225"/>
         <w:rPr>
           <w:rFonts w:ascii="宋体" w:cs="宋体"/>
           <w:b/>
@@ -4611,9 +4550,9 @@
     </w:p>
     <w:p>
       <w:pPr>
-        <w:pStyle w:val="af"/>
+        <w:pStyle w:val="14"/>
         <w:spacing w:line="420" w:lineRule="exact"/>
-        <w:ind w:left="630" w:firstLineChars="0" w:firstLine="0"/>
+        <w:ind w:left="630" w:firstLine="0" w:firstLineChars="0"/>
         <w:rPr>
           <w:rFonts w:ascii="宋体" w:cs="宋体"/>
           <w:sz w:val="18"/>
@@ -4636,7 +4575,7 @@
     <w:p>
       <w:pPr>
         <w:spacing w:line="420" w:lineRule="exact"/>
-        <w:ind w:firstLineChars="225" w:firstLine="405"/>
+        <w:ind w:firstLine="405" w:firstLineChars="225"/>
         <w:rPr>
           <w:rFonts w:ascii="宋体" w:cs="宋体"/>
           <w:sz w:val="18"/>
@@ -4647,7 +4586,7 @@
     <w:p>
       <w:pPr>
         <w:spacing w:line="420" w:lineRule="exact"/>
-        <w:ind w:firstLineChars="225" w:firstLine="405"/>
+        <w:ind w:firstLine="405" w:firstLineChars="225"/>
         <w:rPr>
           <w:rFonts w:ascii="宋体" w:cs="宋体"/>
           <w:sz w:val="18"/>
@@ -4658,7 +4597,7 @@
     <w:p>
       <w:pPr>
         <w:spacing w:line="420" w:lineRule="exact"/>
-        <w:ind w:firstLineChars="225" w:firstLine="405"/>
+        <w:ind w:firstLine="405" w:firstLineChars="225"/>
         <w:rPr>
           <w:rFonts w:ascii="宋体" w:cs="宋体"/>
           <w:sz w:val="18"/>
@@ -4669,7 +4608,7 @@
     <w:p>
       <w:pPr>
         <w:spacing w:line="420" w:lineRule="exact"/>
-        <w:ind w:firstLineChars="225" w:firstLine="405"/>
+        <w:ind w:firstLine="405" w:firstLineChars="225"/>
         <w:rPr>
           <w:rFonts w:ascii="宋体" w:cs="宋体"/>
           <w:sz w:val="18"/>
@@ -4680,7 +4619,7 @@
     <w:p>
       <w:pPr>
         <w:spacing w:line="420" w:lineRule="exact"/>
-        <w:ind w:firstLineChars="225" w:firstLine="405"/>
+        <w:ind w:firstLine="405" w:firstLineChars="225"/>
         <w:rPr>
           <w:rFonts w:ascii="宋体" w:cs="宋体"/>
           <w:sz w:val="18"/>
@@ -4691,7 +4630,7 @@
     <w:p>
       <w:pPr>
         <w:spacing w:line="420" w:lineRule="exact"/>
-        <w:ind w:firstLineChars="225" w:firstLine="405"/>
+        <w:ind w:firstLine="405" w:firstLineChars="225"/>
         <w:rPr>
           <w:rFonts w:ascii="宋体" w:cs="宋体"/>
           <w:sz w:val="18"/>
@@ -4702,7 +4641,7 @@
     <w:p>
       <w:pPr>
         <w:spacing w:line="420" w:lineRule="exact"/>
-        <w:ind w:firstLineChars="225" w:firstLine="405"/>
+        <w:ind w:firstLine="405" w:firstLineChars="225"/>
         <w:rPr>
           <w:rFonts w:ascii="宋体" w:cs="宋体"/>
           <w:sz w:val="18"/>
@@ -4713,7 +4652,7 @@
     <w:p>
       <w:pPr>
         <w:spacing w:line="420" w:lineRule="exact"/>
-        <w:ind w:firstLineChars="225" w:firstLine="405"/>
+        <w:ind w:firstLine="405" w:firstLineChars="225"/>
         <w:rPr>
           <w:rFonts w:ascii="宋体" w:cs="宋体"/>
           <w:sz w:val="18"/>
@@ -4739,92 +4678,47 @@
       </w:r>
     </w:p>
     <w:sectPr>
-      <w:headerReference w:type="even" r:id="rId9"/>
-      <w:headerReference w:type="default" r:id="rId10"/>
-      <w:headerReference w:type="first" r:id="rId11"/>
+      <w:headerReference r:id="rId5" w:type="first"/>
+      <w:headerReference r:id="rId3" w:type="default"/>
+      <w:headerReference r:id="rId4" w:type="even"/>
       <w:pgSz w:w="11906" w:h="16838"/>
       <w:pgMar w:top="720" w:right="720" w:bottom="720" w:left="720" w:header="851" w:footer="992" w:gutter="0"/>
-      <w:cols w:space="425"/>
-      <w:docGrid w:type="lines" w:linePitch="312"/>
+      <w:cols w:space="425" w:num="1"/>
+      <w:docGrid w:type="lines" w:linePitch="312" w:charSpace="0"/>
     </w:sectPr>
   </w:body>
 </w:document>
 </file>
 
-<file path=word/endnotes.xml><?xml version="1.0" encoding="utf-8"?>
-<w:endnotes xmlns:wpc="http://schemas.microsoft.com/office/word/2010/wordprocessingCanvas" xmlns:cx="http://schemas.microsoft.com/office/drawing/2014/chartex" xmlns:mc="http://schemas.openxmlformats.org/markup-compatibility/2006" xmlns:o="urn:schemas-microsoft-com:office:office" xmlns:r="http://schemas.openxmlformats.org/officeDocument/2006/relationships" xmlns:m="http://schemas.openxmlformats.org/officeDocument/2006/math" xmlns:v="urn:schemas-microsoft-com:vml" xmlns:wp14="http://schemas.microsoft.com/office/word/2010/wordprocessingDrawing" xmlns:wp="http://schemas.openxmlformats.org/drawingml/2006/wordprocessingDrawing" xmlns:w10="urn:schemas-microsoft-com:office:word" xmlns:w="http://schemas.openxmlformats.org/wordprocessingml/2006/main" xmlns:w14="http://schemas.microsoft.com/office/word/2010/wordml" xmlns:w15="http://schemas.microsoft.com/office/word/2012/wordml" xmlns:w16se="http://schemas.microsoft.com/office/word/2015/wordml/symex" xmlns:wpg="http://schemas.microsoft.com/office/word/2010/wordprocessingGroup" xmlns:wpi="http://schemas.microsoft.com/office/word/2010/wordprocessingInk" xmlns:wne="http://schemas.microsoft.com/office/word/2006/wordml" xmlns:wps="http://schemas.microsoft.com/office/word/2010/wordprocessingShape" mc:Ignorable="w14 w15 w16se wp14">
-  <w:endnote w:type="separator" w:id="-1">
-    <w:p>
-      <w:r>
-        <w:separator/>
-      </w:r>
-    </w:p>
-  </w:endnote>
-  <w:endnote w:type="continuationSeparator" w:id="0">
-    <w:p>
-      <w:r>
-        <w:continuationSeparator/>
-      </w:r>
-    </w:p>
-  </w:endnote>
-</w:endnotes>
-</file>
-
-<file path=word/footnotes.xml><?xml version="1.0" encoding="utf-8"?>
-<w:footnotes xmlns:wpc="http://schemas.microsoft.com/office/word/2010/wordprocessingCanvas" xmlns:cx="http://schemas.microsoft.com/office/drawing/2014/chartex" xmlns:mc="http://schemas.openxmlformats.org/markup-compatibility/2006" xmlns:o="urn:schemas-microsoft-com:office:office" xmlns:r="http://schemas.openxmlformats.org/officeDocument/2006/relationships" xmlns:m="http://schemas.openxmlformats.org/officeDocument/2006/math" xmlns:v="urn:schemas-microsoft-com:vml" xmlns:wp14="http://schemas.microsoft.com/office/word/2010/wordprocessingDrawing" xmlns:wp="http://schemas.openxmlformats.org/drawingml/2006/wordprocessingDrawing" xmlns:w10="urn:schemas-microsoft-com:office:word" xmlns:w="http://schemas.openxmlformats.org/wordprocessingml/2006/main" xmlns:w14="http://schemas.microsoft.com/office/word/2010/wordml" xmlns:w15="http://schemas.microsoft.com/office/word/2012/wordml" xmlns:w16se="http://schemas.microsoft.com/office/word/2015/wordml/symex" xmlns:wpg="http://schemas.microsoft.com/office/word/2010/wordprocessingGroup" xmlns:wpi="http://schemas.microsoft.com/office/word/2010/wordprocessingInk" xmlns:wne="http://schemas.microsoft.com/office/word/2006/wordml" xmlns:wps="http://schemas.microsoft.com/office/word/2010/wordprocessingShape" mc:Ignorable="w14 w15 w16se wp14">
-  <w:footnote w:type="separator" w:id="-1">
-    <w:p>
-      <w:r>
-        <w:separator/>
-      </w:r>
-    </w:p>
-  </w:footnote>
-  <w:footnote w:type="continuationSeparator" w:id="0">
-    <w:p>
-      <w:r>
-        <w:continuationSeparator/>
-      </w:r>
-    </w:p>
-  </w:footnote>
-</w:footnotes>
-</file>
-
 <file path=word/header1.xml><?xml version="1.0" encoding="utf-8"?>
-<w:hdr xmlns:wpc="http://schemas.microsoft.com/office/word/2010/wordprocessingCanvas" xmlns:cx="http://schemas.microsoft.com/office/drawing/2014/chartex" xmlns:mc="http://schemas.openxmlformats.org/markup-compatibility/2006" xmlns:o="urn:schemas-microsoft-com:office:office" xmlns:r="http://schemas.openxmlformats.org/officeDocument/2006/relationships" xmlns:m="http://schemas.openxmlformats.org/officeDocument/2006/math" xmlns:v="urn:schemas-microsoft-com:vml" xmlns:wp14="http://schemas.microsoft.com/office/word/2010/wordprocessingDrawing" xmlns:wp="http://schemas.openxmlformats.org/drawingml/2006/wordprocessingDrawing" xmlns:w10="urn:schemas-microsoft-com:office:word" xmlns:w="http://schemas.openxmlformats.org/wordprocessingml/2006/main" xmlns:w14="http://schemas.microsoft.com/office/word/2010/wordml" xmlns:w15="http://schemas.microsoft.com/office/word/2012/wordml" xmlns:w16se="http://schemas.microsoft.com/office/word/2015/wordml/symex" xmlns:wpg="http://schemas.microsoft.com/office/word/2010/wordprocessingGroup" xmlns:wpi="http://schemas.microsoft.com/office/word/2010/wordprocessingInk" xmlns:wne="http://schemas.microsoft.com/office/word/2006/wordml" xmlns:wps="http://schemas.microsoft.com/office/word/2010/wordprocessingShape" mc:Ignorable="w14 w15 w16se wp14">
+<w:hdr xmlns:wpc="http://schemas.microsoft.com/office/word/2010/wordprocessingCanvas" xmlns:mc="http://schemas.openxmlformats.org/markup-compatibility/2006" xmlns:o="urn:schemas-microsoft-com:office:office" xmlns:r="http://schemas.openxmlformats.org/officeDocument/2006/relationships" xmlns:m="http://schemas.openxmlformats.org/officeDocument/2006/math" xmlns:v="urn:schemas-microsoft-com:vml" xmlns:wp14="http://schemas.microsoft.com/office/word/2010/wordprocessingDrawing" xmlns:wp="http://schemas.openxmlformats.org/drawingml/2006/wordprocessingDrawing" xmlns:w10="urn:schemas-microsoft-com:office:word" xmlns:w="http://schemas.openxmlformats.org/wordprocessingml/2006/main" xmlns:w14="http://schemas.microsoft.com/office/word/2010/wordml" xmlns:w15="http://schemas.microsoft.com/office/word/2012/wordml" xmlns:wpg="http://schemas.microsoft.com/office/word/2010/wordprocessingGroup" xmlns:wpi="http://schemas.microsoft.com/office/word/2010/wordprocessingInk" xmlns:wne="http://schemas.microsoft.com/office/word/2006/wordml" xmlns:wps="http://schemas.microsoft.com/office/word/2010/wordprocessingShape" xmlns:wpsCustomData="http://www.wps.cn/officeDocument/2013/wpsCustomData" mc:Ignorable="w14 w15 wp14">
   <w:p>
     <w:pPr>
-      <w:pStyle w:val="a9"/>
+      <w:pStyle w:val="5"/>
+      <w:jc w:val="both"/>
     </w:pPr>
     <w:r>
       <w:pict>
-        <v:shapetype id="_x0000_t136" coordsize="21600,21600" o:spt="136" adj="10800" path="m@7,l@8,m@5,21600l@6,21600e">
-          <v:formulas>
-            <v:f eqn="sum #0 0 10800"/>
-            <v:f eqn="prod #0 2 1"/>
-            <v:f eqn="sum 21600 0 @1"/>
-            <v:f eqn="sum 0 0 @2"/>
-            <v:f eqn="sum 21600 0 @3"/>
-            <v:f eqn="if @0 @3 0"/>
-            <v:f eqn="if @0 21600 @1"/>
-            <v:f eqn="if @0 0 @2"/>
-            <v:f eqn="if @0 @4 21600"/>
-            <v:f eqn="mid @5 @6"/>
-            <v:f eqn="mid @8 @5"/>
-            <v:f eqn="mid @7 @8"/>
-            <v:f eqn="mid @6 @7"/>
-            <v:f eqn="sum @6 0 @5"/>
-          </v:formulas>
-          <v:path textpathok="t" o:connecttype="custom" o:connectlocs="@9,0;@10,10800;@11,21600;@12,10800" o:connectangles="270,180,90,0"/>
-          <v:textpath on="t" fitshape="t"/>
-          <v:handles>
-            <v:h position="#0,bottomRight" xrange="6629,14971"/>
-          </v:handles>
-          <o:lock v:ext="edit" text="t" shapetype="t"/>
-        </v:shapetype>
-        <v:shape id="PowerPlusWaterMarkObject718498298" o:spid="_x0000_s3075" type="#_x0000_t136" style="position:absolute;left:0;text-align:left;margin-left:0;margin-top:0;width:156pt;height:44.25pt;rotation:315;z-index:-1;mso-position-horizontal:center;mso-position-horizontal-relative:margin;mso-position-vertical:center;mso-position-vertical-relative:margin;mso-width-relative:page;mso-height-relative:page" o:allowincell="f" fillcolor="#c00000" stroked="f">
-          <v:fill opacity=".5"/>
-          <v:textpath style="font-family:&quot;宋体&quot;;font-size:44pt" fitpath="t" string=" 保  密"/>
-          <w10:wrap anchorx="margin" anchory="margin"/>
+        <v:shape id="_x0000_i1025" o:spt="75" type="#_x0000_t75" style="height:26.25pt;width:123.75pt;" filled="f" o:preferrelative="t" stroked="f" coordsize="21600,21600">
+          <v:path/>
+          <v:fill on="f" focussize="0,0"/>
+          <v:stroke on="f" joinstyle="miter"/>
+          <v:imagedata r:id="rId1" o:title="蓝色-图形+newland+NPT"/>
+          <o:lock v:ext="edit" aspectratio="t"/>
+          <w10:wrap type="none"/>
+          <w10:anchorlock/>
+        </v:shape>
+      </w:pict>
+    </w:r>
+    <w:r>
+      <w:pict>
+        <v:shape id="PowerPlusWaterMarkObject718498299" o:spid="_x0000_s3074" o:spt="136" type="#_x0000_t136" style="position:absolute;left:0pt;height:44.25pt;width:156pt;mso-position-horizontal:center;mso-position-horizontal-relative:margin;mso-position-vertical:center;mso-position-vertical-relative:margin;rotation:20643840f;z-index:-251657216;mso-width-relative:page;mso-height-relative:page;" fillcolor="#C00000" filled="t" stroked="f" coordsize="21600,21600" o:allowincell="f">
+          <v:path/>
+          <v:fill on="t" opacity="32768f" focussize="0,0"/>
+          <v:stroke on="f"/>
+          <v:imagedata o:title=""/>
+          <o:lock v:ext="edit"/>
+          <v:textpath on="t" fitshape="t" fitpath="t" trim="f" xscale="f" string=" 保  密" style="font-family:宋体;font-size:44pt;v-text-align:center;"/>
         </v:shape>
       </w:pict>
     </w:r>
@@ -4833,68 +4727,20 @@
 </file>
 
 <file path=word/header2.xml><?xml version="1.0" encoding="utf-8"?>
-<w:hdr xmlns:wpc="http://schemas.microsoft.com/office/word/2010/wordprocessingCanvas" xmlns:cx="http://schemas.microsoft.com/office/drawing/2014/chartex" xmlns:mc="http://schemas.openxmlformats.org/markup-compatibility/2006" xmlns:o="urn:schemas-microsoft-com:office:office" xmlns:r="http://schemas.openxmlformats.org/officeDocument/2006/relationships" xmlns:m="http://schemas.openxmlformats.org/officeDocument/2006/math" xmlns:v="urn:schemas-microsoft-com:vml" xmlns:wp14="http://schemas.microsoft.com/office/word/2010/wordprocessingDrawing" xmlns:wp="http://schemas.openxmlformats.org/drawingml/2006/wordprocessingDrawing" xmlns:w10="urn:schemas-microsoft-com:office:word" xmlns:w="http://schemas.openxmlformats.org/wordprocessingml/2006/main" xmlns:w14="http://schemas.microsoft.com/office/word/2010/wordml" xmlns:w15="http://schemas.microsoft.com/office/word/2012/wordml" xmlns:w16se="http://schemas.microsoft.com/office/word/2015/wordml/symex" xmlns:wpg="http://schemas.microsoft.com/office/word/2010/wordprocessingGroup" xmlns:wpi="http://schemas.microsoft.com/office/word/2010/wordprocessingInk" xmlns:wne="http://schemas.microsoft.com/office/word/2006/wordml" xmlns:wps="http://schemas.microsoft.com/office/word/2010/wordprocessingShape" mc:Ignorable="w14 w15 w16se wp14">
+<w:hdr xmlns:wpc="http://schemas.microsoft.com/office/word/2010/wordprocessingCanvas" xmlns:mc="http://schemas.openxmlformats.org/markup-compatibility/2006" xmlns:o="urn:schemas-microsoft-com:office:office" xmlns:r="http://schemas.openxmlformats.org/officeDocument/2006/relationships" xmlns:m="http://schemas.openxmlformats.org/officeDocument/2006/math" xmlns:v="urn:schemas-microsoft-com:vml" xmlns:wp14="http://schemas.microsoft.com/office/word/2010/wordprocessingDrawing" xmlns:wp="http://schemas.openxmlformats.org/drawingml/2006/wordprocessingDrawing" xmlns:w10="urn:schemas-microsoft-com:office:word" xmlns:w="http://schemas.openxmlformats.org/wordprocessingml/2006/main" xmlns:w14="http://schemas.microsoft.com/office/word/2010/wordml" xmlns:w15="http://schemas.microsoft.com/office/word/2012/wordml" xmlns:wpg="http://schemas.microsoft.com/office/word/2010/wordprocessingGroup" xmlns:wpi="http://schemas.microsoft.com/office/word/2010/wordprocessingInk" xmlns:wne="http://schemas.microsoft.com/office/word/2006/wordml" xmlns:wps="http://schemas.microsoft.com/office/word/2010/wordprocessingShape" xmlns:wpsCustomData="http://www.wps.cn/officeDocument/2013/wpsCustomData" mc:Ignorable="w14 w15 wp14">
   <w:p>
     <w:pPr>
-      <w:pStyle w:val="a9"/>
-      <w:jc w:val="both"/>
+      <w:pStyle w:val="5"/>
     </w:pPr>
     <w:r>
       <w:pict>
-        <v:shapetype id="_x0000_t75" coordsize="21600,21600" o:spt="75" o:preferrelative="t" path="m@4@5l@4@11@9@11@9@5xe" filled="f" stroked="f">
-          <v:stroke joinstyle="miter"/>
-          <v:formulas>
-            <v:f eqn="if lineDrawn pixelLineWidth 0"/>
-            <v:f eqn="sum @0 1 0"/>
-            <v:f eqn="sum 0 0 @1"/>
-            <v:f eqn="prod @2 1 2"/>
-            <v:f eqn="prod @3 21600 pixelWidth"/>
-            <v:f eqn="prod @3 21600 pixelHeight"/>
-            <v:f eqn="sum @0 0 1"/>
-            <v:f eqn="prod @6 1 2"/>
-            <v:f eqn="prod @7 21600 pixelWidth"/>
-            <v:f eqn="sum @8 21600 0"/>
-            <v:f eqn="prod @7 21600 pixelHeight"/>
-            <v:f eqn="sum @10 21600 0"/>
-          </v:formulas>
-          <v:path o:extrusionok="f" gradientshapeok="t" o:connecttype="rect"/>
-          <o:lock v:ext="edit" aspectratio="t"/>
-        </v:shapetype>
-        <v:shape id="_x0000_i1025" type="#_x0000_t75" style="width:123.75pt;height:26.25pt">
-          <v:imagedata r:id="rId1" o:title="蓝色-图形+newland+NPT"/>
-        </v:shape>
-      </w:pict>
-    </w:r>
-    <w:r>
-      <w:pict>
-        <v:shapetype id="_x0000_t136" coordsize="21600,21600" o:spt="136" adj="10800" path="m@7,l@8,m@5,21600l@6,21600e">
-          <v:formulas>
-            <v:f eqn="sum #0 0 10800"/>
-            <v:f eqn="prod #0 2 1"/>
-            <v:f eqn="sum 21600 0 @1"/>
-            <v:f eqn="sum 0 0 @2"/>
-            <v:f eqn="sum 21600 0 @3"/>
-            <v:f eqn="if @0 @3 0"/>
-            <v:f eqn="if @0 21600 @1"/>
-            <v:f eqn="if @0 0 @2"/>
-            <v:f eqn="if @0 @4 21600"/>
-            <v:f eqn="mid @5 @6"/>
-            <v:f eqn="mid @8 @5"/>
-            <v:f eqn="mid @7 @8"/>
-            <v:f eqn="mid @6 @7"/>
-            <v:f eqn="sum @6 0 @5"/>
-          </v:formulas>
-          <v:path textpathok="t" o:connecttype="custom" o:connectlocs="@9,0;@10,10800;@11,21600;@12,10800" o:connectangles="270,180,90,0"/>
-          <v:textpath on="t" fitshape="t"/>
-          <v:handles>
-            <v:h position="#0,bottomRight" xrange="6629,14971"/>
-          </v:handles>
-          <o:lock v:ext="edit" text="t" shapetype="t"/>
-        </v:shapetype>
-        <v:shape id="PowerPlusWaterMarkObject718498299" o:spid="_x0000_s3074" type="#_x0000_t136" style="position:absolute;left:0;text-align:left;margin-left:0;margin-top:0;width:156pt;height:44.25pt;rotation:315;z-index:-2;mso-position-horizontal:center;mso-position-horizontal-relative:margin;mso-position-vertical:center;mso-position-vertical-relative:margin;mso-width-relative:page;mso-height-relative:page" o:allowincell="f" fillcolor="#c00000" stroked="f">
-          <v:fill opacity=".5"/>
-          <v:textpath style="font-family:&quot;宋体&quot;;font-size:44pt" fitpath="t" string=" 保  密"/>
-          <w10:wrap anchorx="margin" anchory="margin"/>
+        <v:shape id="PowerPlusWaterMarkObject718498298" o:spid="_x0000_s3075" o:spt="136" type="#_x0000_t136" style="position:absolute;left:0pt;height:44.25pt;width:156pt;mso-position-horizontal:center;mso-position-horizontal-relative:margin;mso-position-vertical:center;mso-position-vertical-relative:margin;rotation:20643840f;z-index:-251657216;mso-width-relative:page;mso-height-relative:page;" fillcolor="#C00000" filled="t" stroked="f" coordsize="21600,21600" o:allowincell="f">
+          <v:path/>
+          <v:fill on="t" opacity="32768f" focussize="0,0"/>
+          <v:stroke on="f"/>
+          <v:imagedata o:title=""/>
+          <o:lock v:ext="edit"/>
+          <v:textpath on="t" fitshape="t" fitpath="t" trim="f" xscale="f" string=" 保  密" style="font-family:宋体;font-size:44pt;v-text-align:center;"/>
         </v:shape>
       </w:pict>
     </w:r>
@@ -4903,41 +4749,20 @@
 </file>
 
 <file path=word/header3.xml><?xml version="1.0" encoding="utf-8"?>
-<w:hdr xmlns:wpc="http://schemas.microsoft.com/office/word/2010/wordprocessingCanvas" xmlns:cx="http://schemas.microsoft.com/office/drawing/2014/chartex" xmlns:mc="http://schemas.openxmlformats.org/markup-compatibility/2006" xmlns:o="urn:schemas-microsoft-com:office:office" xmlns:r="http://schemas.openxmlformats.org/officeDocument/2006/relationships" xmlns:m="http://schemas.openxmlformats.org/officeDocument/2006/math" xmlns:v="urn:schemas-microsoft-com:vml" xmlns:wp14="http://schemas.microsoft.com/office/word/2010/wordprocessingDrawing" xmlns:wp="http://schemas.openxmlformats.org/drawingml/2006/wordprocessingDrawing" xmlns:w10="urn:schemas-microsoft-com:office:word" xmlns:w="http://schemas.openxmlformats.org/wordprocessingml/2006/main" xmlns:w14="http://schemas.microsoft.com/office/word/2010/wordml" xmlns:w15="http://schemas.microsoft.com/office/word/2012/wordml" xmlns:w16se="http://schemas.microsoft.com/office/word/2015/wordml/symex" xmlns:wpg="http://schemas.microsoft.com/office/word/2010/wordprocessingGroup" xmlns:wpi="http://schemas.microsoft.com/office/word/2010/wordprocessingInk" xmlns:wne="http://schemas.microsoft.com/office/word/2006/wordml" xmlns:wps="http://schemas.microsoft.com/office/word/2010/wordprocessingShape" mc:Ignorable="w14 w15 w16se wp14">
+<w:hdr xmlns:wpc="http://schemas.microsoft.com/office/word/2010/wordprocessingCanvas" xmlns:mc="http://schemas.openxmlformats.org/markup-compatibility/2006" xmlns:o="urn:schemas-microsoft-com:office:office" xmlns:r="http://schemas.openxmlformats.org/officeDocument/2006/relationships" xmlns:m="http://schemas.openxmlformats.org/officeDocument/2006/math" xmlns:v="urn:schemas-microsoft-com:vml" xmlns:wp14="http://schemas.microsoft.com/office/word/2010/wordprocessingDrawing" xmlns:wp="http://schemas.openxmlformats.org/drawingml/2006/wordprocessingDrawing" xmlns:w10="urn:schemas-microsoft-com:office:word" xmlns:w="http://schemas.openxmlformats.org/wordprocessingml/2006/main" xmlns:w14="http://schemas.microsoft.com/office/word/2010/wordml" xmlns:w15="http://schemas.microsoft.com/office/word/2012/wordml" xmlns:wpg="http://schemas.microsoft.com/office/word/2010/wordprocessingGroup" xmlns:wpi="http://schemas.microsoft.com/office/word/2010/wordprocessingInk" xmlns:wne="http://schemas.microsoft.com/office/word/2006/wordml" xmlns:wps="http://schemas.microsoft.com/office/word/2010/wordprocessingShape" xmlns:wpsCustomData="http://www.wps.cn/officeDocument/2013/wpsCustomData" mc:Ignorable="w14 w15 wp14">
   <w:p>
     <w:pPr>
-      <w:pStyle w:val="a9"/>
+      <w:pStyle w:val="5"/>
     </w:pPr>
     <w:r>
       <w:pict>
-        <v:shapetype id="_x0000_t136" coordsize="21600,21600" o:spt="136" adj="10800" path="m@7,l@8,m@5,21600l@6,21600e">
-          <v:formulas>
-            <v:f eqn="sum #0 0 10800"/>
-            <v:f eqn="prod #0 2 1"/>
-            <v:f eqn="sum 21600 0 @1"/>
-            <v:f eqn="sum 0 0 @2"/>
-            <v:f eqn="sum 21600 0 @3"/>
-            <v:f eqn="if @0 @3 0"/>
-            <v:f eqn="if @0 21600 @1"/>
-            <v:f eqn="if @0 0 @2"/>
-            <v:f eqn="if @0 @4 21600"/>
-            <v:f eqn="mid @5 @6"/>
-            <v:f eqn="mid @8 @5"/>
-            <v:f eqn="mid @7 @8"/>
-            <v:f eqn="mid @6 @7"/>
-            <v:f eqn="sum @6 0 @5"/>
-          </v:formulas>
-          <v:path textpathok="t" o:connecttype="custom" o:connectlocs="@9,0;@10,10800;@11,21600;@12,10800" o:connectangles="270,180,90,0"/>
-          <v:textpath on="t" fitshape="t"/>
-          <v:handles>
-            <v:h position="#0,bottomRight" xrange="6629,14971"/>
-          </v:handles>
-          <o:lock v:ext="edit" text="t" shapetype="t"/>
-        </v:shapetype>
-        <v:shape id="PowerPlusWaterMarkObject718498297" o:spid="_x0000_s3073" type="#_x0000_t136" style="position:absolute;left:0;text-align:left;margin-left:0;margin-top:0;width:156pt;height:44.25pt;rotation:315;z-index:-3;mso-position-horizontal:center;mso-position-horizontal-relative:margin;mso-position-vertical:center;mso-position-vertical-relative:margin;mso-width-relative:page;mso-height-relative:page" o:allowincell="f" fillcolor="#c00000" stroked="f">
-          <v:fill opacity=".5"/>
-          <v:textpath style="font-family:&quot;宋体&quot;;font-size:44pt" fitpath="t" string=" 保  密"/>
-          <w10:wrap anchorx="margin" anchory="margin"/>
+        <v:shape id="PowerPlusWaterMarkObject718498297" o:spid="_x0000_s3073" o:spt="136" type="#_x0000_t136" style="position:absolute;left:0pt;height:44.25pt;width:156pt;mso-position-horizontal:center;mso-position-horizontal-relative:margin;mso-position-vertical:center;mso-position-vertical-relative:margin;rotation:20643840f;z-index:-251657216;mso-width-relative:page;mso-height-relative:page;" fillcolor="#C00000" filled="t" stroked="f" coordsize="21600,21600" o:allowincell="f">
+          <v:path/>
+          <v:fill on="t" opacity="32768f" focussize="0,0"/>
+          <v:stroke on="f"/>
+          <v:imagedata o:title=""/>
+          <o:lock v:ext="edit"/>
+          <v:textpath on="t" fitshape="t" fitpath="t" trim="f" xscale="f" string=" 保  密" style="font-family:宋体;font-size:44pt;v-text-align:center;"/>
         </v:shape>
       </w:pict>
     </w:r>
@@ -4945,512 +4770,295 @@
 </w:hdr>
 </file>
 
-<file path=word/numbering.xml><?xml version="1.0" encoding="utf-8"?>
-<w:numbering xmlns:wpc="http://schemas.microsoft.com/office/word/2010/wordprocessingCanvas" xmlns:cx="http://schemas.microsoft.com/office/drawing/2014/chartex" xmlns:mc="http://schemas.openxmlformats.org/markup-compatibility/2006" xmlns:o="urn:schemas-microsoft-com:office:office" xmlns:r="http://schemas.openxmlformats.org/officeDocument/2006/relationships" xmlns:m="http://schemas.openxmlformats.org/officeDocument/2006/math" xmlns:v="urn:schemas-microsoft-com:vml" xmlns:wp14="http://schemas.microsoft.com/office/word/2010/wordprocessingDrawing" xmlns:wp="http://schemas.openxmlformats.org/drawingml/2006/wordprocessingDrawing" xmlns:w10="urn:schemas-microsoft-com:office:word" xmlns:w="http://schemas.openxmlformats.org/wordprocessingml/2006/main" xmlns:w14="http://schemas.microsoft.com/office/word/2010/wordml" xmlns:w15="http://schemas.microsoft.com/office/word/2012/wordml" xmlns:w16se="http://schemas.microsoft.com/office/word/2015/wordml/symex" xmlns:wpg="http://schemas.microsoft.com/office/word/2010/wordprocessingGroup" xmlns:wpi="http://schemas.microsoft.com/office/word/2010/wordprocessingInk" xmlns:wne="http://schemas.microsoft.com/office/word/2006/wordml" xmlns:wps="http://schemas.microsoft.com/office/word/2010/wordprocessingShape" mc:Ignorable="w14 w15 w16se wp14">
-  <w:abstractNum w:abstractNumId="0" w15:restartNumberingAfterBreak="0">
-    <w:nsid w:val="597B0C7E"/>
-    <w:multiLevelType w:val="multilevel"/>
-    <w:tmpl w:val="597B0C7E"/>
-    <w:lvl w:ilvl="0">
-      <w:start w:val="3"/>
-      <w:numFmt w:val="taiwaneseCountingThousand"/>
-      <w:lvlText w:val="%1、"/>
-      <w:lvlJc w:val="left"/>
-      <w:pPr>
-        <w:ind w:left="510" w:hanging="510"/>
-      </w:pPr>
-      <w:rPr>
-        <w:rFonts w:hAnsi="DFKai-SB" w:hint="default"/>
-        <w:b/>
-      </w:rPr>
-    </w:lvl>
-    <w:lvl w:ilvl="1">
-      <w:start w:val="1"/>
-      <w:numFmt w:val="ideographTraditional"/>
-      <w:lvlText w:val="%2、"/>
-      <w:lvlJc w:val="left"/>
-      <w:pPr>
-        <w:ind w:left="960" w:hanging="480"/>
-      </w:pPr>
-    </w:lvl>
-    <w:lvl w:ilvl="2">
-      <w:start w:val="1"/>
-      <w:numFmt w:val="lowerRoman"/>
-      <w:lvlText w:val="%3."/>
-      <w:lvlJc w:val="right"/>
-      <w:pPr>
-        <w:ind w:left="1440" w:hanging="480"/>
-      </w:pPr>
-    </w:lvl>
-    <w:lvl w:ilvl="3">
-      <w:start w:val="1"/>
-      <w:numFmt w:val="decimal"/>
-      <w:lvlText w:val="%4."/>
-      <w:lvlJc w:val="left"/>
-      <w:pPr>
-        <w:ind w:left="1920" w:hanging="480"/>
-      </w:pPr>
-    </w:lvl>
-    <w:lvl w:ilvl="4">
-      <w:start w:val="1"/>
-      <w:numFmt w:val="ideographTraditional"/>
-      <w:lvlText w:val="%5、"/>
-      <w:lvlJc w:val="left"/>
-      <w:pPr>
-        <w:ind w:left="2400" w:hanging="480"/>
-      </w:pPr>
-    </w:lvl>
-    <w:lvl w:ilvl="5">
-      <w:start w:val="1"/>
-      <w:numFmt w:val="lowerRoman"/>
-      <w:lvlText w:val="%6."/>
-      <w:lvlJc w:val="right"/>
-      <w:pPr>
-        <w:ind w:left="2880" w:hanging="480"/>
-      </w:pPr>
-    </w:lvl>
-    <w:lvl w:ilvl="6">
-      <w:start w:val="1"/>
-      <w:numFmt w:val="decimal"/>
-      <w:lvlText w:val="%7."/>
-      <w:lvlJc w:val="left"/>
-      <w:pPr>
-        <w:ind w:left="3360" w:hanging="480"/>
-      </w:pPr>
-    </w:lvl>
-    <w:lvl w:ilvl="7">
-      <w:start w:val="1"/>
-      <w:numFmt w:val="ideographTraditional"/>
-      <w:lvlText w:val="%8、"/>
-      <w:lvlJc w:val="left"/>
-      <w:pPr>
-        <w:ind w:left="3840" w:hanging="480"/>
-      </w:pPr>
-    </w:lvl>
-    <w:lvl w:ilvl="8">
-      <w:start w:val="1"/>
-      <w:numFmt w:val="lowerRoman"/>
-      <w:lvlText w:val="%9."/>
-      <w:lvlJc w:val="right"/>
-      <w:pPr>
-        <w:ind w:left="4320" w:hanging="480"/>
-      </w:pPr>
-    </w:lvl>
-  </w:abstractNum>
-  <w:num w:numId="1">
-    <w:abstractNumId w:val="0"/>
-  </w:num>
-</w:numbering>
-</file>
-
 <file path=word/styles.xml><?xml version="1.0" encoding="utf-8"?>
-<w:styles xmlns:mc="http://schemas.openxmlformats.org/markup-compatibility/2006" xmlns:r="http://schemas.openxmlformats.org/officeDocument/2006/relationships" xmlns:w="http://schemas.openxmlformats.org/wordprocessingml/2006/main" xmlns:w14="http://schemas.microsoft.com/office/word/2010/wordml" xmlns:w15="http://schemas.microsoft.com/office/word/2012/wordml" xmlns:w16se="http://schemas.microsoft.com/office/word/2015/wordml/symex" mc:Ignorable="w14 w15 w16se">
+<w:styles xmlns:mc="http://schemas.openxmlformats.org/markup-compatibility/2006" xmlns:o="urn:schemas-microsoft-com:office:office" xmlns:r="http://schemas.openxmlformats.org/officeDocument/2006/relationships" xmlns:m="http://schemas.openxmlformats.org/officeDocument/2006/math" xmlns:v="urn:schemas-microsoft-com:vml" xmlns:w="http://schemas.openxmlformats.org/wordprocessingml/2006/main" xmlns:w14="http://schemas.microsoft.com/office/word/2010/wordml" xmlns:w10="urn:schemas-microsoft-com:office:word" xmlns:sl="http://schemas.openxmlformats.org/schemaLibrary/2006/main" xmlns:wpsCustomData="http://www.wps.cn/officeDocument/2013/wpsCustomData" mc:Ignorable="w14">
   <w:docDefaults>
     <w:rPrDefault>
       <w:rPr>
-        <w:rFonts w:ascii="Calibri" w:eastAsia="宋体" w:hAnsi="Calibri" w:cs="Times New Roman"/>
-        <w:lang w:val="en-US" w:eastAsia="zh-CN" w:bidi="ar-SA"/>
+        <w:rFonts w:ascii="Calibri" w:hAnsi="Calibri" w:eastAsia="宋体" w:cs="Times New Roman"/>
       </w:rPr>
     </w:rPrDefault>
     <w:pPrDefault/>
   </w:docDefaults>
-  <w:latentStyles w:defLockedState="0" w:defUIPriority="99" w:defSemiHidden="0" w:defUnhideWhenUsed="0" w:defQFormat="0" w:count="371">
-    <w:lsdException w:name="Normal" w:uiPriority="0" w:qFormat="1"/>
-    <w:lsdException w:name="heading 1" w:locked="1" w:uiPriority="0" w:qFormat="1"/>
-    <w:lsdException w:name="heading 2" w:locked="1" w:semiHidden="1" w:uiPriority="0" w:unhideWhenUsed="1" w:qFormat="1"/>
-    <w:lsdException w:name="heading 3" w:locked="1" w:semiHidden="1" w:uiPriority="0" w:unhideWhenUsed="1" w:qFormat="1"/>
-    <w:lsdException w:name="heading 4" w:locked="1" w:semiHidden="1" w:uiPriority="0" w:unhideWhenUsed="1" w:qFormat="1"/>
-    <w:lsdException w:name="heading 5" w:locked="1" w:semiHidden="1" w:uiPriority="0" w:unhideWhenUsed="1" w:qFormat="1"/>
-    <w:lsdException w:name="heading 6" w:locked="1" w:semiHidden="1" w:uiPriority="0" w:unhideWhenUsed="1" w:qFormat="1"/>
-    <w:lsdException w:name="heading 7" w:locked="1" w:semiHidden="1" w:uiPriority="0" w:unhideWhenUsed="1" w:qFormat="1"/>
-    <w:lsdException w:name="heading 8" w:locked="1" w:semiHidden="1" w:uiPriority="0" w:unhideWhenUsed="1" w:qFormat="1"/>
-    <w:lsdException w:name="heading 9" w:locked="1" w:semiHidden="1" w:uiPriority="0" w:unhideWhenUsed="1" w:qFormat="1"/>
-    <w:lsdException w:name="index 1" w:semiHidden="1" w:unhideWhenUsed="1"/>
-    <w:lsdException w:name="index 2" w:semiHidden="1" w:unhideWhenUsed="1"/>
-    <w:lsdException w:name="index 3" w:semiHidden="1" w:unhideWhenUsed="1"/>
-    <w:lsdException w:name="index 4" w:semiHidden="1" w:unhideWhenUsed="1"/>
-    <w:lsdException w:name="index 5" w:semiHidden="1" w:unhideWhenUsed="1"/>
-    <w:lsdException w:name="index 6" w:semiHidden="1" w:unhideWhenUsed="1"/>
-    <w:lsdException w:name="index 7" w:semiHidden="1" w:unhideWhenUsed="1"/>
-    <w:lsdException w:name="index 8" w:semiHidden="1" w:unhideWhenUsed="1"/>
-    <w:lsdException w:name="index 9" w:semiHidden="1" w:unhideWhenUsed="1"/>
-    <w:lsdException w:name="toc 1" w:locked="1" w:uiPriority="0"/>
-    <w:lsdException w:name="toc 2" w:locked="1" w:uiPriority="0"/>
-    <w:lsdException w:name="toc 3" w:locked="1" w:uiPriority="0"/>
-    <w:lsdException w:name="toc 4" w:locked="1" w:uiPriority="0"/>
-    <w:lsdException w:name="toc 5" w:locked="1" w:uiPriority="0"/>
-    <w:lsdException w:name="toc 6" w:locked="1" w:uiPriority="0"/>
-    <w:lsdException w:name="toc 7" w:locked="1" w:uiPriority="0"/>
-    <w:lsdException w:name="toc 8" w:locked="1" w:uiPriority="0"/>
-    <w:lsdException w:name="toc 9" w:locked="1" w:uiPriority="0"/>
-    <w:lsdException w:name="Normal Indent" w:semiHidden="1" w:unhideWhenUsed="1"/>
-    <w:lsdException w:name="footnote text" w:semiHidden="1" w:unhideWhenUsed="1"/>
-    <w:lsdException w:name="annotation text" w:semiHidden="1" w:unhideWhenUsed="1"/>
-    <w:lsdException w:name="header" w:semiHidden="1"/>
-    <w:lsdException w:name="footer" w:semiHidden="1"/>
-    <w:lsdException w:name="index heading" w:semiHidden="1" w:unhideWhenUsed="1"/>
-    <w:lsdException w:name="caption" w:locked="1" w:semiHidden="1" w:uiPriority="0" w:unhideWhenUsed="1" w:qFormat="1"/>
-    <w:lsdException w:name="table of figures" w:semiHidden="1" w:unhideWhenUsed="1"/>
-    <w:lsdException w:name="envelope address" w:semiHidden="1" w:unhideWhenUsed="1"/>
-    <w:lsdException w:name="envelope return" w:semiHidden="1" w:unhideWhenUsed="1"/>
-    <w:lsdException w:name="footnote reference" w:semiHidden="1" w:unhideWhenUsed="1"/>
-    <w:lsdException w:name="annotation reference" w:semiHidden="1" w:unhideWhenUsed="1"/>
-    <w:lsdException w:name="line number" w:semiHidden="1" w:unhideWhenUsed="1"/>
-    <w:lsdException w:name="page number" w:semiHidden="1" w:unhideWhenUsed="1"/>
-    <w:lsdException w:name="endnote reference" w:semiHidden="1" w:unhideWhenUsed="1"/>
-    <w:lsdException w:name="endnote text" w:semiHidden="1" w:unhideWhenUsed="1"/>
-    <w:lsdException w:name="table of authorities" w:semiHidden="1" w:unhideWhenUsed="1"/>
-    <w:lsdException w:name="macro" w:semiHidden="1" w:unhideWhenUsed="1"/>
-    <w:lsdException w:name="toa heading" w:semiHidden="1" w:unhideWhenUsed="1"/>
-    <w:lsdException w:name="List" w:semiHidden="1" w:unhideWhenUsed="1"/>
-    <w:lsdException w:name="List Bullet" w:semiHidden="1" w:unhideWhenUsed="1"/>
-    <w:lsdException w:name="List Number" w:semiHidden="1" w:unhideWhenUsed="1"/>
-    <w:lsdException w:name="List 2" w:semiHidden="1" w:unhideWhenUsed="1"/>
-    <w:lsdException w:name="List 3" w:semiHidden="1" w:unhideWhenUsed="1"/>
-    <w:lsdException w:name="List 4" w:semiHidden="1" w:unhideWhenUsed="1"/>
-    <w:lsdException w:name="List 5" w:semiHidden="1" w:unhideWhenUsed="1"/>
-    <w:lsdException w:name="List Bullet 2" w:semiHidden="1" w:unhideWhenUsed="1"/>
-    <w:lsdException w:name="List Bullet 3" w:semiHidden="1" w:unhideWhenUsed="1"/>
-    <w:lsdException w:name="List Bullet 4" w:semiHidden="1" w:unhideWhenUsed="1"/>
-    <w:lsdException w:name="List Bullet 5" w:semiHidden="1" w:unhideWhenUsed="1"/>
-    <w:lsdException w:name="List Number 2" w:semiHidden="1" w:unhideWhenUsed="1"/>
-    <w:lsdException w:name="List Number 3" w:semiHidden="1" w:unhideWhenUsed="1"/>
-    <w:lsdException w:name="List Number 4" w:semiHidden="1" w:unhideWhenUsed="1"/>
-    <w:lsdException w:name="List Number 5" w:semiHidden="1" w:unhideWhenUsed="1"/>
-    <w:lsdException w:name="Title" w:locked="1" w:uiPriority="0" w:qFormat="1"/>
-    <w:lsdException w:name="Closing" w:semiHidden="1" w:unhideWhenUsed="1"/>
-    <w:lsdException w:name="Signature" w:semiHidden="1" w:unhideWhenUsed="1"/>
-    <w:lsdException w:name="Default Paragraph Font" w:semiHidden="1" w:uiPriority="1" w:unhideWhenUsed="1"/>
-    <w:lsdException w:name="Body Text" w:semiHidden="1" w:unhideWhenUsed="1"/>
-    <w:lsdException w:name="Body Text Indent" w:semiHidden="1" w:unhideWhenUsed="1"/>
-    <w:lsdException w:name="List Continue" w:semiHidden="1" w:unhideWhenUsed="1"/>
-    <w:lsdException w:name="List Continue 2" w:semiHidden="1" w:unhideWhenUsed="1"/>
-    <w:lsdException w:name="List Continue 3" w:semiHidden="1" w:unhideWhenUsed="1"/>
-    <w:lsdException w:name="List Continue 4" w:semiHidden="1" w:unhideWhenUsed="1"/>
-    <w:lsdException w:name="List Continue 5" w:semiHidden="1" w:unhideWhenUsed="1"/>
-    <w:lsdException w:name="Message Header" w:semiHidden="1" w:unhideWhenUsed="1"/>
-    <w:lsdException w:name="Subtitle" w:locked="1" w:uiPriority="0" w:qFormat="1"/>
-    <w:lsdException w:name="Salutation" w:semiHidden="1" w:unhideWhenUsed="1"/>
-    <w:lsdException w:name="Date" w:semiHidden="1" w:unhideWhenUsed="1"/>
-    <w:lsdException w:name="Body Text First Indent" w:semiHidden="1" w:unhideWhenUsed="1"/>
-    <w:lsdException w:name="Body Text First Indent 2" w:semiHidden="1" w:unhideWhenUsed="1"/>
-    <w:lsdException w:name="Note Heading" w:semiHidden="1" w:unhideWhenUsed="1"/>
-    <w:lsdException w:name="Body Text 2" w:semiHidden="1" w:unhideWhenUsed="1"/>
-    <w:lsdException w:name="Body Text 3" w:semiHidden="1" w:unhideWhenUsed="1"/>
-    <w:lsdException w:name="Body Text Indent 2" w:semiHidden="1" w:unhideWhenUsed="1"/>
-    <w:lsdException w:name="Body Text Indent 3" w:semiHidden="1" w:unhideWhenUsed="1"/>
-    <w:lsdException w:name="Block Text" w:semiHidden="1" w:unhideWhenUsed="1"/>
-    <w:lsdException w:name="Hyperlink" w:semiHidden="1" w:unhideWhenUsed="1"/>
-    <w:lsdException w:name="FollowedHyperlink" w:semiHidden="1" w:unhideWhenUsed="1"/>
-    <w:lsdException w:name="Strong" w:locked="1" w:uiPriority="0" w:qFormat="1"/>
-    <w:lsdException w:name="Emphasis" w:locked="1" w:uiPriority="0" w:qFormat="1"/>
-    <w:lsdException w:name="Document Map" w:semiHidden="1" w:unhideWhenUsed="1"/>
-    <w:lsdException w:name="Plain Text" w:semiHidden="1" w:unhideWhenUsed="1"/>
-    <w:lsdException w:name="E-mail Signature" w:semiHidden="1" w:unhideWhenUsed="1"/>
-    <w:lsdException w:name="HTML Top of Form" w:semiHidden="1" w:unhideWhenUsed="1"/>
-    <w:lsdException w:name="HTML Bottom of Form" w:semiHidden="1" w:unhideWhenUsed="1"/>
-    <w:lsdException w:name="Normal (Web)" w:semiHidden="1" w:unhideWhenUsed="1"/>
-    <w:lsdException w:name="HTML Acronym" w:semiHidden="1" w:unhideWhenUsed="1"/>
-    <w:lsdException w:name="HTML Address" w:semiHidden="1" w:unhideWhenUsed="1"/>
-    <w:lsdException w:name="HTML Cite" w:semiHidden="1" w:unhideWhenUsed="1"/>
-    <w:lsdException w:name="HTML Code" w:semiHidden="1" w:unhideWhenUsed="1"/>
-    <w:lsdException w:name="HTML Definition" w:semiHidden="1" w:unhideWhenUsed="1"/>
-    <w:lsdException w:name="HTML Keyboard" w:semiHidden="1" w:unhideWhenUsed="1"/>
-    <w:lsdException w:name="HTML Preformatted" w:semiHidden="1" w:unhideWhenUsed="1"/>
-    <w:lsdException w:name="HTML Sample" w:semiHidden="1" w:unhideWhenUsed="1"/>
-    <w:lsdException w:name="HTML Typewriter" w:semiHidden="1" w:unhideWhenUsed="1"/>
-    <w:lsdException w:name="HTML Variable" w:semiHidden="1" w:unhideWhenUsed="1"/>
-    <w:lsdException w:name="Normal Table" w:semiHidden="1" w:unhideWhenUsed="1"/>
-    <w:lsdException w:name="annotation subject" w:semiHidden="1" w:unhideWhenUsed="1"/>
-    <w:lsdException w:name="No List" w:semiHidden="1" w:unhideWhenUsed="1"/>
-    <w:lsdException w:name="Outline List 1" w:semiHidden="1" w:unhideWhenUsed="1"/>
-    <w:lsdException w:name="Outline List 2" w:semiHidden="1" w:unhideWhenUsed="1"/>
-    <w:lsdException w:name="Outline List 3" w:semiHidden="1" w:unhideWhenUsed="1"/>
-    <w:lsdException w:name="Table Simple 1" w:semiHidden="1" w:unhideWhenUsed="1"/>
-    <w:lsdException w:name="Table Simple 2" w:semiHidden="1" w:unhideWhenUsed="1"/>
-    <w:lsdException w:name="Table Simple 3" w:semiHidden="1" w:unhideWhenUsed="1"/>
-    <w:lsdException w:name="Table Classic 1" w:semiHidden="1" w:unhideWhenUsed="1"/>
-    <w:lsdException w:name="Table Classic 2" w:semiHidden="1" w:unhideWhenUsed="1"/>
-    <w:lsdException w:name="Table Classic 3" w:semiHidden="1" w:unhideWhenUsed="1"/>
-    <w:lsdException w:name="Table Classic 4" w:semiHidden="1" w:unhideWhenUsed="1"/>
-    <w:lsdException w:name="Table Colorful 1" w:semiHidden="1" w:unhideWhenUsed="1"/>
-    <w:lsdException w:name="Table Colorful 2" w:semiHidden="1" w:unhideWhenUsed="1"/>
-    <w:lsdException w:name="Table Colorful 3" w:semiHidden="1" w:unhideWhenUsed="1"/>
-    <w:lsdException w:name="Table Columns 1" w:semiHidden="1" w:unhideWhenUsed="1"/>
-    <w:lsdException w:name="Table Columns 2" w:semiHidden="1" w:unhideWhenUsed="1"/>
-    <w:lsdException w:name="Table Columns 3" w:semiHidden="1" w:unhideWhenUsed="1"/>
-    <w:lsdException w:name="Table Columns 4" w:semiHidden="1" w:unhideWhenUsed="1"/>
-    <w:lsdException w:name="Table Columns 5" w:semiHidden="1" w:unhideWhenUsed="1"/>
-    <w:lsdException w:name="Table Grid 1" w:semiHidden="1" w:unhideWhenUsed="1"/>
-    <w:lsdException w:name="Table Grid 2" w:semiHidden="1" w:unhideWhenUsed="1"/>
-    <w:lsdException w:name="Table Grid 3" w:semiHidden="1" w:unhideWhenUsed="1"/>
-    <w:lsdException w:name="Table Grid 4" w:semiHidden="1" w:unhideWhenUsed="1"/>
-    <w:lsdException w:name="Table Grid 5" w:semiHidden="1" w:unhideWhenUsed="1"/>
-    <w:lsdException w:name="Table Grid 6" w:semiHidden="1" w:unhideWhenUsed="1"/>
-    <w:lsdException w:name="Table Grid 7" w:semiHidden="1" w:unhideWhenUsed="1"/>
-    <w:lsdException w:name="Table Grid 8" w:semiHidden="1" w:unhideWhenUsed="1"/>
-    <w:lsdException w:name="Table List 1" w:semiHidden="1" w:unhideWhenUsed="1"/>
-    <w:lsdException w:name="Table List 2" w:semiHidden="1" w:unhideWhenUsed="1"/>
-    <w:lsdException w:name="Table List 3" w:semiHidden="1" w:unhideWhenUsed="1"/>
-    <w:lsdException w:name="Table List 4" w:semiHidden="1" w:unhideWhenUsed="1"/>
-    <w:lsdException w:name="Table List 5" w:semiHidden="1" w:unhideWhenUsed="1"/>
-    <w:lsdException w:name="Table List 6" w:semiHidden="1" w:unhideWhenUsed="1"/>
-    <w:lsdException w:name="Table List 7" w:semiHidden="1" w:unhideWhenUsed="1"/>
-    <w:lsdException w:name="Table List 8" w:semiHidden="1" w:unhideWhenUsed="1"/>
-    <w:lsdException w:name="Table 3D effects 1" w:semiHidden="1" w:unhideWhenUsed="1"/>
-    <w:lsdException w:name="Table 3D effects 2" w:semiHidden="1" w:unhideWhenUsed="1"/>
-    <w:lsdException w:name="Table 3D effects 3" w:semiHidden="1" w:unhideWhenUsed="1"/>
-    <w:lsdException w:name="Table Contemporary" w:semiHidden="1" w:unhideWhenUsed="1"/>
-    <w:lsdException w:name="Table Elegant" w:semiHidden="1" w:unhideWhenUsed="1"/>
-    <w:lsdException w:name="Table Professional" w:semiHidden="1" w:unhideWhenUsed="1"/>
-    <w:lsdException w:name="Table Subtle 1" w:semiHidden="1" w:unhideWhenUsed="1"/>
-    <w:lsdException w:name="Table Subtle 2" w:semiHidden="1" w:unhideWhenUsed="1"/>
-    <w:lsdException w:name="Table Web 1" w:semiHidden="1" w:unhideWhenUsed="1"/>
-    <w:lsdException w:name="Table Web 2" w:semiHidden="1" w:unhideWhenUsed="1"/>
-    <w:lsdException w:name="Table Web 3" w:semiHidden="1" w:unhideWhenUsed="1"/>
-    <w:lsdException w:name="Balloon Text" w:semiHidden="1"/>
-    <w:lsdException w:name="Table Grid" w:locked="1" w:uiPriority="0"/>
-    <w:lsdException w:name="Table Theme" w:semiHidden="1" w:unhideWhenUsed="1"/>
-    <w:lsdException w:name="Placeholder Text" w:semiHidden="1"/>
-    <w:lsdException w:name="Light Shading" w:uiPriority="60"/>
-    <w:lsdException w:name="Light List" w:uiPriority="61"/>
-    <w:lsdException w:name="Light Grid" w:uiPriority="62"/>
-    <w:lsdException w:name="Medium Shading 1" w:uiPriority="63"/>
-    <w:lsdException w:name="Medium Shading 2" w:uiPriority="64"/>
-    <w:lsdException w:name="Medium List 1" w:uiPriority="65"/>
-    <w:lsdException w:name="Medium List 2" w:uiPriority="66"/>
-    <w:lsdException w:name="Medium Grid 1" w:uiPriority="67"/>
-    <w:lsdException w:name="Medium Grid 2" w:uiPriority="68"/>
-    <w:lsdException w:name="Medium Grid 3" w:uiPriority="69"/>
-    <w:lsdException w:name="Dark List" w:uiPriority="70"/>
-    <w:lsdException w:name="Colorful Shading" w:uiPriority="71"/>
-    <w:lsdException w:name="Colorful List" w:uiPriority="72"/>
-    <w:lsdException w:name="Colorful Grid" w:uiPriority="73"/>
-    <w:lsdException w:name="Light Shading Accent 1" w:uiPriority="60"/>
-    <w:lsdException w:name="Light List Accent 1" w:uiPriority="61"/>
-    <w:lsdException w:name="Light Grid Accent 1" w:uiPriority="62"/>
-    <w:lsdException w:name="Medium Shading 1 Accent 1" w:uiPriority="63"/>
-    <w:lsdException w:name="Medium Shading 2 Accent 1" w:uiPriority="64"/>
-    <w:lsdException w:name="Medium List 1 Accent 1" w:uiPriority="65"/>
-    <w:lsdException w:name="Revision" w:semiHidden="1"/>
-    <w:lsdException w:name="List Paragraph" w:uiPriority="34" w:qFormat="1"/>
-    <w:lsdException w:name="Medium List 2 Accent 1" w:uiPriority="66"/>
-    <w:lsdException w:name="Medium Grid 1 Accent 1" w:uiPriority="67"/>
-    <w:lsdException w:name="Medium Grid 2 Accent 1" w:uiPriority="68"/>
-    <w:lsdException w:name="Medium Grid 3 Accent 1" w:uiPriority="69"/>
-    <w:lsdException w:name="Dark List Accent 1" w:uiPriority="70"/>
-    <w:lsdException w:name="Colorful Shading Accent 1" w:uiPriority="71"/>
-    <w:lsdException w:name="Colorful List Accent 1" w:uiPriority="72"/>
-    <w:lsdException w:name="Colorful Grid Accent 1" w:uiPriority="73"/>
-    <w:lsdException w:name="Light Shading Accent 2" w:uiPriority="60"/>
-    <w:lsdException w:name="Light List Accent 2" w:uiPriority="61"/>
-    <w:lsdException w:name="Light Grid Accent 2" w:uiPriority="62"/>
-    <w:lsdException w:name="Medium Shading 1 Accent 2" w:uiPriority="63"/>
-    <w:lsdException w:name="Medium Shading 2 Accent 2" w:uiPriority="64"/>
-    <w:lsdException w:name="Medium List 1 Accent 2" w:uiPriority="65"/>
-    <w:lsdException w:name="Medium List 2 Accent 2" w:uiPriority="66"/>
-    <w:lsdException w:name="Medium Grid 1 Accent 2" w:uiPriority="67"/>
-    <w:lsdException w:name="Medium Grid 2 Accent 2" w:uiPriority="68"/>
-    <w:lsdException w:name="Medium Grid 3 Accent 2" w:uiPriority="69"/>
-    <w:lsdException w:name="Dark List Accent 2" w:uiPriority="70"/>
-    <w:lsdException w:name="Colorful Shading Accent 2" w:uiPriority="71"/>
-    <w:lsdException w:name="Colorful List Accent 2" w:uiPriority="72"/>
-    <w:lsdException w:name="Colorful Grid Accent 2" w:uiPriority="73"/>
-    <w:lsdException w:name="Light Shading Accent 3" w:uiPriority="60"/>
-    <w:lsdException w:name="Light List Accent 3" w:uiPriority="61"/>
-    <w:lsdException w:name="Light Grid Accent 3" w:uiPriority="62"/>
-    <w:lsdException w:name="Medium Shading 1 Accent 3" w:uiPriority="63"/>
-    <w:lsdException w:name="Medium Shading 2 Accent 3" w:uiPriority="64"/>
-    <w:lsdException w:name="Medium List 1 Accent 3" w:uiPriority="65"/>
-    <w:lsdException w:name="Medium List 2 Accent 3" w:uiPriority="66"/>
-    <w:lsdException w:name="Medium Grid 1 Accent 3" w:uiPriority="67"/>
-    <w:lsdException w:name="Medium Grid 2 Accent 3" w:uiPriority="68"/>
-    <w:lsdException w:name="Medium Grid 3 Accent 3" w:uiPriority="69"/>
-    <w:lsdException w:name="Dark List Accent 3" w:uiPriority="70"/>
-    <w:lsdException w:name="Colorful Shading Accent 3" w:uiPriority="71"/>
-    <w:lsdException w:name="Colorful List Accent 3" w:uiPriority="72"/>
-    <w:lsdException w:name="Colorful Grid Accent 3" w:uiPriority="73"/>
-    <w:lsdException w:name="Light Shading Accent 4" w:uiPriority="60"/>
-    <w:lsdException w:name="Light List Accent 4" w:uiPriority="61"/>
-    <w:lsdException w:name="Light Grid Accent 4" w:uiPriority="62"/>
-    <w:lsdException w:name="Medium Shading 1 Accent 4" w:uiPriority="63"/>
-    <w:lsdException w:name="Medium Shading 2 Accent 4" w:uiPriority="64"/>
-    <w:lsdException w:name="Medium List 1 Accent 4" w:uiPriority="65"/>
-    <w:lsdException w:name="Medium List 2 Accent 4" w:uiPriority="66"/>
-    <w:lsdException w:name="Medium Grid 1 Accent 4" w:uiPriority="67"/>
-    <w:lsdException w:name="Medium Grid 2 Accent 4" w:uiPriority="68"/>
-    <w:lsdException w:name="Medium Grid 3 Accent 4" w:uiPriority="69"/>
-    <w:lsdException w:name="Dark List Accent 4" w:uiPriority="70"/>
-    <w:lsdException w:name="Colorful Shading Accent 4" w:uiPriority="71"/>
-    <w:lsdException w:name="Colorful List Accent 4" w:uiPriority="72"/>
-    <w:lsdException w:name="Colorful Grid Accent 4" w:uiPriority="73"/>
-    <w:lsdException w:name="Light Shading Accent 5" w:uiPriority="60"/>
-    <w:lsdException w:name="Light List Accent 5" w:uiPriority="61"/>
-    <w:lsdException w:name="Light Grid Accent 5" w:uiPriority="62"/>
-    <w:lsdException w:name="Medium Shading 1 Accent 5" w:uiPriority="63"/>
-    <w:lsdException w:name="Medium Shading 2 Accent 5" w:uiPriority="64"/>
-    <w:lsdException w:name="Medium List 1 Accent 5" w:uiPriority="65"/>
-    <w:lsdException w:name="Medium List 2 Accent 5" w:uiPriority="66"/>
-    <w:lsdException w:name="Medium Grid 1 Accent 5" w:uiPriority="67"/>
-    <w:lsdException w:name="Medium Grid 2 Accent 5" w:uiPriority="68"/>
-    <w:lsdException w:name="Medium Grid 3 Accent 5" w:uiPriority="69"/>
-    <w:lsdException w:name="Dark List Accent 5" w:uiPriority="70"/>
-    <w:lsdException w:name="Colorful Shading Accent 5" w:uiPriority="71"/>
-    <w:lsdException w:name="Colorful List Accent 5" w:uiPriority="72"/>
-    <w:lsdException w:name="Colorful Grid Accent 5" w:uiPriority="73"/>
-    <w:lsdException w:name="Light Shading Accent 6" w:uiPriority="60"/>
-    <w:lsdException w:name="Light List Accent 6" w:uiPriority="61"/>
-    <w:lsdException w:name="Light Grid Accent 6" w:uiPriority="62"/>
-    <w:lsdException w:name="Medium Shading 1 Accent 6" w:uiPriority="63"/>
-    <w:lsdException w:name="Medium Shading 2 Accent 6" w:uiPriority="64"/>
-    <w:lsdException w:name="Medium List 1 Accent 6" w:uiPriority="65"/>
-    <w:lsdException w:name="Medium List 2 Accent 6" w:uiPriority="66"/>
-    <w:lsdException w:name="Medium Grid 1 Accent 6" w:uiPriority="67"/>
-    <w:lsdException w:name="Medium Grid 2 Accent 6" w:uiPriority="68"/>
-    <w:lsdException w:name="Medium Grid 3 Accent 6" w:uiPriority="69"/>
-    <w:lsdException w:name="Dark List Accent 6" w:uiPriority="70"/>
-    <w:lsdException w:name="Colorful Shading Accent 6" w:uiPriority="71"/>
-    <w:lsdException w:name="Colorful List Accent 6" w:uiPriority="72"/>
-    <w:lsdException w:name="Colorful Grid Accent 6" w:uiPriority="73"/>
-    <w:lsdException w:name="Subtle Emphasis" w:uiPriority="19" w:qFormat="1"/>
-    <w:lsdException w:name="Intense Emphasis" w:uiPriority="21" w:qFormat="1"/>
-    <w:lsdException w:name="Subtle Reference" w:uiPriority="31" w:qFormat="1"/>
-    <w:lsdException w:name="Intense Reference" w:uiPriority="32" w:qFormat="1"/>
-    <w:lsdException w:name="Book Title" w:uiPriority="33" w:qFormat="1"/>
-    <w:lsdException w:name="Bibliography" w:semiHidden="1" w:uiPriority="37" w:unhideWhenUsed="1"/>
-    <w:lsdException w:name="TOC Heading" w:semiHidden="1" w:uiPriority="39" w:unhideWhenUsed="1" w:qFormat="1"/>
-    <w:lsdException w:name="Plain Table 1" w:uiPriority="41"/>
-    <w:lsdException w:name="Plain Table 2" w:uiPriority="42"/>
-    <w:lsdException w:name="Plain Table 3" w:uiPriority="43"/>
-    <w:lsdException w:name="Plain Table 4" w:uiPriority="44"/>
-    <w:lsdException w:name="Plain Table 5" w:uiPriority="45"/>
-    <w:lsdException w:name="Grid Table Light" w:uiPriority="40"/>
-    <w:lsdException w:name="Grid Table 1 Light" w:uiPriority="46"/>
-    <w:lsdException w:name="Grid Table 2" w:uiPriority="47"/>
-    <w:lsdException w:name="Grid Table 3" w:uiPriority="48"/>
-    <w:lsdException w:name="Grid Table 4" w:uiPriority="49"/>
-    <w:lsdException w:name="Grid Table 5 Dark" w:uiPriority="50"/>
-    <w:lsdException w:name="Grid Table 6 Colorful" w:uiPriority="51"/>
-    <w:lsdException w:name="Grid Table 7 Colorful" w:uiPriority="52"/>
-    <w:lsdException w:name="Grid Table 1 Light Accent 1" w:uiPriority="46"/>
-    <w:lsdException w:name="Grid Table 2 Accent 1" w:uiPriority="47"/>
-    <w:lsdException w:name="Grid Table 3 Accent 1" w:uiPriority="48"/>
-    <w:lsdException w:name="Grid Table 4 Accent 1" w:uiPriority="49"/>
-    <w:lsdException w:name="Grid Table 5 Dark Accent 1" w:uiPriority="50"/>
-    <w:lsdException w:name="Grid Table 6 Colorful Accent 1" w:uiPriority="51"/>
-    <w:lsdException w:name="Grid Table 7 Colorful Accent 1" w:uiPriority="52"/>
-    <w:lsdException w:name="Grid Table 1 Light Accent 2" w:uiPriority="46"/>
-    <w:lsdException w:name="Grid Table 2 Accent 2" w:uiPriority="47"/>
-    <w:lsdException w:name="Grid Table 3 Accent 2" w:uiPriority="48"/>
-    <w:lsdException w:name="Grid Table 4 Accent 2" w:uiPriority="49"/>
-    <w:lsdException w:name="Grid Table 5 Dark Accent 2" w:uiPriority="50"/>
-    <w:lsdException w:name="Grid Table 6 Colorful Accent 2" w:uiPriority="51"/>
-    <w:lsdException w:name="Grid Table 7 Colorful Accent 2" w:uiPriority="52"/>
-    <w:lsdException w:name="Grid Table 1 Light Accent 3" w:uiPriority="46"/>
-    <w:lsdException w:name="Grid Table 2 Accent 3" w:uiPriority="47"/>
-    <w:lsdException w:name="Grid Table 3 Accent 3" w:uiPriority="48"/>
-    <w:lsdException w:name="Grid Table 4 Accent 3" w:uiPriority="49"/>
-    <w:lsdException w:name="Grid Table 5 Dark Accent 3" w:uiPriority="50"/>
-    <w:lsdException w:name="Grid Table 6 Colorful Accent 3" w:uiPriority="51"/>
-    <w:lsdException w:name="Grid Table 7 Colorful Accent 3" w:uiPriority="52"/>
-    <w:lsdException w:name="Grid Table 1 Light Accent 4" w:uiPriority="46"/>
-    <w:lsdException w:name="Grid Table 2 Accent 4" w:uiPriority="47"/>
-    <w:lsdException w:name="Grid Table 3 Accent 4" w:uiPriority="48"/>
-    <w:lsdException w:name="Grid Table 4 Accent 4" w:uiPriority="49"/>
-    <w:lsdException w:name="Grid Table 5 Dark Accent 4" w:uiPriority="50"/>
-    <w:lsdException w:name="Grid Table 6 Colorful Accent 4" w:uiPriority="51"/>
-    <w:lsdException w:name="Grid Table 7 Colorful Accent 4" w:uiPriority="52"/>
-    <w:lsdException w:name="Grid Table 1 Light Accent 5" w:uiPriority="46"/>
-    <w:lsdException w:name="Grid Table 2 Accent 5" w:uiPriority="47"/>
-    <w:lsdException w:name="Grid Table 3 Accent 5" w:uiPriority="48"/>
-    <w:lsdException w:name="Grid Table 4 Accent 5" w:uiPriority="49"/>
-    <w:lsdException w:name="Grid Table 5 Dark Accent 5" w:uiPriority="50"/>
-    <w:lsdException w:name="Grid Table 6 Colorful Accent 5" w:uiPriority="51"/>
-    <w:lsdException w:name="Grid Table 7 Colorful Accent 5" w:uiPriority="52"/>
-    <w:lsdException w:name="Grid Table 1 Light Accent 6" w:uiPriority="46"/>
-    <w:lsdException w:name="Grid Table 2 Accent 6" w:uiPriority="47"/>
-    <w:lsdException w:name="Grid Table 3 Accent 6" w:uiPriority="48"/>
-    <w:lsdException w:name="Grid Table 4 Accent 6" w:uiPriority="49"/>
-    <w:lsdException w:name="Grid Table 5 Dark Accent 6" w:uiPriority="50"/>
-    <w:lsdException w:name="Grid Table 6 Colorful Accent 6" w:uiPriority="51"/>
-    <w:lsdException w:name="Grid Table 7 Colorful Accent 6" w:uiPriority="52"/>
-    <w:lsdException w:name="List Table 1 Light" w:uiPriority="46"/>
-    <w:lsdException w:name="List Table 2" w:uiPriority="47"/>
-    <w:lsdException w:name="List Table 3" w:uiPriority="48"/>
-    <w:lsdException w:name="List Table 4" w:uiPriority="49"/>
-    <w:lsdException w:name="List Table 5 Dark" w:uiPriority="50"/>
-    <w:lsdException w:name="List Table 6 Colorful" w:uiPriority="51"/>
-    <w:lsdException w:name="List Table 7 Colorful" w:uiPriority="52"/>
-    <w:lsdException w:name="List Table 1 Light Accent 1" w:uiPriority="46"/>
-    <w:lsdException w:name="List Table 2 Accent 1" w:uiPriority="47"/>
-    <w:lsdException w:name="List Table 3 Accent 1" w:uiPriority="48"/>
-    <w:lsdException w:name="List Table 4 Accent 1" w:uiPriority="49"/>
-    <w:lsdException w:name="List Table 5 Dark Accent 1" w:uiPriority="50"/>
-    <w:lsdException w:name="List Table 6 Colorful Accent 1" w:uiPriority="51"/>
-    <w:lsdException w:name="List Table 7 Colorful Accent 1" w:uiPriority="52"/>
-    <w:lsdException w:name="List Table 1 Light Accent 2" w:uiPriority="46"/>
-    <w:lsdException w:name="List Table 2 Accent 2" w:uiPriority="47"/>
-    <w:lsdException w:name="List Table 3 Accent 2" w:uiPriority="48"/>
-    <w:lsdException w:name="List Table 4 Accent 2" w:uiPriority="49"/>
-    <w:lsdException w:name="List Table 5 Dark Accent 2" w:uiPriority="50"/>
-    <w:lsdException w:name="List Table 6 Colorful Accent 2" w:uiPriority="51"/>
-    <w:lsdException w:name="List Table 7 Colorful Accent 2" w:uiPriority="52"/>
-    <w:lsdException w:name="List Table 1 Light Accent 3" w:uiPriority="46"/>
-    <w:lsdException w:name="List Table 2 Accent 3" w:uiPriority="47"/>
-    <w:lsdException w:name="List Table 3 Accent 3" w:uiPriority="48"/>
-    <w:lsdException w:name="List Table 4 Accent 3" w:uiPriority="49"/>
-    <w:lsdException w:name="List Table 5 Dark Accent 3" w:uiPriority="50"/>
-    <w:lsdException w:name="List Table 6 Colorful Accent 3" w:uiPriority="51"/>
-    <w:lsdException w:name="List Table 7 Colorful Accent 3" w:uiPriority="52"/>
-    <w:lsdException w:name="List Table 1 Light Accent 4" w:uiPriority="46"/>
-    <w:lsdException w:name="List Table 2 Accent 4" w:uiPriority="47"/>
-    <w:lsdException w:name="List Table 3 Accent 4" w:uiPriority="48"/>
-    <w:lsdException w:name="List Table 4 Accent 4" w:uiPriority="49"/>
-    <w:lsdException w:name="List Table 5 Dark Accent 4" w:uiPriority="50"/>
-    <w:lsdException w:name="List Table 6 Colorful Accent 4" w:uiPriority="51"/>
-    <w:lsdException w:name="List Table 7 Colorful Accent 4" w:uiPriority="52"/>
-    <w:lsdException w:name="List Table 1 Light Accent 5" w:uiPriority="46"/>
-    <w:lsdException w:name="List Table 2 Accent 5" w:uiPriority="47"/>
-    <w:lsdException w:name="List Table 3 Accent 5" w:uiPriority="48"/>
-    <w:lsdException w:name="List Table 4 Accent 5" w:uiPriority="49"/>
-    <w:lsdException w:name="List Table 5 Dark Accent 5" w:uiPriority="50"/>
-    <w:lsdException w:name="List Table 6 Colorful Accent 5" w:uiPriority="51"/>
-    <w:lsdException w:name="List Table 7 Colorful Accent 5" w:uiPriority="52"/>
-    <w:lsdException w:name="List Table 1 Light Accent 6" w:uiPriority="46"/>
-    <w:lsdException w:name="List Table 2 Accent 6" w:uiPriority="47"/>
-    <w:lsdException w:name="List Table 3 Accent 6" w:uiPriority="48"/>
-    <w:lsdException w:name="List Table 4 Accent 6" w:uiPriority="49"/>
-    <w:lsdException w:name="List Table 5 Dark Accent 6" w:uiPriority="50"/>
-    <w:lsdException w:name="List Table 6 Colorful Accent 6" w:uiPriority="51"/>
-    <w:lsdException w:name="List Table 7 Colorful Accent 6" w:uiPriority="52"/>
+  <w:latentStyles w:count="260" w:defQFormat="0" w:defUnhideWhenUsed="1" w:defSemiHidden="1" w:defUIPriority="99" w:defLockedState="0">
+    <w:lsdException w:qFormat="1" w:unhideWhenUsed="0" w:uiPriority="0" w:semiHidden="0" w:name="Normal"/>
+    <w:lsdException w:qFormat="1" w:unhideWhenUsed="0" w:uiPriority="0" w:semiHidden="0" w:name="heading 1" w:locked="1"/>
+    <w:lsdException w:qFormat="1" w:uiPriority="0" w:name="heading 2" w:locked="1"/>
+    <w:lsdException w:qFormat="1" w:uiPriority="0" w:name="heading 3" w:locked="1"/>
+    <w:lsdException w:qFormat="1" w:uiPriority="0" w:name="heading 4" w:locked="1"/>
+    <w:lsdException w:qFormat="1" w:uiPriority="0" w:name="heading 5" w:locked="1"/>
+    <w:lsdException w:qFormat="1" w:uiPriority="0" w:name="heading 6" w:locked="1"/>
+    <w:lsdException w:qFormat="1" w:uiPriority="0" w:name="heading 7" w:locked="1"/>
+    <w:lsdException w:qFormat="1" w:uiPriority="0" w:name="heading 8" w:locked="1"/>
+    <w:lsdException w:qFormat="1" w:uiPriority="0" w:name="heading 9" w:locked="1"/>
+    <w:lsdException w:uiPriority="99" w:name="index 1"/>
+    <w:lsdException w:uiPriority="99" w:name="index 2"/>
+    <w:lsdException w:uiPriority="99" w:name="index 3"/>
+    <w:lsdException w:uiPriority="99" w:name="index 4"/>
+    <w:lsdException w:uiPriority="99" w:name="index 5"/>
+    <w:lsdException w:uiPriority="99" w:name="index 6"/>
+    <w:lsdException w:uiPriority="99" w:name="index 7"/>
+    <w:lsdException w:uiPriority="99" w:name="index 8"/>
+    <w:lsdException w:uiPriority="99" w:name="index 9"/>
+    <w:lsdException w:unhideWhenUsed="0" w:uiPriority="0" w:semiHidden="0" w:name="toc 1" w:locked="1"/>
+    <w:lsdException w:unhideWhenUsed="0" w:uiPriority="0" w:semiHidden="0" w:name="toc 2" w:locked="1"/>
+    <w:lsdException w:unhideWhenUsed="0" w:uiPriority="0" w:semiHidden="0" w:name="toc 3" w:locked="1"/>
+    <w:lsdException w:unhideWhenUsed="0" w:uiPriority="0" w:semiHidden="0" w:name="toc 4" w:locked="1"/>
+    <w:lsdException w:unhideWhenUsed="0" w:uiPriority="0" w:semiHidden="0" w:name="toc 5" w:locked="1"/>
+    <w:lsdException w:unhideWhenUsed="0" w:uiPriority="0" w:semiHidden="0" w:name="toc 6" w:locked="1"/>
+    <w:lsdException w:unhideWhenUsed="0" w:uiPriority="0" w:semiHidden="0" w:name="toc 7" w:locked="1"/>
+    <w:lsdException w:unhideWhenUsed="0" w:uiPriority="0" w:semiHidden="0" w:name="toc 8" w:locked="1"/>
+    <w:lsdException w:unhideWhenUsed="0" w:uiPriority="0" w:semiHidden="0" w:name="toc 9" w:locked="1"/>
+    <w:lsdException w:uiPriority="99" w:name="Normal Indent"/>
+    <w:lsdException w:uiPriority="99" w:name="footnote text"/>
+    <w:lsdException w:uiPriority="99" w:name="annotation text"/>
+    <w:lsdException w:unhideWhenUsed="0" w:uiPriority="99" w:name="header"/>
+    <w:lsdException w:unhideWhenUsed="0" w:uiPriority="99" w:name="footer"/>
+    <w:lsdException w:uiPriority="99" w:name="index heading"/>
+    <w:lsdException w:qFormat="1" w:uiPriority="0" w:name="caption" w:locked="1"/>
+    <w:lsdException w:uiPriority="99" w:name="table of figures"/>
+    <w:lsdException w:uiPriority="99" w:name="envelope address"/>
+    <w:lsdException w:uiPriority="99" w:name="envelope return"/>
+    <w:lsdException w:uiPriority="99" w:name="footnote reference"/>
+    <w:lsdException w:uiPriority="99" w:name="annotation reference"/>
+    <w:lsdException w:uiPriority="99" w:name="line number"/>
+    <w:lsdException w:uiPriority="99" w:name="page number"/>
+    <w:lsdException w:uiPriority="99" w:name="endnote reference"/>
+    <w:lsdException w:uiPriority="99" w:name="endnote text"/>
+    <w:lsdException w:uiPriority="99" w:name="table of authorities"/>
+    <w:lsdException w:uiPriority="99" w:name="macro"/>
+    <w:lsdException w:uiPriority="99" w:name="toa heading"/>
+    <w:lsdException w:uiPriority="99" w:name="List"/>
+    <w:lsdException w:uiPriority="99" w:name="List Bullet"/>
+    <w:lsdException w:uiPriority="99" w:name="List Number"/>
+    <w:lsdException w:uiPriority="99" w:name="List 2"/>
+    <w:lsdException w:uiPriority="99" w:name="List 3"/>
+    <w:lsdException w:uiPriority="99" w:name="List 4"/>
+    <w:lsdException w:uiPriority="99" w:name="List 5"/>
+    <w:lsdException w:uiPriority="99" w:name="List Bullet 2"/>
+    <w:lsdException w:uiPriority="99" w:name="List Bullet 3"/>
+    <w:lsdException w:uiPriority="99" w:name="List Bullet 4"/>
+    <w:lsdException w:uiPriority="99" w:name="List Bullet 5"/>
+    <w:lsdException w:uiPriority="99" w:name="List Number 2"/>
+    <w:lsdException w:uiPriority="99" w:name="List Number 3"/>
+    <w:lsdException w:uiPriority="99" w:name="List Number 4"/>
+    <w:lsdException w:uiPriority="99" w:name="List Number 5"/>
+    <w:lsdException w:qFormat="1" w:unhideWhenUsed="0" w:uiPriority="0" w:semiHidden="0" w:name="Title" w:locked="1"/>
+    <w:lsdException w:uiPriority="99" w:name="Closing"/>
+    <w:lsdException w:uiPriority="99" w:name="Signature"/>
+    <w:lsdException w:uiPriority="1" w:name="Default Paragraph Font"/>
+    <w:lsdException w:uiPriority="99" w:name="Body Text"/>
+    <w:lsdException w:uiPriority="99" w:name="Body Text Indent"/>
+    <w:lsdException w:uiPriority="99" w:name="List Continue"/>
+    <w:lsdException w:uiPriority="99" w:name="List Continue 2"/>
+    <w:lsdException w:uiPriority="99" w:name="List Continue 3"/>
+    <w:lsdException w:uiPriority="99" w:name="List Continue 4"/>
+    <w:lsdException w:uiPriority="99" w:name="List Continue 5"/>
+    <w:lsdException w:uiPriority="99" w:name="Message Header"/>
+    <w:lsdException w:qFormat="1" w:unhideWhenUsed="0" w:uiPriority="0" w:semiHidden="0" w:name="Subtitle" w:locked="1"/>
+    <w:lsdException w:uiPriority="99" w:name="Salutation"/>
+    <w:lsdException w:uiPriority="99" w:name="Date"/>
+    <w:lsdException w:uiPriority="99" w:name="Body Text First Indent"/>
+    <w:lsdException w:uiPriority="99" w:name="Body Text First Indent 2"/>
+    <w:lsdException w:uiPriority="99" w:name="Note Heading"/>
+    <w:lsdException w:uiPriority="99" w:name="Body Text 2"/>
+    <w:lsdException w:uiPriority="99" w:name="Body Text 3"/>
+    <w:lsdException w:uiPriority="99" w:name="Body Text Indent 2"/>
+    <w:lsdException w:uiPriority="99" w:name="Body Text Indent 3"/>
+    <w:lsdException w:uiPriority="99" w:name="Block Text"/>
+    <w:lsdException w:uiPriority="99" w:name="Hyperlink"/>
+    <w:lsdException w:uiPriority="99" w:name="FollowedHyperlink"/>
+    <w:lsdException w:qFormat="1" w:unhideWhenUsed="0" w:uiPriority="0" w:semiHidden="0" w:name="Strong" w:locked="1"/>
+    <w:lsdException w:qFormat="1" w:unhideWhenUsed="0" w:uiPriority="0" w:semiHidden="0" w:name="Emphasis" w:locked="1"/>
+    <w:lsdException w:uiPriority="99" w:name="Document Map"/>
+    <w:lsdException w:uiPriority="99" w:name="Plain Text"/>
+    <w:lsdException w:uiPriority="99" w:name="E-mail Signature"/>
+    <w:lsdException w:uiPriority="99" w:name="Normal (Web)"/>
+    <w:lsdException w:uiPriority="99" w:name="HTML Acronym"/>
+    <w:lsdException w:uiPriority="99" w:name="HTML Address"/>
+    <w:lsdException w:uiPriority="99" w:name="HTML Cite"/>
+    <w:lsdException w:uiPriority="99" w:name="HTML Code"/>
+    <w:lsdException w:uiPriority="99" w:name="HTML Definition"/>
+    <w:lsdException w:uiPriority="99" w:name="HTML Keyboard"/>
+    <w:lsdException w:uiPriority="99" w:name="HTML Preformatted"/>
+    <w:lsdException w:uiPriority="99" w:name="HTML Sample"/>
+    <w:lsdException w:uiPriority="99" w:name="HTML Typewriter"/>
+    <w:lsdException w:uiPriority="99" w:name="HTML Variable"/>
+    <w:lsdException w:uiPriority="99" w:name="Normal Table"/>
+    <w:lsdException w:uiPriority="99" w:name="annotation subject"/>
+    <w:lsdException w:uiPriority="99" w:name="Table Simple 1"/>
+    <w:lsdException w:uiPriority="99" w:name="Table Simple 2"/>
+    <w:lsdException w:uiPriority="99" w:name="Table Simple 3"/>
+    <w:lsdException w:uiPriority="99" w:name="Table Classic 1"/>
+    <w:lsdException w:uiPriority="99" w:name="Table Classic 2"/>
+    <w:lsdException w:uiPriority="99" w:name="Table Classic 3"/>
+    <w:lsdException w:uiPriority="99" w:name="Table Classic 4"/>
+    <w:lsdException w:uiPriority="99" w:name="Table Colorful 1"/>
+    <w:lsdException w:uiPriority="99" w:name="Table Colorful 2"/>
+    <w:lsdException w:uiPriority="99" w:name="Table Colorful 3"/>
+    <w:lsdException w:uiPriority="99" w:name="Table Columns 1"/>
+    <w:lsdException w:uiPriority="99" w:name="Table Columns 2"/>
+    <w:lsdException w:uiPriority="99" w:name="Table Columns 3"/>
+    <w:lsdException w:uiPriority="99" w:name="Table Columns 4"/>
+    <w:lsdException w:uiPriority="99" w:name="Table Columns 5"/>
+    <w:lsdException w:uiPriority="99" w:name="Table Grid 1"/>
+    <w:lsdException w:uiPriority="99" w:name="Table Grid 2"/>
+    <w:lsdException w:uiPriority="99" w:name="Table Grid 3"/>
+    <w:lsdException w:uiPriority="99" w:name="Table Grid 4"/>
+    <w:lsdException w:uiPriority="99" w:name="Table Grid 5"/>
+    <w:lsdException w:uiPriority="99" w:name="Table Grid 6"/>
+    <w:lsdException w:uiPriority="99" w:name="Table Grid 7"/>
+    <w:lsdException w:uiPriority="99" w:name="Table Grid 8"/>
+    <w:lsdException w:uiPriority="99" w:name="Table List 1"/>
+    <w:lsdException w:uiPriority="99" w:name="Table List 2"/>
+    <w:lsdException w:uiPriority="99" w:name="Table List 3"/>
+    <w:lsdException w:uiPriority="99" w:name="Table List 4"/>
+    <w:lsdException w:uiPriority="99" w:name="Table List 5"/>
+    <w:lsdException w:uiPriority="99" w:name="Table List 6"/>
+    <w:lsdException w:uiPriority="99" w:name="Table List 7"/>
+    <w:lsdException w:uiPriority="99" w:name="Table List 8"/>
+    <w:lsdException w:uiPriority="99" w:name="Table 3D effects 1"/>
+    <w:lsdException w:uiPriority="99" w:name="Table 3D effects 2"/>
+    <w:lsdException w:uiPriority="99" w:name="Table 3D effects 3"/>
+    <w:lsdException w:uiPriority="99" w:name="Table Contemporary"/>
+    <w:lsdException w:uiPriority="99" w:name="Table Elegant"/>
+    <w:lsdException w:uiPriority="99" w:name="Table Professional"/>
+    <w:lsdException w:uiPriority="99" w:name="Table Subtle 1"/>
+    <w:lsdException w:uiPriority="99" w:name="Table Subtle 2"/>
+    <w:lsdException w:uiPriority="99" w:name="Table Web 1"/>
+    <w:lsdException w:uiPriority="99" w:name="Table Web 2"/>
+    <w:lsdException w:uiPriority="99" w:name="Table Web 3"/>
+    <w:lsdException w:unhideWhenUsed="0" w:uiPriority="99" w:name="Balloon Text"/>
+    <w:lsdException w:unhideWhenUsed="0" w:uiPriority="0" w:semiHidden="0" w:name="Table Grid" w:locked="1"/>
+    <w:lsdException w:uiPriority="99" w:name="Table Theme"/>
+    <w:lsdException w:unhideWhenUsed="0" w:uiPriority="60" w:semiHidden="0" w:name="Light Shading"/>
+    <w:lsdException w:unhideWhenUsed="0" w:uiPriority="61" w:semiHidden="0" w:name="Light List"/>
+    <w:lsdException w:unhideWhenUsed="0" w:uiPriority="62" w:semiHidden="0" w:name="Light Grid"/>
+    <w:lsdException w:unhideWhenUsed="0" w:uiPriority="63" w:semiHidden="0" w:name="Medium Shading 1"/>
+    <w:lsdException w:unhideWhenUsed="0" w:uiPriority="64" w:semiHidden="0" w:name="Medium Shading 2"/>
+    <w:lsdException w:unhideWhenUsed="0" w:uiPriority="65" w:semiHidden="0" w:name="Medium List 1"/>
+    <w:lsdException w:unhideWhenUsed="0" w:uiPriority="66" w:semiHidden="0" w:name="Medium List 2"/>
+    <w:lsdException w:unhideWhenUsed="0" w:uiPriority="67" w:semiHidden="0" w:name="Medium Grid 1"/>
+    <w:lsdException w:unhideWhenUsed="0" w:uiPriority="68" w:semiHidden="0" w:name="Medium Grid 2"/>
+    <w:lsdException w:unhideWhenUsed="0" w:uiPriority="69" w:semiHidden="0" w:name="Medium Grid 3"/>
+    <w:lsdException w:unhideWhenUsed="0" w:uiPriority="70" w:semiHidden="0" w:name="Dark List"/>
+    <w:lsdException w:unhideWhenUsed="0" w:uiPriority="71" w:semiHidden="0" w:name="Colorful Shading"/>
+    <w:lsdException w:unhideWhenUsed="0" w:uiPriority="72" w:semiHidden="0" w:name="Colorful List"/>
+    <w:lsdException w:unhideWhenUsed="0" w:uiPriority="73" w:semiHidden="0" w:name="Colorful Grid"/>
+    <w:lsdException w:unhideWhenUsed="0" w:uiPriority="60" w:semiHidden="0" w:name="Light Shading Accent 1"/>
+    <w:lsdException w:unhideWhenUsed="0" w:uiPriority="61" w:semiHidden="0" w:name="Light List Accent 1"/>
+    <w:lsdException w:unhideWhenUsed="0" w:uiPriority="62" w:semiHidden="0" w:name="Light Grid Accent 1"/>
+    <w:lsdException w:unhideWhenUsed="0" w:uiPriority="63" w:semiHidden="0" w:name="Medium Shading 1 Accent 1"/>
+    <w:lsdException w:unhideWhenUsed="0" w:uiPriority="64" w:semiHidden="0" w:name="Medium Shading 2 Accent 1"/>
+    <w:lsdException w:unhideWhenUsed="0" w:uiPriority="65" w:semiHidden="0" w:name="Medium List 1 Accent 1"/>
+    <w:lsdException w:qFormat="1" w:unhideWhenUsed="0" w:uiPriority="34" w:semiHidden="0" w:name="List Paragraph"/>
+    <w:lsdException w:unhideWhenUsed="0" w:uiPriority="66" w:semiHidden="0" w:name="Medium List 2 Accent 1"/>
+    <w:lsdException w:unhideWhenUsed="0" w:uiPriority="67" w:semiHidden="0" w:name="Medium Grid 1 Accent 1"/>
+    <w:lsdException w:unhideWhenUsed="0" w:uiPriority="68" w:semiHidden="0" w:name="Medium Grid 2 Accent 1"/>
+    <w:lsdException w:unhideWhenUsed="0" w:uiPriority="69" w:semiHidden="0" w:name="Medium Grid 3 Accent 1"/>
+    <w:lsdException w:unhideWhenUsed="0" w:uiPriority="70" w:semiHidden="0" w:name="Dark List Accent 1"/>
+    <w:lsdException w:unhideWhenUsed="0" w:uiPriority="71" w:semiHidden="0" w:name="Colorful Shading Accent 1"/>
+    <w:lsdException w:unhideWhenUsed="0" w:uiPriority="72" w:semiHidden="0" w:name="Colorful List Accent 1"/>
+    <w:lsdException w:unhideWhenUsed="0" w:uiPriority="73" w:semiHidden="0" w:name="Colorful Grid Accent 1"/>
+    <w:lsdException w:unhideWhenUsed="0" w:uiPriority="60" w:semiHidden="0" w:name="Light Shading Accent 2"/>
+    <w:lsdException w:unhideWhenUsed="0" w:uiPriority="61" w:semiHidden="0" w:name="Light List Accent 2"/>
+    <w:lsdException w:unhideWhenUsed="0" w:uiPriority="62" w:semiHidden="0" w:name="Light Grid Accent 2"/>
+    <w:lsdException w:unhideWhenUsed="0" w:uiPriority="63" w:semiHidden="0" w:name="Medium Shading 1 Accent 2"/>
+    <w:lsdException w:unhideWhenUsed="0" w:uiPriority="64" w:semiHidden="0" w:name="Medium Shading 2 Accent 2"/>
+    <w:lsdException w:unhideWhenUsed="0" w:uiPriority="65" w:semiHidden="0" w:name="Medium List 1 Accent 2"/>
+    <w:lsdException w:unhideWhenUsed="0" w:uiPriority="66" w:semiHidden="0" w:name="Medium List 2 Accent 2"/>
+    <w:lsdException w:unhideWhenUsed="0" w:uiPriority="67" w:semiHidden="0" w:name="Medium Grid 1 Accent 2"/>
+    <w:lsdException w:unhideWhenUsed="0" w:uiPriority="68" w:semiHidden="0" w:name="Medium Grid 2 Accent 2"/>
+    <w:lsdException w:unhideWhenUsed="0" w:uiPriority="69" w:semiHidden="0" w:name="Medium Grid 3 Accent 2"/>
+    <w:lsdException w:unhideWhenUsed="0" w:uiPriority="70" w:semiHidden="0" w:name="Dark List Accent 2"/>
+    <w:lsdException w:unhideWhenUsed="0" w:uiPriority="71" w:semiHidden="0" w:name="Colorful Shading Accent 2"/>
+    <w:lsdException w:unhideWhenUsed="0" w:uiPriority="72" w:semiHidden="0" w:name="Colorful List Accent 2"/>
+    <w:lsdException w:unhideWhenUsed="0" w:uiPriority="73" w:semiHidden="0" w:name="Colorful Grid Accent 2"/>
+    <w:lsdException w:unhideWhenUsed="0" w:uiPriority="60" w:semiHidden="0" w:name="Light Shading Accent 3"/>
+    <w:lsdException w:unhideWhenUsed="0" w:uiPriority="61" w:semiHidden="0" w:name="Light List Accent 3"/>
+    <w:lsdException w:unhideWhenUsed="0" w:uiPriority="62" w:semiHidden="0" w:name="Light Grid Accent 3"/>
+    <w:lsdException w:unhideWhenUsed="0" w:uiPriority="63" w:semiHidden="0" w:name="Medium Shading 1 Accent 3"/>
+    <w:lsdException w:unhideWhenUsed="0" w:uiPriority="64" w:semiHidden="0" w:name="Medium Shading 2 Accent 3"/>
+    <w:lsdException w:unhideWhenUsed="0" w:uiPriority="65" w:semiHidden="0" w:name="Medium List 1 Accent 3"/>
+    <w:lsdException w:unhideWhenUsed="0" w:uiPriority="66" w:semiHidden="0" w:name="Medium List 2 Accent 3"/>
+    <w:lsdException w:unhideWhenUsed="0" w:uiPriority="67" w:semiHidden="0" w:name="Medium Grid 1 Accent 3"/>
+    <w:lsdException w:unhideWhenUsed="0" w:uiPriority="68" w:semiHidden="0" w:name="Medium Grid 2 Accent 3"/>
+    <w:lsdException w:unhideWhenUsed="0" w:uiPriority="69" w:semiHidden="0" w:name="Medium Grid 3 Accent 3"/>
+    <w:lsdException w:unhideWhenUsed="0" w:uiPriority="70" w:semiHidden="0" w:name="Dark List Accent 3"/>
+    <w:lsdException w:unhideWhenUsed="0" w:uiPriority="71" w:semiHidden="0" w:name="Colorful Shading Accent 3"/>
+    <w:lsdException w:unhideWhenUsed="0" w:uiPriority="72" w:semiHidden="0" w:name="Colorful List Accent 3"/>
+    <w:lsdException w:unhideWhenUsed="0" w:uiPriority="73" w:semiHidden="0" w:name="Colorful Grid Accent 3"/>
+    <w:lsdException w:unhideWhenUsed="0" w:uiPriority="60" w:semiHidden="0" w:name="Light Shading Accent 4"/>
+    <w:lsdException w:unhideWhenUsed="0" w:uiPriority="61" w:semiHidden="0" w:name="Light List Accent 4"/>
+    <w:lsdException w:unhideWhenUsed="0" w:uiPriority="62" w:semiHidden="0" w:name="Light Grid Accent 4"/>
+    <w:lsdException w:unhideWhenUsed="0" w:uiPriority="63" w:semiHidden="0" w:name="Medium Shading 1 Accent 4"/>
+    <w:lsdException w:unhideWhenUsed="0" w:uiPriority="64" w:semiHidden="0" w:name="Medium Shading 2 Accent 4"/>
+    <w:lsdException w:unhideWhenUsed="0" w:uiPriority="65" w:semiHidden="0" w:name="Medium List 1 Accent 4"/>
+    <w:lsdException w:unhideWhenUsed="0" w:uiPriority="66" w:semiHidden="0" w:name="Medium List 2 Accent 4"/>
+    <w:lsdException w:unhideWhenUsed="0" w:uiPriority="67" w:semiHidden="0" w:name="Medium Grid 1 Accent 4"/>
+    <w:lsdException w:unhideWhenUsed="0" w:uiPriority="68" w:semiHidden="0" w:name="Medium Grid 2 Accent 4"/>
+    <w:lsdException w:unhideWhenUsed="0" w:uiPriority="69" w:semiHidden="0" w:name="Medium Grid 3 Accent 4"/>
+    <w:lsdException w:unhideWhenUsed="0" w:uiPriority="70" w:semiHidden="0" w:name="Dark List Accent 4"/>
+    <w:lsdException w:unhideWhenUsed="0" w:uiPriority="71" w:semiHidden="0" w:name="Colorful Shading Accent 4"/>
+    <w:lsdException w:unhideWhenUsed="0" w:uiPriority="72" w:semiHidden="0" w:name="Colorful List Accent 4"/>
+    <w:lsdException w:unhideWhenUsed="0" w:uiPriority="73" w:semiHidden="0" w:name="Colorful Grid Accent 4"/>
+    <w:lsdException w:unhideWhenUsed="0" w:uiPriority="60" w:semiHidden="0" w:name="Light Shading Accent 5"/>
+    <w:lsdException w:unhideWhenUsed="0" w:uiPriority="61" w:semiHidden="0" w:name="Light List Accent 5"/>
+    <w:lsdException w:unhideWhenUsed="0" w:uiPriority="62" w:semiHidden="0" w:name="Light Grid Accent 5"/>
+    <w:lsdException w:unhideWhenUsed="0" w:uiPriority="63" w:semiHidden="0" w:name="Medium Shading 1 Accent 5"/>
+    <w:lsdException w:unhideWhenUsed="0" w:uiPriority="64" w:semiHidden="0" w:name="Medium Shading 2 Accent 5"/>
+    <w:lsdException w:unhideWhenUsed="0" w:uiPriority="65" w:semiHidden="0" w:name="Medium List 1 Accent 5"/>
+    <w:lsdException w:unhideWhenUsed="0" w:uiPriority="66" w:semiHidden="0" w:name="Medium List 2 Accent 5"/>
+    <w:lsdException w:unhideWhenUsed="0" w:uiPriority="67" w:semiHidden="0" w:name="Medium Grid 1 Accent 5"/>
+    <w:lsdException w:unhideWhenUsed="0" w:uiPriority="68" w:semiHidden="0" w:name="Medium Grid 2 Accent 5"/>
+    <w:lsdException w:unhideWhenUsed="0" w:uiPriority="69" w:semiHidden="0" w:name="Medium Grid 3 Accent 5"/>
+    <w:lsdException w:unhideWhenUsed="0" w:uiPriority="70" w:semiHidden="0" w:name="Dark List Accent 5"/>
+    <w:lsdException w:unhideWhenUsed="0" w:uiPriority="71" w:semiHidden="0" w:name="Colorful Shading Accent 5"/>
+    <w:lsdException w:unhideWhenUsed="0" w:uiPriority="72" w:semiHidden="0" w:name="Colorful List Accent 5"/>
+    <w:lsdException w:unhideWhenUsed="0" w:uiPriority="73" w:semiHidden="0" w:name="Colorful Grid Accent 5"/>
+    <w:lsdException w:unhideWhenUsed="0" w:uiPriority="60" w:semiHidden="0" w:name="Light Shading Accent 6"/>
+    <w:lsdException w:unhideWhenUsed="0" w:uiPriority="61" w:semiHidden="0" w:name="Light List Accent 6"/>
+    <w:lsdException w:unhideWhenUsed="0" w:uiPriority="62" w:semiHidden="0" w:name="Light Grid Accent 6"/>
+    <w:lsdException w:unhideWhenUsed="0" w:uiPriority="63" w:semiHidden="0" w:name="Medium Shading 1 Accent 6"/>
+    <w:lsdException w:unhideWhenUsed="0" w:uiPriority="64" w:semiHidden="0" w:name="Medium Shading 2 Accent 6"/>
+    <w:lsdException w:unhideWhenUsed="0" w:uiPriority="65" w:semiHidden="0" w:name="Medium List 1 Accent 6"/>
+    <w:lsdException w:unhideWhenUsed="0" w:uiPriority="66" w:semiHidden="0" w:name="Medium List 2 Accent 6"/>
+    <w:lsdException w:unhideWhenUsed="0" w:uiPriority="67" w:semiHidden="0" w:name="Medium Grid 1 Accent 6"/>
+    <w:lsdException w:unhideWhenUsed="0" w:uiPriority="68" w:semiHidden="0" w:name="Medium Grid 2 Accent 6"/>
+    <w:lsdException w:unhideWhenUsed="0" w:uiPriority="69" w:semiHidden="0" w:name="Medium Grid 3 Accent 6"/>
+    <w:lsdException w:unhideWhenUsed="0" w:uiPriority="70" w:semiHidden="0" w:name="Dark List Accent 6"/>
+    <w:lsdException w:unhideWhenUsed="0" w:uiPriority="71" w:semiHidden="0" w:name="Colorful Shading Accent 6"/>
+    <w:lsdException w:unhideWhenUsed="0" w:uiPriority="72" w:semiHidden="0" w:name="Colorful List Accent 6"/>
+    <w:lsdException w:unhideWhenUsed="0" w:uiPriority="73" w:semiHidden="0" w:name="Colorful Grid Accent 6"/>
   </w:latentStyles>
-  <w:style w:type="paragraph" w:default="1" w:styleId="a">
+  <w:style w:type="paragraph" w:default="1" w:styleId="1">
     <w:name w:val="Normal"/>
     <w:qFormat/>
+    <w:uiPriority w:val="0"/>
     <w:pPr>
       <w:widowControl w:val="0"/>
       <w:jc w:val="both"/>
     </w:pPr>
     <w:rPr>
-      <w:rFonts w:ascii="Times New Roman" w:hAnsi="Times New Roman"/>
+      <w:rFonts w:ascii="Times New Roman" w:hAnsi="Times New Roman" w:eastAsia="宋体" w:cs="Times New Roman"/>
       <w:kern w:val="2"/>
       <w:sz w:val="21"/>
       <w:szCs w:val="21"/>
+      <w:lang w:val="en-US" w:eastAsia="zh-CN" w:bidi="ar-SA"/>
     </w:rPr>
   </w:style>
-  <w:style w:type="character" w:default="1" w:styleId="a0">
+  <w:style w:type="character" w:default="1" w:styleId="9">
     <w:name w:val="Default Paragraph Font"/>
-    <w:uiPriority w:val="1"/>
     <w:semiHidden/>
     <w:unhideWhenUsed/>
+    <w:uiPriority w:val="1"/>
   </w:style>
-  <w:style w:type="table" w:default="1" w:styleId="a1">
+  <w:style w:type="table" w:default="1" w:styleId="7">
     <w:name w:val="Normal Table"/>
-    <w:uiPriority w:val="99"/>
     <w:semiHidden/>
     <w:unhideWhenUsed/>
+    <w:uiPriority w:val="99"/>
     <w:tblPr>
-      <w:tblInd w:w="0" w:type="dxa"/>
       <w:tblCellMar>
         <w:top w:w="0" w:type="dxa"/>
         <w:left w:w="108" w:type="dxa"/>
@@ -5459,40 +5067,34 @@
       </w:tblCellMar>
     </w:tblPr>
   </w:style>
-  <w:style w:type="numbering" w:default="1" w:styleId="a2">
-    <w:name w:val="No List"/>
-    <w:uiPriority w:val="99"/>
+  <w:style w:type="paragraph" w:styleId="2">
+    <w:name w:val="annotation text"/>
+    <w:basedOn w:val="1"/>
+    <w:link w:val="16"/>
     <w:semiHidden/>
     <w:unhideWhenUsed/>
-  </w:style>
-  <w:style w:type="paragraph" w:styleId="a3">
-    <w:name w:val="annotation text"/>
-    <w:basedOn w:val="a"/>
-    <w:link w:val="a4"/>
     <w:uiPriority w:val="99"/>
-    <w:semiHidden/>
-    <w:unhideWhenUsed/>
     <w:pPr>
       <w:jc w:val="left"/>
     </w:pPr>
   </w:style>
-  <w:style w:type="paragraph" w:styleId="a5">
+  <w:style w:type="paragraph" w:styleId="3">
     <w:name w:val="Balloon Text"/>
-    <w:basedOn w:val="a"/>
-    <w:link w:val="a6"/>
+    <w:basedOn w:val="1"/>
+    <w:link w:val="13"/>
+    <w:semiHidden/>
     <w:uiPriority w:val="99"/>
-    <w:semiHidden/>
     <w:rPr>
       <w:sz w:val="18"/>
       <w:szCs w:val="18"/>
     </w:rPr>
   </w:style>
-  <w:style w:type="paragraph" w:styleId="a7">
+  <w:style w:type="paragraph" w:styleId="4">
     <w:name w:val="footer"/>
-    <w:basedOn w:val="a"/>
-    <w:link w:val="a8"/>
+    <w:basedOn w:val="1"/>
+    <w:link w:val="12"/>
+    <w:semiHidden/>
     <w:uiPriority w:val="99"/>
-    <w:semiHidden/>
     <w:pPr>
       <w:tabs>
         <w:tab w:val="center" w:pos="4153"/>
@@ -5507,15 +5109,15 @@
       <w:szCs w:val="18"/>
     </w:rPr>
   </w:style>
-  <w:style w:type="paragraph" w:styleId="a9">
+  <w:style w:type="paragraph" w:styleId="5">
     <w:name w:val="header"/>
-    <w:basedOn w:val="a"/>
-    <w:link w:val="aa"/>
+    <w:basedOn w:val="1"/>
+    <w:link w:val="11"/>
+    <w:semiHidden/>
     <w:uiPriority w:val="99"/>
-    <w:semiHidden/>
     <w:pPr>
       <w:pBdr>
-        <w:bottom w:val="single" w:sz="6" w:space="1" w:color="auto"/>
+        <w:bottom w:val="single" w:color="auto" w:sz="6" w:space="1"/>
       </w:pBdr>
       <w:tabs>
         <w:tab w:val="center" w:pos="4153"/>
@@ -5530,91 +5132,92 @@
       <w:szCs w:val="18"/>
     </w:rPr>
   </w:style>
-  <w:style w:type="paragraph" w:styleId="ab">
+  <w:style w:type="paragraph" w:styleId="6">
     <w:name w:val="annotation subject"/>
-    <w:basedOn w:val="a3"/>
-    <w:next w:val="a3"/>
-    <w:link w:val="ac"/>
-    <w:uiPriority w:val="99"/>
+    <w:basedOn w:val="2"/>
+    <w:next w:val="2"/>
+    <w:link w:val="17"/>
     <w:semiHidden/>
     <w:unhideWhenUsed/>
+    <w:uiPriority w:val="99"/>
     <w:rPr>
       <w:b/>
       <w:bCs/>
     </w:rPr>
   </w:style>
-  <w:style w:type="table" w:styleId="ad">
+  <w:style w:type="table" w:styleId="8">
     <w:name w:val="Table Grid"/>
-    <w:basedOn w:val="a1"/>
+    <w:basedOn w:val="7"/>
     <w:locked/>
+    <w:uiPriority w:val="0"/>
     <w:tblPr>
       <w:tblBorders>
-        <w:top w:val="single" w:sz="4" w:space="0" w:color="auto"/>
-        <w:left w:val="single" w:sz="4" w:space="0" w:color="auto"/>
-        <w:bottom w:val="single" w:sz="4" w:space="0" w:color="auto"/>
-        <w:right w:val="single" w:sz="4" w:space="0" w:color="auto"/>
-        <w:insideH w:val="single" w:sz="4" w:space="0" w:color="auto"/>
-        <w:insideV w:val="single" w:sz="4" w:space="0" w:color="auto"/>
+        <w:top w:val="single" w:color="auto" w:sz="4" w:space="0"/>
+        <w:left w:val="single" w:color="auto" w:sz="4" w:space="0"/>
+        <w:bottom w:val="single" w:color="auto" w:sz="4" w:space="0"/>
+        <w:right w:val="single" w:color="auto" w:sz="4" w:space="0"/>
+        <w:insideH w:val="single" w:color="auto" w:sz="4" w:space="0"/>
+        <w:insideV w:val="single" w:color="auto" w:sz="4" w:space="0"/>
       </w:tblBorders>
     </w:tblPr>
   </w:style>
-  <w:style w:type="character" w:styleId="ae">
+  <w:style w:type="character" w:styleId="10">
     <w:name w:val="annotation reference"/>
-    <w:uiPriority w:val="99"/>
     <w:semiHidden/>
     <w:unhideWhenUsed/>
+    <w:uiPriority w:val="99"/>
     <w:rPr>
       <w:sz w:val="21"/>
       <w:szCs w:val="21"/>
     </w:rPr>
   </w:style>
-  <w:style w:type="character" w:customStyle="1" w:styleId="aa">
+  <w:style w:type="character" w:customStyle="1" w:styleId="11">
     <w:name w:val="页眉 字符"/>
-    <w:link w:val="a9"/>
-    <w:uiPriority w:val="99"/>
+    <w:link w:val="5"/>
     <w:semiHidden/>
     <w:locked/>
+    <w:uiPriority w:val="99"/>
     <w:rPr>
       <w:sz w:val="18"/>
       <w:szCs w:val="18"/>
     </w:rPr>
   </w:style>
-  <w:style w:type="character" w:customStyle="1" w:styleId="a8">
+  <w:style w:type="character" w:customStyle="1" w:styleId="12">
     <w:name w:val="页脚 字符"/>
-    <w:link w:val="a7"/>
-    <w:uiPriority w:val="99"/>
+    <w:link w:val="4"/>
     <w:semiHidden/>
     <w:locked/>
+    <w:uiPriority w:val="99"/>
     <w:rPr>
       <w:sz w:val="18"/>
       <w:szCs w:val="18"/>
     </w:rPr>
   </w:style>
-  <w:style w:type="character" w:customStyle="1" w:styleId="a6">
+  <w:style w:type="character" w:customStyle="1" w:styleId="13">
     <w:name w:val="批注框文本 字符"/>
-    <w:link w:val="a5"/>
-    <w:uiPriority w:val="99"/>
+    <w:link w:val="3"/>
     <w:semiHidden/>
     <w:locked/>
+    <w:uiPriority w:val="99"/>
     <w:rPr>
-      <w:rFonts w:ascii="Times New Roman" w:eastAsia="宋体" w:hAnsi="Times New Roman" w:cs="Times New Roman"/>
+      <w:rFonts w:ascii="Times New Roman" w:hAnsi="Times New Roman" w:eastAsia="宋体" w:cs="Times New Roman"/>
       <w:sz w:val="18"/>
       <w:szCs w:val="18"/>
     </w:rPr>
   </w:style>
-  <w:style w:type="paragraph" w:styleId="af">
+  <w:style w:type="paragraph" w:styleId="14">
     <w:name w:val="List Paragraph"/>
-    <w:basedOn w:val="a"/>
-    <w:link w:val="af0"/>
+    <w:basedOn w:val="1"/>
+    <w:link w:val="15"/>
+    <w:qFormat/>
     <w:uiPriority w:val="34"/>
-    <w:qFormat/>
     <w:pPr>
-      <w:ind w:firstLineChars="200" w:firstLine="420"/>
+      <w:ind w:firstLine="420" w:firstLineChars="200"/>
     </w:pPr>
   </w:style>
-  <w:style w:type="character" w:customStyle="1" w:styleId="af0">
+  <w:style w:type="character" w:customStyle="1" w:styleId="15">
     <w:name w:val="列出段落 字符"/>
-    <w:link w:val="af"/>
+    <w:link w:val="14"/>
     <w:uiPriority w:val="34"/>
     <w:rPr>
       <w:rFonts w:ascii="Times New Roman" w:hAnsi="Times New Roman"/>
@@ -5623,11 +5226,11 @@
       <w:szCs w:val="21"/>
     </w:rPr>
   </w:style>
-  <w:style w:type="character" w:customStyle="1" w:styleId="a4">
+  <w:style w:type="character" w:customStyle="1" w:styleId="16">
     <w:name w:val="批注文字 字符"/>
-    <w:link w:val="a3"/>
+    <w:link w:val="2"/>
+    <w:semiHidden/>
     <w:uiPriority w:val="99"/>
-    <w:semiHidden/>
     <w:rPr>
       <w:rFonts w:ascii="Times New Roman" w:hAnsi="Times New Roman"/>
       <w:kern w:val="2"/>
@@ -5635,11 +5238,11 @@
       <w:szCs w:val="21"/>
     </w:rPr>
   </w:style>
-  <w:style w:type="character" w:customStyle="1" w:styleId="ac">
+  <w:style w:type="character" w:customStyle="1" w:styleId="17">
     <w:name w:val="批注主题 字符"/>
-    <w:link w:val="ab"/>
+    <w:link w:val="6"/>
+    <w:semiHidden/>
     <w:uiPriority w:val="99"/>
-    <w:semiHidden/>
     <w:rPr>
       <w:rFonts w:ascii="Times New Roman" w:hAnsi="Times New Roman"/>
       <w:b/>
@@ -5931,25 +5534,22 @@
     </a:fmtScheme>
   </a:themeElements>
   <a:objectDefaults/>
-  <a:extraClrSchemeLst/>
 </a:theme>
 </file>
 
 <file path=customXml/item1.xml><?xml version="1.0" encoding="utf-8"?>
 <s:customData xmlns="http://www.wps.cn/officeDocument/2013/wpsCustomData" xmlns:s="http://www.wps.cn/officeDocument/2013/wpsCustomData">
-  <customSectProps>
-    <customSectPr/>
-  </customSectProps>
+  <customSectProps/>
   <customShpExts>
-    <customShpInfo spid="_x0000_s4098"/>
-    <customShpInfo spid="_x0000_s4099"/>
-    <customShpInfo spid="_x0000_s4097"/>
+    <customShpInfo spid="_x0000_s3074"/>
+    <customShpInfo spid="_x0000_s3075"/>
+    <customShpInfo spid="_x0000_s3073"/>
   </customShpExts>
 </s:customData>
 </file>
 
 <file path=customXml/item2.xml><?xml version="1.0" encoding="utf-8"?>
-<b:Sources xmlns:b="http://schemas.openxmlformats.org/officeDocument/2006/bibliography" xmlns="http://schemas.openxmlformats.org/officeDocument/2006/bibliography" SelectedStyle="\APA.XSL" StyleName="APA"/>
+<b:Sources xmlns:b="http://schemas.openxmlformats.org/officeDocument/2006/bibliography" xmlns="http://schemas.openxmlformats.org/officeDocument/2006/bibliography" StyleName="APA" SelectedStyle="\APA.XSL"/>
 </file>
 
 <file path=customXml/itemProps1.xml><?xml version="1.0" encoding="utf-8"?>
@@ -5962,8 +5562,6 @@
 
 <file path=customXml/itemProps2.xml><?xml version="1.0" encoding="utf-8"?>
 <ds:datastoreItem xmlns:ds="http://schemas.openxmlformats.org/officeDocument/2006/customXml" ds:itemID="{DEAF55A7-FB00-42CD-BCC8-08AF21340812}">
-  <ds:schemaRefs>
-    <ds:schemaRef ds:uri="http://schemas.openxmlformats.org/officeDocument/2006/bibliography"/>
-  </ds:schemaRefs>
+  <ds:schemaRefs/>
 </ds:datastoreItem>
 </file>